--- a/Note.docx
+++ b/Note.docx
@@ -9,13 +9,8 @@
           <w:bCs/>
         </w:rPr>
       </w:pPr>
-      <w:proofErr w:type="spellStart"/>
-      <w:r>
-        <w:t>Note</w:t>
-      </w:r>
-      <w:proofErr w:type="spellEnd"/>
-      <w:r>
-        <w:t>:</w:t>
+      <w:r>
+        <w:t>Note:</w:t>
       </w:r>
       <w:r>
         <w:br/>
@@ -25,179 +20,57 @@
           <w:b/>
           <w:bCs/>
         </w:rPr>
-        <w:t xml:space="preserve">2. Nguyên lý hoạt động "dưới mui xe" của </w:t>
-      </w:r>
-      <w:proofErr w:type="spellStart"/>
+        <w:t>2. Nguyên lý hoạt động "dưới mui xe" của HuskyLens</w:t>
+      </w:r>
+    </w:p>
+    <w:p>
+      <w:r>
+        <w:t xml:space="preserve">Dưới góc độ kiến trúc hệ thống, HuskyLens không chỉ là một cái camera, nó là một </w:t>
+      </w:r>
       <w:r>
         <w:rPr>
           <w:b/>
           <w:bCs/>
         </w:rPr>
-        <w:t>HuskyLens</w:t>
-      </w:r>
-      <w:proofErr w:type="spellEnd"/>
-    </w:p>
-    <w:p>
-      <w:r>
-        <w:t xml:space="preserve">Dưới góc độ kiến trúc hệ thống, </w:t>
-      </w:r>
-      <w:proofErr w:type="spellStart"/>
-      <w:r>
-        <w:t>HuskyLens</w:t>
-      </w:r>
-      <w:proofErr w:type="spellEnd"/>
-      <w:r>
-        <w:t xml:space="preserve"> không chỉ là một cái </w:t>
-      </w:r>
-      <w:proofErr w:type="spellStart"/>
-      <w:r>
-        <w:t>camera</w:t>
-      </w:r>
-      <w:proofErr w:type="spellEnd"/>
-      <w:r>
-        <w:t xml:space="preserve">, nó là một </w:t>
-      </w:r>
+        <w:t>Nút thị giác máy tính tại biên (Edge AI Vision Node)</w:t>
+      </w:r>
+      <w:r>
+        <w:t>.</w:t>
+      </w:r>
+    </w:p>
+    <w:p>
+      <w:r>
+        <w:t>Thay vì đẩy ảnh thô về vi điều khiển (ESP32) xử lý sẽ làm sập bộ nhớ, HuskyLens xử lý tại chỗ dựa trên các thành phần sau:</w:t>
+      </w:r>
+    </w:p>
+    <w:p>
       <w:r>
         <w:rPr>
           <w:b/>
           <w:bCs/>
         </w:rPr>
-        <w:t>Nút thị giác máy tính tại biên (</w:t>
-      </w:r>
-      <w:proofErr w:type="spellStart"/>
+        <w:t>A. Sức mạnh phần cứng (Hardware)</w:t>
+      </w:r>
+    </w:p>
+    <w:p>
+      <w:pPr>
+        <w:numPr>
+          <w:ilvl w:val="0"/>
+          <w:numId w:val="1"/>
+        </w:numPr>
+      </w:pPr>
+      <w:r>
+        <w:t xml:space="preserve">Trái tim của HuskyLens là vi xử lý </w:t>
+      </w:r>
       <w:r>
         <w:rPr>
           <w:b/>
           <w:bCs/>
         </w:rPr>
-        <w:t>Edge</w:t>
-      </w:r>
-      <w:proofErr w:type="spellEnd"/>
-      <w:r>
-        <w:rPr>
-          <w:b/>
-          <w:bCs/>
-        </w:rPr>
-        <w:t xml:space="preserve"> AI </w:t>
-      </w:r>
-      <w:proofErr w:type="spellStart"/>
-      <w:r>
-        <w:rPr>
-          <w:b/>
-          <w:bCs/>
-        </w:rPr>
-        <w:t>Vision</w:t>
-      </w:r>
-      <w:proofErr w:type="spellEnd"/>
-      <w:r>
-        <w:rPr>
-          <w:b/>
-          <w:bCs/>
-        </w:rPr>
-        <w:t xml:space="preserve"> </w:t>
-      </w:r>
-      <w:proofErr w:type="spellStart"/>
-      <w:r>
-        <w:rPr>
-          <w:b/>
-          <w:bCs/>
-        </w:rPr>
-        <w:t>Node</w:t>
-      </w:r>
-      <w:proofErr w:type="spellEnd"/>
-      <w:r>
-        <w:rPr>
-          <w:b/>
-          <w:bCs/>
-        </w:rPr>
-        <w:t>)</w:t>
-      </w:r>
-      <w:r>
-        <w:t>.</w:t>
-      </w:r>
-    </w:p>
-    <w:p>
-      <w:r>
-        <w:t xml:space="preserve">Thay vì đẩy ảnh thô về vi điều khiển (ESP32) xử lý sẽ làm sập bộ nhớ, </w:t>
-      </w:r>
-      <w:proofErr w:type="spellStart"/>
-      <w:r>
-        <w:t>HuskyLens</w:t>
-      </w:r>
-      <w:proofErr w:type="spellEnd"/>
-      <w:r>
-        <w:t xml:space="preserve"> xử lý tại chỗ dựa trên các thành phần sau:</w:t>
-      </w:r>
-    </w:p>
-    <w:p>
-      <w:r>
-        <w:rPr>
-          <w:b/>
-          <w:bCs/>
-        </w:rPr>
-        <w:t>A. Sức mạnh phần cứng (</w:t>
-      </w:r>
-      <w:proofErr w:type="spellStart"/>
-      <w:r>
-        <w:rPr>
-          <w:b/>
-          <w:bCs/>
-        </w:rPr>
-        <w:t>Hardware</w:t>
-      </w:r>
-      <w:proofErr w:type="spellEnd"/>
-      <w:r>
-        <w:rPr>
-          <w:b/>
-          <w:bCs/>
-        </w:rPr>
-        <w:t>)</w:t>
-      </w:r>
-    </w:p>
-    <w:p>
-      <w:pPr>
-        <w:numPr>
-          <w:ilvl w:val="0"/>
-          <w:numId w:val="1"/>
-        </w:numPr>
-      </w:pPr>
-      <w:r>
-        <w:t xml:space="preserve">Trái tim của </w:t>
-      </w:r>
-      <w:proofErr w:type="spellStart"/>
-      <w:r>
-        <w:t>HuskyLens</w:t>
-      </w:r>
-      <w:proofErr w:type="spellEnd"/>
-      <w:r>
-        <w:t xml:space="preserve"> là vi xử lý </w:t>
-      </w:r>
-      <w:proofErr w:type="spellStart"/>
-      <w:r>
-        <w:rPr>
-          <w:b/>
-          <w:bCs/>
-        </w:rPr>
-        <w:t>Kendryte</w:t>
-      </w:r>
-      <w:proofErr w:type="spellEnd"/>
-      <w:r>
-        <w:rPr>
-          <w:b/>
-          <w:bCs/>
-        </w:rPr>
-        <w:t xml:space="preserve"> K210</w:t>
-      </w:r>
-      <w:r>
-        <w:t xml:space="preserve">. Đây là một con </w:t>
-      </w:r>
-      <w:proofErr w:type="spellStart"/>
-      <w:r>
-        <w:t>chip</w:t>
-      </w:r>
-      <w:proofErr w:type="spellEnd"/>
-      <w:r>
-        <w:t xml:space="preserve"> kiến trúc </w:t>
+        <w:t>Kendryte K210</w:t>
+      </w:r>
+      <w:r>
+        <w:t xml:space="preserve">. Đây là một con chip kiến trúc </w:t>
       </w:r>
       <w:r>
         <w:rPr>
@@ -225,286 +98,70 @@
           <w:b/>
           <w:bCs/>
         </w:rPr>
-        <w:t>KPU (</w:t>
-      </w:r>
-      <w:proofErr w:type="spellStart"/>
+        <w:t>KPU (Knowledge Processing Unit)</w:t>
+      </w:r>
+      <w:r>
+        <w:t xml:space="preserve"> chuyên dụng để tính toán ma trận cho các mạng nơ-ron tích chập (CNN) và xử lý ảnh ở tốc độ cao.</w:t>
+      </w:r>
+    </w:p>
+    <w:p>
       <w:r>
         <w:rPr>
           <w:b/>
           <w:bCs/>
         </w:rPr>
-        <w:t>Knowledge</w:t>
-      </w:r>
-      <w:proofErr w:type="spellEnd"/>
+        <w:t>B. Luồng xử lý phần mềm (Software Pipeline)</w:t>
+      </w:r>
+    </w:p>
+    <w:p>
+      <w:pPr>
+        <w:numPr>
+          <w:ilvl w:val="0"/>
+          <w:numId w:val="2"/>
+        </w:numPr>
+      </w:pPr>
       <w:r>
         <w:rPr>
           <w:b/>
           <w:bCs/>
         </w:rPr>
-        <w:t xml:space="preserve"> </w:t>
-      </w:r>
-      <w:proofErr w:type="spellStart"/>
+        <w:t>Thu nhận ảnh (Image Acquisition):</w:t>
+      </w:r>
+      <w:r>
+        <w:t xml:space="preserve"> Cảm biến camera (thường là OV2640) chụp ảnh liên tục và đẩy vào bộ nhớ đệm (Frame Buffer).</w:t>
+      </w:r>
+    </w:p>
+    <w:p>
+      <w:pPr>
+        <w:numPr>
+          <w:ilvl w:val="0"/>
+          <w:numId w:val="2"/>
+        </w:numPr>
+      </w:pPr>
       <w:r>
         <w:rPr>
           <w:b/>
           <w:bCs/>
         </w:rPr>
-        <w:t>Processing</w:t>
-      </w:r>
-      <w:proofErr w:type="spellEnd"/>
+        <w:t>Tiền xử lý (Preprocessing):</w:t>
+      </w:r>
+      <w:r>
+        <w:t xml:space="preserve"> Chip K210 hạ độ phân giải và chuyển đổi không gian màu phù hợp để giảm tải tính toán.</w:t>
+      </w:r>
+    </w:p>
+    <w:p>
+      <w:pPr>
+        <w:numPr>
+          <w:ilvl w:val="0"/>
+          <w:numId w:val="2"/>
+        </w:numPr>
+      </w:pPr>
       <w:r>
         <w:rPr>
           <w:b/>
           <w:bCs/>
         </w:rPr>
-        <w:t xml:space="preserve"> </w:t>
-      </w:r>
-      <w:proofErr w:type="spellStart"/>
-      <w:r>
-        <w:rPr>
-          <w:b/>
-          <w:bCs/>
-        </w:rPr>
-        <w:t>Unit</w:t>
-      </w:r>
-      <w:proofErr w:type="spellEnd"/>
-      <w:r>
-        <w:rPr>
-          <w:b/>
-          <w:bCs/>
-        </w:rPr>
-        <w:t>)</w:t>
-      </w:r>
-      <w:r>
-        <w:t xml:space="preserve"> chuyên dụng để tính toán ma trận cho các mạng nơ-</w:t>
-      </w:r>
-      <w:proofErr w:type="spellStart"/>
-      <w:r>
-        <w:t>ron</w:t>
-      </w:r>
-      <w:proofErr w:type="spellEnd"/>
-      <w:r>
-        <w:t xml:space="preserve"> tích chập (CNN) và xử lý ảnh ở tốc độ cao.</w:t>
-      </w:r>
-    </w:p>
-    <w:p>
-      <w:r>
-        <w:rPr>
-          <w:b/>
-          <w:bCs/>
-        </w:rPr>
-        <w:t>B. Luồng xử lý phần mềm (</w:t>
-      </w:r>
-      <w:proofErr w:type="spellStart"/>
-      <w:r>
-        <w:rPr>
-          <w:b/>
-          <w:bCs/>
-        </w:rPr>
-        <w:t>Software</w:t>
-      </w:r>
-      <w:proofErr w:type="spellEnd"/>
-      <w:r>
-        <w:rPr>
-          <w:b/>
-          <w:bCs/>
-        </w:rPr>
-        <w:t xml:space="preserve"> </w:t>
-      </w:r>
-      <w:proofErr w:type="spellStart"/>
-      <w:r>
-        <w:rPr>
-          <w:b/>
-          <w:bCs/>
-        </w:rPr>
-        <w:t>Pipeline</w:t>
-      </w:r>
-      <w:proofErr w:type="spellEnd"/>
-      <w:r>
-        <w:rPr>
-          <w:b/>
-          <w:bCs/>
-        </w:rPr>
-        <w:t>)</w:t>
-      </w:r>
-    </w:p>
-    <w:p>
-      <w:pPr>
-        <w:numPr>
-          <w:ilvl w:val="0"/>
-          <w:numId w:val="2"/>
-        </w:numPr>
-      </w:pPr>
-      <w:r>
-        <w:rPr>
-          <w:b/>
-          <w:bCs/>
-        </w:rPr>
-        <w:t>Thu nhận ảnh (</w:t>
-      </w:r>
-      <w:proofErr w:type="spellStart"/>
-      <w:r>
-        <w:rPr>
-          <w:b/>
-          <w:bCs/>
-        </w:rPr>
-        <w:t>Image</w:t>
-      </w:r>
-      <w:proofErr w:type="spellEnd"/>
-      <w:r>
-        <w:rPr>
-          <w:b/>
-          <w:bCs/>
-        </w:rPr>
-        <w:t xml:space="preserve"> </w:t>
-      </w:r>
-      <w:proofErr w:type="spellStart"/>
-      <w:r>
-        <w:rPr>
-          <w:b/>
-          <w:bCs/>
-        </w:rPr>
-        <w:t>Acquisition</w:t>
-      </w:r>
-      <w:proofErr w:type="spellEnd"/>
-      <w:r>
-        <w:rPr>
-          <w:b/>
-          <w:bCs/>
-        </w:rPr>
-        <w:t>):</w:t>
-      </w:r>
-      <w:r>
-        <w:t xml:space="preserve"> Cảm biến </w:t>
-      </w:r>
-      <w:proofErr w:type="spellStart"/>
-      <w:r>
-        <w:t>camera</w:t>
-      </w:r>
-      <w:proofErr w:type="spellEnd"/>
-      <w:r>
-        <w:t xml:space="preserve"> (thường là OV2640) chụp ảnh liên tục và đẩy vào bộ nhớ đệm (</w:t>
-      </w:r>
-      <w:proofErr w:type="spellStart"/>
-      <w:r>
-        <w:t>Frame</w:t>
-      </w:r>
-      <w:proofErr w:type="spellEnd"/>
-      <w:r>
-        <w:t xml:space="preserve"> </w:t>
-      </w:r>
-      <w:proofErr w:type="spellStart"/>
-      <w:r>
-        <w:t>Buffer</w:t>
-      </w:r>
-      <w:proofErr w:type="spellEnd"/>
-      <w:r>
-        <w:t>).</w:t>
-      </w:r>
-    </w:p>
-    <w:p>
-      <w:pPr>
-        <w:numPr>
-          <w:ilvl w:val="0"/>
-          <w:numId w:val="2"/>
-        </w:numPr>
-      </w:pPr>
-      <w:r>
-        <w:rPr>
-          <w:b/>
-          <w:bCs/>
-        </w:rPr>
-        <w:t>Tiền xử lý (</w:t>
-      </w:r>
-      <w:proofErr w:type="spellStart"/>
-      <w:r>
-        <w:rPr>
-          <w:b/>
-          <w:bCs/>
-        </w:rPr>
-        <w:t>Preprocessing</w:t>
-      </w:r>
-      <w:proofErr w:type="spellEnd"/>
-      <w:r>
-        <w:rPr>
-          <w:b/>
-          <w:bCs/>
-        </w:rPr>
-        <w:t>):</w:t>
-      </w:r>
-      <w:r>
-        <w:t xml:space="preserve"> </w:t>
-      </w:r>
-      <w:proofErr w:type="spellStart"/>
-      <w:r>
-        <w:t>Chip</w:t>
-      </w:r>
-      <w:proofErr w:type="spellEnd"/>
-      <w:r>
-        <w:t xml:space="preserve"> K210 hạ độ phân giải và chuyển đổi không gian màu phù hợp để giảm tải tính toán.</w:t>
-      </w:r>
-    </w:p>
-    <w:p>
-      <w:pPr>
-        <w:numPr>
-          <w:ilvl w:val="0"/>
-          <w:numId w:val="2"/>
-        </w:numPr>
-      </w:pPr>
-      <w:r>
-        <w:rPr>
-          <w:b/>
-          <w:bCs/>
-        </w:rPr>
-        <w:t>Trích xuất đặc trưng (</w:t>
-      </w:r>
-      <w:proofErr w:type="spellStart"/>
-      <w:r>
-        <w:rPr>
-          <w:b/>
-          <w:bCs/>
-        </w:rPr>
-        <w:t>Feature</w:t>
-      </w:r>
-      <w:proofErr w:type="spellEnd"/>
-      <w:r>
-        <w:rPr>
-          <w:b/>
-          <w:bCs/>
-        </w:rPr>
-        <w:t xml:space="preserve"> </w:t>
-      </w:r>
-      <w:proofErr w:type="spellStart"/>
-      <w:r>
-        <w:rPr>
-          <w:b/>
-          <w:bCs/>
-        </w:rPr>
-        <w:t>Extraction</w:t>
-      </w:r>
-      <w:proofErr w:type="spellEnd"/>
-      <w:r>
-        <w:rPr>
-          <w:b/>
-          <w:bCs/>
-        </w:rPr>
-        <w:t xml:space="preserve"> &amp; </w:t>
-      </w:r>
-      <w:proofErr w:type="spellStart"/>
-      <w:r>
-        <w:rPr>
-          <w:b/>
-          <w:bCs/>
-        </w:rPr>
-        <w:t>Detection</w:t>
-      </w:r>
-      <w:proofErr w:type="spellEnd"/>
-      <w:r>
-        <w:rPr>
-          <w:b/>
-          <w:bCs/>
-        </w:rPr>
-        <w:t>):</w:t>
+        <w:t>Trích xuất đặc trưng (Feature Extraction &amp; Detection):</w:t>
       </w:r>
     </w:p>
     <w:p>
@@ -515,55 +172,7 @@
         </w:numPr>
       </w:pPr>
       <w:r>
-        <w:t xml:space="preserve">Với </w:t>
-      </w:r>
-      <w:proofErr w:type="spellStart"/>
-      <w:r>
-        <w:t>AprilTag</w:t>
-      </w:r>
-      <w:proofErr w:type="spellEnd"/>
-      <w:r>
-        <w:t xml:space="preserve">: </w:t>
-      </w:r>
-      <w:proofErr w:type="spellStart"/>
-      <w:r>
-        <w:t>Chip</w:t>
-      </w:r>
-      <w:proofErr w:type="spellEnd"/>
-      <w:r>
-        <w:t xml:space="preserve"> sử dụng các thuật toán </w:t>
-      </w:r>
-      <w:proofErr w:type="spellStart"/>
-      <w:r>
-        <w:t>Computer</w:t>
-      </w:r>
-      <w:proofErr w:type="spellEnd"/>
-      <w:r>
-        <w:t xml:space="preserve"> </w:t>
-      </w:r>
-      <w:proofErr w:type="spellStart"/>
-      <w:r>
-        <w:t>Vision</w:t>
-      </w:r>
-      <w:proofErr w:type="spellEnd"/>
-      <w:r>
-        <w:t xml:space="preserve"> kinh điển để tìm các vùng có độ tương phản cao (đen/trắng), phát hiện các đường viền (</w:t>
-      </w:r>
-      <w:proofErr w:type="spellStart"/>
-      <w:r>
-        <w:t>Edge</w:t>
-      </w:r>
-      <w:proofErr w:type="spellEnd"/>
-      <w:r>
-        <w:t xml:space="preserve"> </w:t>
-      </w:r>
-      <w:proofErr w:type="spellStart"/>
-      <w:r>
-        <w:t>detection</w:t>
-      </w:r>
-      <w:proofErr w:type="spellEnd"/>
-      <w:r>
-        <w:t xml:space="preserve">), tìm các hình tứ giác, sau đó giải mã ma trận nhị phân bên trong tứ giác đó để lấy ra </w:t>
+        <w:t xml:space="preserve">Với AprilTag: Chip sử dụng các thuật toán Computer Vision kinh điển để tìm các vùng có độ tương phản cao (đen/trắng), phát hiện các đường viền (Edge detection), tìm các hình tứ giác, sau đó giải mã ma trận nhị phân bên trong tứ giác đó để lấy ra </w:t>
       </w:r>
       <w:r>
         <w:rPr>
@@ -584,15 +193,7 @@
         </w:numPr>
       </w:pPr>
       <w:r>
-        <w:t>Thuật toán này còn dùng hình học xạ ảnh (</w:t>
-      </w:r>
-      <w:proofErr w:type="spellStart"/>
-      <w:r>
-        <w:t>Homography</w:t>
-      </w:r>
-      <w:proofErr w:type="spellEnd"/>
-      <w:r>
-        <w:t>) để tính toán chính xác tâm của thẻ bất kể thẻ bị nghiêng hay chéo.</w:t>
+        <w:t>Thuật toán này còn dùng hình học xạ ảnh (Homography) để tính toán chính xác tâm của thẻ bất kể thẻ bị nghiêng hay chéo.</w:t>
       </w:r>
     </w:p>
     <w:p>
@@ -607,204 +208,60 @@
           <w:b/>
           <w:bCs/>
         </w:rPr>
-        <w:t>Đóng gói giao thức (</w:t>
-      </w:r>
-      <w:proofErr w:type="spellStart"/>
+        <w:t>Đóng gói giao thức (Protocol Serialization):</w:t>
+      </w:r>
+      <w:r>
+        <w:t xml:space="preserve"> Sau khi có kết quả (X, Y, Width, Height, ID), HuskyLens không gửi một đoạn text lộn xộn, mà nó đóng gói thành một </w:t>
+      </w:r>
       <w:r>
         <w:rPr>
           <w:b/>
           <w:bCs/>
         </w:rPr>
-        <w:t>Protocol</w:t>
-      </w:r>
-      <w:proofErr w:type="spellEnd"/>
+        <w:t>khung truyền (Data Frame)</w:t>
+      </w:r>
+      <w:r>
+        <w:t xml:space="preserve"> chuẩn mực theo chuẩn giao tiếp tuần tự. Khung truyền thường có cấu trúc: [Header] [Độ dài] [Dữ liệu X, Y...] [Checksum để kiểm tra lỗi].</w:t>
+      </w:r>
+    </w:p>
+    <w:p>
+      <w:pPr>
+        <w:numPr>
+          <w:ilvl w:val="0"/>
+          <w:numId w:val="2"/>
+        </w:numPr>
+      </w:pPr>
       <w:r>
         <w:rPr>
           <w:b/>
           <w:bCs/>
         </w:rPr>
-        <w:t xml:space="preserve"> </w:t>
-      </w:r>
-      <w:proofErr w:type="spellStart"/>
-      <w:r>
+        <w:t>Truyền tải (Communication):</w:t>
+      </w:r>
+      <w:r>
+        <w:t xml:space="preserve"> Dữ liệu được đẩy qua 2 dây TX/RX (UART) hoặc SDA/SCL (I2C) xuống thẳng ESP32.</w:t>
+      </w:r>
+    </w:p>
+    <w:p>
+      <w:r>
+        <w:pict w14:anchorId="59CC9338">
+          <v:rect id="_x0000_i1025" style="width:0;height:1.5pt" o:hralign="center" o:hrstd="t" o:hr="t" fillcolor="#a0a0a0" stroked="f"/>
+        </w:pict>
+      </w:r>
+    </w:p>
+    <w:p>
+      <w:pPr>
         <w:rPr>
           <w:b/>
           <w:bCs/>
         </w:rPr>
-        <w:t>Serialization</w:t>
-      </w:r>
-      <w:proofErr w:type="spellEnd"/>
+      </w:pPr>
       <w:r>
         <w:rPr>
           <w:b/>
           <w:bCs/>
         </w:rPr>
-        <w:t>):</w:t>
-      </w:r>
-      <w:r>
-        <w:t xml:space="preserve"> Sau khi có kết quả (X, Y, </w:t>
-      </w:r>
-      <w:proofErr w:type="spellStart"/>
-      <w:r>
-        <w:t>Width</w:t>
-      </w:r>
-      <w:proofErr w:type="spellEnd"/>
-      <w:r>
-        <w:t xml:space="preserve">, </w:t>
-      </w:r>
-      <w:proofErr w:type="spellStart"/>
-      <w:r>
-        <w:t>Height</w:t>
-      </w:r>
-      <w:proofErr w:type="spellEnd"/>
-      <w:r>
-        <w:t xml:space="preserve">, ID), </w:t>
-      </w:r>
-      <w:proofErr w:type="spellStart"/>
-      <w:r>
-        <w:t>HuskyLens</w:t>
-      </w:r>
-      <w:proofErr w:type="spellEnd"/>
-      <w:r>
-        <w:t xml:space="preserve"> không gửi một đoạn </w:t>
-      </w:r>
-      <w:proofErr w:type="spellStart"/>
-      <w:r>
-        <w:t>text</w:t>
-      </w:r>
-      <w:proofErr w:type="spellEnd"/>
-      <w:r>
-        <w:t xml:space="preserve"> lộn xộn, mà nó đóng gói thành một </w:t>
-      </w:r>
-      <w:r>
-        <w:rPr>
-          <w:b/>
-          <w:bCs/>
-        </w:rPr>
-        <w:t>khung truyền (</w:t>
-      </w:r>
-      <w:proofErr w:type="spellStart"/>
-      <w:r>
-        <w:rPr>
-          <w:b/>
-          <w:bCs/>
-        </w:rPr>
-        <w:t>Data</w:t>
-      </w:r>
-      <w:proofErr w:type="spellEnd"/>
-      <w:r>
-        <w:rPr>
-          <w:b/>
-          <w:bCs/>
-        </w:rPr>
-        <w:t xml:space="preserve"> </w:t>
-      </w:r>
-      <w:proofErr w:type="spellStart"/>
-      <w:r>
-        <w:rPr>
-          <w:b/>
-          <w:bCs/>
-        </w:rPr>
-        <w:t>Frame</w:t>
-      </w:r>
-      <w:proofErr w:type="spellEnd"/>
-      <w:r>
-        <w:rPr>
-          <w:b/>
-          <w:bCs/>
-        </w:rPr>
-        <w:t>)</w:t>
-      </w:r>
-      <w:r>
-        <w:t xml:space="preserve"> chuẩn mực theo chuẩn giao tiếp tuần tự. Khung truyền thường có cấu trúc: [</w:t>
-      </w:r>
-      <w:proofErr w:type="spellStart"/>
-      <w:r>
-        <w:t>Header</w:t>
-      </w:r>
-      <w:proofErr w:type="spellEnd"/>
-      <w:r>
-        <w:t>] [Độ dài] [Dữ liệu X, Y...] [</w:t>
-      </w:r>
-      <w:proofErr w:type="spellStart"/>
-      <w:r>
-        <w:t>Checksum</w:t>
-      </w:r>
-      <w:proofErr w:type="spellEnd"/>
-      <w:r>
-        <w:t xml:space="preserve"> để kiểm tra lỗi].</w:t>
-      </w:r>
-    </w:p>
-    <w:p>
-      <w:pPr>
-        <w:numPr>
-          <w:ilvl w:val="0"/>
-          <w:numId w:val="2"/>
-        </w:numPr>
-      </w:pPr>
-      <w:r>
-        <w:rPr>
-          <w:b/>
-          <w:bCs/>
-        </w:rPr>
-        <w:t>Truyền tải (</w:t>
-      </w:r>
-      <w:proofErr w:type="spellStart"/>
-      <w:r>
-        <w:rPr>
-          <w:b/>
-          <w:bCs/>
-        </w:rPr>
-        <w:t>Communication</w:t>
-      </w:r>
-      <w:proofErr w:type="spellEnd"/>
-      <w:r>
-        <w:rPr>
-          <w:b/>
-          <w:bCs/>
-        </w:rPr>
-        <w:t>):</w:t>
-      </w:r>
-      <w:r>
-        <w:t xml:space="preserve"> Dữ liệu được đẩy qua 2 dây TX/RX (UART) hoặc SDA/SCL (I2C) xuống thẳng ESP32.</w:t>
-      </w:r>
-    </w:p>
-    <w:p>
-      <w:r>
-        <w:pict w14:anchorId="59CC9338">
-          <v:rect id="_x0000_i1031" style="width:0;height:1.5pt" o:hralign="center" o:hrstd="t" o:hr="t" fillcolor="#a0a0a0" stroked="f"/>
-        </w:pict>
-      </w:r>
-    </w:p>
-    <w:p>
-      <w:pPr>
-        <w:rPr>
-          <w:b/>
-          <w:bCs/>
-        </w:rPr>
-      </w:pPr>
-      <w:r>
-        <w:rPr>
-          <w:b/>
-          <w:bCs/>
-        </w:rPr>
-        <w:t>3. Những "</w:t>
-      </w:r>
-      <w:proofErr w:type="spellStart"/>
-      <w:r>
-        <w:rPr>
-          <w:b/>
-          <w:bCs/>
-        </w:rPr>
-        <w:t>Keyword</w:t>
-      </w:r>
-      <w:proofErr w:type="spellEnd"/>
-      <w:r>
-        <w:rPr>
-          <w:b/>
-          <w:bCs/>
-        </w:rPr>
-        <w:t>" đắt giá để đưa vào báo cáo đồ án</w:t>
+        <w:t>3. Những "Keyword" đắt giá để đưa vào báo cáo đồ án</w:t>
       </w:r>
     </w:p>
     <w:p>
@@ -819,350 +276,3467 @@
           <w:numId w:val="3"/>
         </w:numPr>
       </w:pPr>
-      <w:proofErr w:type="spellStart"/>
       <w:r>
         <w:rPr>
           <w:b/>
           <w:bCs/>
         </w:rPr>
         <w:lastRenderedPageBreak/>
-        <w:t>Edge</w:t>
-      </w:r>
-      <w:proofErr w:type="spellEnd"/>
+        <w:t>Edge Computing / Edge AI (AI tại biên):</w:t>
+      </w:r>
+      <w:r>
+        <w:t xml:space="preserve"> "Thay vì dùng Raspberry Pi hay gửi ảnh lên server, nhóm sử dụng kiến trúc Edge AI với cảm biến tích hợp sẵn KPU (Kendryte K210) để phân tán khối lượng tính toán, giúp ESP32 được giải phóng hoàn toàn bộ nhớ để tập trung điều khiển Motor và giao tiếp MQTT."</w:t>
+      </w:r>
+    </w:p>
+    <w:p>
+      <w:pPr>
+        <w:numPr>
+          <w:ilvl w:val="0"/>
+          <w:numId w:val="3"/>
+        </w:numPr>
+      </w:pPr>
       <w:r>
         <w:rPr>
           <w:b/>
           <w:bCs/>
         </w:rPr>
-        <w:t xml:space="preserve"> </w:t>
-      </w:r>
-      <w:proofErr w:type="spellStart"/>
+        <w:t>Decoupled Architecture (Kiến trúc phân tách):</w:t>
+      </w:r>
+      <w:r>
+        <w:t xml:space="preserve"> "Hệ thống chia làm 2 node rõ rệt: </w:t>
+      </w:r>
+      <w:r>
+        <w:rPr>
+          <w:i/>
+          <w:iCs/>
+        </w:rPr>
+        <w:t>Perception Node</w:t>
+      </w:r>
+      <w:r>
+        <w:t xml:space="preserve"> (Nút nhận thức - HuskyLens) và </w:t>
+      </w:r>
+      <w:r>
+        <w:rPr>
+          <w:i/>
+          <w:iCs/>
+        </w:rPr>
+        <w:t>Control Node</w:t>
+      </w:r>
+      <w:r>
+        <w:t xml:space="preserve"> (Nút điều khiển - ESP32). Chúng giao tiếp với nhau qua giao thức UART bất đồng bộ."</w:t>
+      </w:r>
+    </w:p>
+    <w:p>
+      <w:pPr>
+        <w:numPr>
+          <w:ilvl w:val="0"/>
+          <w:numId w:val="3"/>
+        </w:numPr>
+      </w:pPr>
       <w:r>
         <w:rPr>
           <w:b/>
           <w:bCs/>
         </w:rPr>
-        <w:t>Computing</w:t>
-      </w:r>
-      <w:proofErr w:type="spellEnd"/>
+        <w:t>Closed-loop Control (Điều khiển vòng kín):</w:t>
+      </w:r>
+      <w:r>
+        <w:t xml:space="preserve"> "Xe đi theo người dựa trên bộ điều khiển PID vòng kín. Giá trị hồi tiếp (Feedback) chính là tọa độ pixel của AprilTag trên màn hình, và tín hiệu điều khiển (Control Output) là xung PWM cấp cho L298N."</w:t>
+      </w:r>
+    </w:p>
+    <w:p>
+      <w:r>
+        <w:t>Hệ thống của bạn đang đi đúng chuẩn của các xe tự hành AGV trong công nghiệp rồi đó. Bạn có muốn tôi hướng dẫn cách phân tích chuỗi giao thức (Parse Data Frame) từ HuskyLens bằng code C++ trên ESP32 để chuẩn bị cho bước lập trình tiếp theo k</w:t>
+      </w:r>
+    </w:p>
+    <w:p/>
+    <w:p>
+      <w:r>
+        <w:t>làm thêm hiển thị cách chế độ và thông tin bằng oled</w:t>
+      </w:r>
+    </w:p>
+    <w:p>
+      <w:r>
+        <w:t>kiểm tra xem code đã chạy đúng với yêu cầu chưa</w:t>
+      </w:r>
+    </w:p>
+    <w:p>
+      <w:r>
+        <w:t>Bộ não (Master - ESP32): Chịu trách nhiệm giao tiếp mạng (WiFi, MQTT), giao diện người dùng (OLED, Buzzer, Switch), xử lý AI Thị giác (HuskyLens) và điều khiển Servo Pan-Tilt (X-Y).</w:t>
+      </w:r>
+    </w:p>
+    <w:p>
+      <w:r>
+        <w:t xml:space="preserve">Tủy sống (Slave </w:t>
+      </w:r>
+      <w:r>
+        <w:t>–</w:t>
+      </w:r>
+      <w:r>
+        <w:t xml:space="preserve"> </w:t>
+      </w:r>
+      <w:r>
+        <w:t>esp32</w:t>
+      </w:r>
+      <w:r>
+        <w:t>): Chuyên trách xử lý truyền động cấp thấp. Liên tục đọc mảng cảm biến hồng ngoại (5 mắt) và thực thi PID để bám Line, đồng thời tính toán động học để xuất xung PWM điều khiển 4 bánh xe đa hướng Mecanum thông qua mạch L298N.</w:t>
+      </w:r>
+      <w:r>
+        <w:t xml:space="preserve"> và 2 cảm biến siêu âm, định vị tuyệt đối (RFID PN532),</w:t>
+      </w:r>
+      <w:r>
+        <w:br/>
+        <w:t>2 esp giao tiếp với nhau bằng ESPNow</w:t>
+      </w:r>
+      <w:r>
+        <w:br/>
+      </w:r>
+    </w:p>
+    <w:tbl>
+      <w:tblPr>
+        <w:tblW w:w="0" w:type="auto"/>
+        <w:tblCellSpacing w:w="15" w:type="dxa"/>
+        <w:tblCellMar>
+          <w:left w:w="0" w:type="dxa"/>
+          <w:right w:w="0" w:type="dxa"/>
+        </w:tblCellMar>
+        <w:tblLook w:val="04A0" w:firstRow="1" w:lastRow="0" w:firstColumn="1" w:lastColumn="0" w:noHBand="0" w:noVBand="1"/>
+      </w:tblPr>
+      <w:tblGrid>
+        <w:gridCol w:w="1850"/>
+        <w:gridCol w:w="30"/>
+        <w:gridCol w:w="3227"/>
+        <w:gridCol w:w="30"/>
+        <w:gridCol w:w="1311"/>
+        <w:gridCol w:w="2562"/>
+      </w:tblGrid>
+      <w:tr>
+        <w:trPr>
+          <w:tblHeader/>
+          <w:tblCellSpacing w:w="15" w:type="dxa"/>
+        </w:trPr>
+        <w:tc>
+          <w:tcPr>
+            <w:tcW w:w="0" w:type="auto"/>
+            <w:gridSpan w:val="2"/>
+            <w:tcBorders>
+              <w:top w:val="single" w:sz="6" w:space="0" w:color="auto"/>
+              <w:left w:val="single" w:sz="6" w:space="0" w:color="auto"/>
+              <w:bottom w:val="single" w:sz="6" w:space="0" w:color="auto"/>
+              <w:right w:val="single" w:sz="6" w:space="0" w:color="auto"/>
+            </w:tcBorders>
+            <w:tcMar>
+              <w:top w:w="120" w:type="dxa"/>
+              <w:left w:w="180" w:type="dxa"/>
+              <w:bottom w:w="120" w:type="dxa"/>
+              <w:right w:w="180" w:type="dxa"/>
+            </w:tcMar>
+            <w:vAlign w:val="center"/>
+            <w:hideMark/>
+          </w:tcPr>
+          <w:p>
+            <w:pPr>
+              <w:rPr>
+                <w:b/>
+                <w:bCs/>
+              </w:rPr>
+            </w:pPr>
+            <w:r>
+              <w:rPr>
+                <w:b/>
+                <w:bCs/>
+              </w:rPr>
+              <w:t>Linh kiện</w:t>
+            </w:r>
+          </w:p>
+        </w:tc>
+        <w:tc>
+          <w:tcPr>
+            <w:tcW w:w="0" w:type="auto"/>
+            <w:tcBorders>
+              <w:top w:val="single" w:sz="6" w:space="0" w:color="auto"/>
+              <w:left w:val="single" w:sz="6" w:space="0" w:color="auto"/>
+              <w:bottom w:val="single" w:sz="6" w:space="0" w:color="auto"/>
+              <w:right w:val="single" w:sz="6" w:space="0" w:color="auto"/>
+            </w:tcBorders>
+            <w:tcMar>
+              <w:top w:w="120" w:type="dxa"/>
+              <w:left w:w="180" w:type="dxa"/>
+              <w:bottom w:w="120" w:type="dxa"/>
+              <w:right w:w="180" w:type="dxa"/>
+            </w:tcMar>
+            <w:vAlign w:val="center"/>
+            <w:hideMark/>
+          </w:tcPr>
+          <w:p>
+            <w:pPr>
+              <w:rPr>
+                <w:b/>
+                <w:bCs/>
+              </w:rPr>
+            </w:pPr>
+            <w:r>
+              <w:rPr>
+                <w:b/>
+                <w:bCs/>
+              </w:rPr>
+              <w:t>Chân trên Master ESP32</w:t>
+            </w:r>
+          </w:p>
+        </w:tc>
+        <w:tc>
+          <w:tcPr>
+            <w:tcW w:w="0" w:type="auto"/>
+            <w:gridSpan w:val="3"/>
+            <w:tcBorders>
+              <w:top w:val="single" w:sz="6" w:space="0" w:color="auto"/>
+              <w:left w:val="single" w:sz="6" w:space="0" w:color="auto"/>
+              <w:bottom w:val="single" w:sz="6" w:space="0" w:color="auto"/>
+              <w:right w:val="single" w:sz="6" w:space="0" w:color="auto"/>
+            </w:tcBorders>
+            <w:tcMar>
+              <w:top w:w="120" w:type="dxa"/>
+              <w:left w:w="180" w:type="dxa"/>
+              <w:bottom w:w="120" w:type="dxa"/>
+              <w:right w:w="180" w:type="dxa"/>
+            </w:tcMar>
+            <w:vAlign w:val="center"/>
+            <w:hideMark/>
+          </w:tcPr>
+          <w:p>
+            <w:pPr>
+              <w:rPr>
+                <w:b/>
+                <w:bCs/>
+              </w:rPr>
+            </w:pPr>
+            <w:r>
+              <w:rPr>
+                <w:b/>
+                <w:bCs/>
+              </w:rPr>
+              <w:t>Ghi chú / Giao tiếp</w:t>
+            </w:r>
+          </w:p>
+        </w:tc>
+      </w:tr>
+      <w:tr>
+        <w:trPr>
+          <w:tblCellSpacing w:w="15" w:type="dxa"/>
+        </w:trPr>
+        <w:tc>
+          <w:tcPr>
+            <w:tcW w:w="0" w:type="auto"/>
+            <w:gridSpan w:val="2"/>
+            <w:tcBorders>
+              <w:top w:val="single" w:sz="6" w:space="0" w:color="auto"/>
+              <w:left w:val="single" w:sz="6" w:space="0" w:color="auto"/>
+              <w:bottom w:val="single" w:sz="6" w:space="0" w:color="auto"/>
+              <w:right w:val="single" w:sz="6" w:space="0" w:color="auto"/>
+            </w:tcBorders>
+            <w:tcMar>
+              <w:top w:w="120" w:type="dxa"/>
+              <w:left w:w="180" w:type="dxa"/>
+              <w:bottom w:w="120" w:type="dxa"/>
+              <w:right w:w="180" w:type="dxa"/>
+            </w:tcMar>
+            <w:vAlign w:val="center"/>
+            <w:hideMark/>
+          </w:tcPr>
+          <w:p>
+            <w:pPr>
+              <w:rPr>
+                <w:b/>
+                <w:bCs/>
+              </w:rPr>
+            </w:pPr>
+            <w:r>
+              <w:rPr>
+                <w:b/>
+                <w:bCs/>
+              </w:rPr>
+              <w:t>HuskyLens</w:t>
+            </w:r>
+          </w:p>
+        </w:tc>
+        <w:tc>
+          <w:tcPr>
+            <w:tcW w:w="0" w:type="auto"/>
+            <w:tcBorders>
+              <w:top w:val="single" w:sz="6" w:space="0" w:color="auto"/>
+              <w:left w:val="single" w:sz="6" w:space="0" w:color="auto"/>
+              <w:bottom w:val="single" w:sz="6" w:space="0" w:color="auto"/>
+              <w:right w:val="single" w:sz="6" w:space="0" w:color="auto"/>
+            </w:tcBorders>
+            <w:tcMar>
+              <w:top w:w="120" w:type="dxa"/>
+              <w:left w:w="180" w:type="dxa"/>
+              <w:bottom w:w="120" w:type="dxa"/>
+              <w:right w:w="180" w:type="dxa"/>
+            </w:tcMar>
+            <w:vAlign w:val="center"/>
+            <w:hideMark/>
+          </w:tcPr>
+          <w:p>
+            <w:pPr>
+              <w:rPr>
+                <w:b/>
+                <w:bCs/>
+              </w:rPr>
+            </w:pPr>
+            <w:r>
+              <w:rPr>
+                <w:b/>
+                <w:bCs/>
+              </w:rPr>
+              <w:t>TX -&gt; 16 (RX2), RX -&gt; 17 (TX2)</w:t>
+            </w:r>
+          </w:p>
+        </w:tc>
+        <w:tc>
+          <w:tcPr>
+            <w:tcW w:w="0" w:type="auto"/>
+            <w:gridSpan w:val="3"/>
+            <w:tcBorders>
+              <w:top w:val="single" w:sz="6" w:space="0" w:color="auto"/>
+              <w:left w:val="single" w:sz="6" w:space="0" w:color="auto"/>
+              <w:bottom w:val="single" w:sz="6" w:space="0" w:color="auto"/>
+              <w:right w:val="single" w:sz="6" w:space="0" w:color="auto"/>
+            </w:tcBorders>
+            <w:tcMar>
+              <w:top w:w="120" w:type="dxa"/>
+              <w:left w:w="180" w:type="dxa"/>
+              <w:bottom w:w="120" w:type="dxa"/>
+              <w:right w:w="180" w:type="dxa"/>
+            </w:tcMar>
+            <w:vAlign w:val="center"/>
+            <w:hideMark/>
+          </w:tcPr>
+          <w:p>
+            <w:pPr>
+              <w:rPr>
+                <w:b/>
+                <w:bCs/>
+              </w:rPr>
+            </w:pPr>
+            <w:r>
+              <w:rPr>
+                <w:b/>
+                <w:bCs/>
+              </w:rPr>
+              <w:t>UART2 (Hardware Serial)</w:t>
+            </w:r>
+          </w:p>
+        </w:tc>
+      </w:tr>
+      <w:tr>
+        <w:trPr>
+          <w:tblCellSpacing w:w="15" w:type="dxa"/>
+        </w:trPr>
+        <w:tc>
+          <w:tcPr>
+            <w:tcW w:w="0" w:type="auto"/>
+            <w:gridSpan w:val="2"/>
+            <w:tcBorders>
+              <w:top w:val="single" w:sz="6" w:space="0" w:color="auto"/>
+              <w:left w:val="single" w:sz="6" w:space="0" w:color="auto"/>
+              <w:bottom w:val="single" w:sz="6" w:space="0" w:color="auto"/>
+              <w:right w:val="single" w:sz="6" w:space="0" w:color="auto"/>
+            </w:tcBorders>
+            <w:tcMar>
+              <w:top w:w="120" w:type="dxa"/>
+              <w:left w:w="180" w:type="dxa"/>
+              <w:bottom w:w="120" w:type="dxa"/>
+              <w:right w:w="180" w:type="dxa"/>
+            </w:tcMar>
+            <w:vAlign w:val="center"/>
+            <w:hideMark/>
+          </w:tcPr>
+          <w:p>
+            <w:pPr>
+              <w:rPr>
+                <w:b/>
+                <w:bCs/>
+              </w:rPr>
+            </w:pPr>
+            <w:r>
+              <w:rPr>
+                <w:b/>
+                <w:bCs/>
+              </w:rPr>
+              <w:t>OLED &amp; ToF</w:t>
+            </w:r>
+          </w:p>
+        </w:tc>
+        <w:tc>
+          <w:tcPr>
+            <w:tcW w:w="0" w:type="auto"/>
+            <w:tcBorders>
+              <w:top w:val="single" w:sz="6" w:space="0" w:color="auto"/>
+              <w:left w:val="single" w:sz="6" w:space="0" w:color="auto"/>
+              <w:bottom w:val="single" w:sz="6" w:space="0" w:color="auto"/>
+              <w:right w:val="single" w:sz="6" w:space="0" w:color="auto"/>
+            </w:tcBorders>
+            <w:tcMar>
+              <w:top w:w="120" w:type="dxa"/>
+              <w:left w:w="180" w:type="dxa"/>
+              <w:bottom w:w="120" w:type="dxa"/>
+              <w:right w:w="180" w:type="dxa"/>
+            </w:tcMar>
+            <w:vAlign w:val="center"/>
+            <w:hideMark/>
+          </w:tcPr>
+          <w:p>
+            <w:pPr>
+              <w:rPr>
+                <w:b/>
+                <w:bCs/>
+              </w:rPr>
+            </w:pPr>
+            <w:r>
+              <w:rPr>
+                <w:b/>
+                <w:bCs/>
+              </w:rPr>
+              <w:t>SDA -&gt; 21, SCL -&gt; 22</w:t>
+            </w:r>
+          </w:p>
+        </w:tc>
+        <w:tc>
+          <w:tcPr>
+            <w:tcW w:w="0" w:type="auto"/>
+            <w:gridSpan w:val="3"/>
+            <w:tcBorders>
+              <w:top w:val="single" w:sz="6" w:space="0" w:color="auto"/>
+              <w:left w:val="single" w:sz="6" w:space="0" w:color="auto"/>
+              <w:bottom w:val="single" w:sz="6" w:space="0" w:color="auto"/>
+              <w:right w:val="single" w:sz="6" w:space="0" w:color="auto"/>
+            </w:tcBorders>
+            <w:tcMar>
+              <w:top w:w="120" w:type="dxa"/>
+              <w:left w:w="180" w:type="dxa"/>
+              <w:bottom w:w="120" w:type="dxa"/>
+              <w:right w:w="180" w:type="dxa"/>
+            </w:tcMar>
+            <w:vAlign w:val="center"/>
+            <w:hideMark/>
+          </w:tcPr>
+          <w:p>
+            <w:pPr>
+              <w:rPr>
+                <w:b/>
+                <w:bCs/>
+              </w:rPr>
+            </w:pPr>
+            <w:r>
+              <w:rPr>
+                <w:b/>
+                <w:bCs/>
+              </w:rPr>
+              <w:t>I2C (Chung Bus)</w:t>
+            </w:r>
+          </w:p>
+        </w:tc>
+      </w:tr>
+      <w:tr>
+        <w:trPr>
+          <w:tblCellSpacing w:w="15" w:type="dxa"/>
+        </w:trPr>
+        <w:tc>
+          <w:tcPr>
+            <w:tcW w:w="0" w:type="auto"/>
+            <w:gridSpan w:val="2"/>
+            <w:tcBorders>
+              <w:top w:val="single" w:sz="6" w:space="0" w:color="auto"/>
+              <w:left w:val="single" w:sz="6" w:space="0" w:color="auto"/>
+              <w:bottom w:val="single" w:sz="6" w:space="0" w:color="auto"/>
+              <w:right w:val="single" w:sz="6" w:space="0" w:color="auto"/>
+            </w:tcBorders>
+            <w:tcMar>
+              <w:top w:w="120" w:type="dxa"/>
+              <w:left w:w="180" w:type="dxa"/>
+              <w:bottom w:w="120" w:type="dxa"/>
+              <w:right w:w="180" w:type="dxa"/>
+            </w:tcMar>
+            <w:vAlign w:val="center"/>
+            <w:hideMark/>
+          </w:tcPr>
+          <w:p>
+            <w:pPr>
+              <w:rPr>
+                <w:b/>
+                <w:bCs/>
+              </w:rPr>
+            </w:pPr>
+            <w:r>
+              <w:rPr>
+                <w:b/>
+                <w:bCs/>
+              </w:rPr>
+              <w:lastRenderedPageBreak/>
+              <w:t>Siêu âm Trái</w:t>
+            </w:r>
+          </w:p>
+        </w:tc>
+        <w:tc>
+          <w:tcPr>
+            <w:tcW w:w="0" w:type="auto"/>
+            <w:tcBorders>
+              <w:top w:val="single" w:sz="6" w:space="0" w:color="auto"/>
+              <w:left w:val="single" w:sz="6" w:space="0" w:color="auto"/>
+              <w:bottom w:val="single" w:sz="6" w:space="0" w:color="auto"/>
+              <w:right w:val="single" w:sz="6" w:space="0" w:color="auto"/>
+            </w:tcBorders>
+            <w:tcMar>
+              <w:top w:w="120" w:type="dxa"/>
+              <w:left w:w="180" w:type="dxa"/>
+              <w:bottom w:w="120" w:type="dxa"/>
+              <w:right w:w="180" w:type="dxa"/>
+            </w:tcMar>
+            <w:vAlign w:val="center"/>
+            <w:hideMark/>
+          </w:tcPr>
+          <w:p>
+            <w:pPr>
+              <w:rPr>
+                <w:b/>
+                <w:bCs/>
+              </w:rPr>
+            </w:pPr>
+            <w:r>
+              <w:rPr>
+                <w:b/>
+                <w:bCs/>
+              </w:rPr>
+              <w:t>Trig -&gt; 25, Echo -&gt; 26</w:t>
+            </w:r>
+          </w:p>
+        </w:tc>
+        <w:tc>
+          <w:tcPr>
+            <w:tcW w:w="0" w:type="auto"/>
+            <w:gridSpan w:val="3"/>
+            <w:tcBorders>
+              <w:top w:val="single" w:sz="6" w:space="0" w:color="auto"/>
+              <w:left w:val="single" w:sz="6" w:space="0" w:color="auto"/>
+              <w:bottom w:val="single" w:sz="6" w:space="0" w:color="auto"/>
+              <w:right w:val="single" w:sz="6" w:space="0" w:color="auto"/>
+            </w:tcBorders>
+            <w:tcMar>
+              <w:top w:w="120" w:type="dxa"/>
+              <w:left w:w="180" w:type="dxa"/>
+              <w:bottom w:w="120" w:type="dxa"/>
+              <w:right w:w="180" w:type="dxa"/>
+            </w:tcMar>
+            <w:vAlign w:val="center"/>
+            <w:hideMark/>
+          </w:tcPr>
+          <w:p>
+            <w:pPr>
+              <w:rPr>
+                <w:b/>
+                <w:bCs/>
+              </w:rPr>
+            </w:pPr>
+            <w:r>
+              <w:rPr>
+                <w:b/>
+                <w:bCs/>
+              </w:rPr>
+              <w:t>Digital (Chuyển từ Slave lên)</w:t>
+            </w:r>
+          </w:p>
+        </w:tc>
+      </w:tr>
+      <w:tr>
+        <w:trPr>
+          <w:tblCellSpacing w:w="15" w:type="dxa"/>
+        </w:trPr>
+        <w:tc>
+          <w:tcPr>
+            <w:tcW w:w="0" w:type="auto"/>
+            <w:gridSpan w:val="2"/>
+            <w:tcBorders>
+              <w:top w:val="single" w:sz="6" w:space="0" w:color="auto"/>
+              <w:left w:val="single" w:sz="6" w:space="0" w:color="auto"/>
+              <w:bottom w:val="single" w:sz="6" w:space="0" w:color="auto"/>
+              <w:right w:val="single" w:sz="6" w:space="0" w:color="auto"/>
+            </w:tcBorders>
+            <w:tcMar>
+              <w:top w:w="120" w:type="dxa"/>
+              <w:left w:w="180" w:type="dxa"/>
+              <w:bottom w:w="120" w:type="dxa"/>
+              <w:right w:w="180" w:type="dxa"/>
+            </w:tcMar>
+            <w:vAlign w:val="center"/>
+            <w:hideMark/>
+          </w:tcPr>
+          <w:p>
+            <w:pPr>
+              <w:rPr>
+                <w:b/>
+                <w:bCs/>
+              </w:rPr>
+            </w:pPr>
+            <w:r>
+              <w:rPr>
+                <w:b/>
+                <w:bCs/>
+              </w:rPr>
+              <w:t>Siêu âm Phải</w:t>
+            </w:r>
+          </w:p>
+        </w:tc>
+        <w:tc>
+          <w:tcPr>
+            <w:tcW w:w="0" w:type="auto"/>
+            <w:tcBorders>
+              <w:top w:val="single" w:sz="6" w:space="0" w:color="auto"/>
+              <w:left w:val="single" w:sz="6" w:space="0" w:color="auto"/>
+              <w:bottom w:val="single" w:sz="6" w:space="0" w:color="auto"/>
+              <w:right w:val="single" w:sz="6" w:space="0" w:color="auto"/>
+            </w:tcBorders>
+            <w:tcMar>
+              <w:top w:w="120" w:type="dxa"/>
+              <w:left w:w="180" w:type="dxa"/>
+              <w:bottom w:w="120" w:type="dxa"/>
+              <w:right w:w="180" w:type="dxa"/>
+            </w:tcMar>
+            <w:vAlign w:val="center"/>
+            <w:hideMark/>
+          </w:tcPr>
+          <w:p>
+            <w:pPr>
+              <w:rPr>
+                <w:b/>
+                <w:bCs/>
+              </w:rPr>
+            </w:pPr>
+            <w:r>
+              <w:rPr>
+                <w:b/>
+                <w:bCs/>
+              </w:rPr>
+              <w:t>Trig -&gt; 32, Echo -&gt; 33</w:t>
+            </w:r>
+          </w:p>
+        </w:tc>
+        <w:tc>
+          <w:tcPr>
+            <w:tcW w:w="0" w:type="auto"/>
+            <w:gridSpan w:val="3"/>
+            <w:tcBorders>
+              <w:top w:val="single" w:sz="6" w:space="0" w:color="auto"/>
+              <w:left w:val="single" w:sz="6" w:space="0" w:color="auto"/>
+              <w:bottom w:val="single" w:sz="6" w:space="0" w:color="auto"/>
+              <w:right w:val="single" w:sz="6" w:space="0" w:color="auto"/>
+            </w:tcBorders>
+            <w:tcMar>
+              <w:top w:w="120" w:type="dxa"/>
+              <w:left w:w="180" w:type="dxa"/>
+              <w:bottom w:w="120" w:type="dxa"/>
+              <w:right w:w="180" w:type="dxa"/>
+            </w:tcMar>
+            <w:vAlign w:val="center"/>
+            <w:hideMark/>
+          </w:tcPr>
+          <w:p>
+            <w:pPr>
+              <w:rPr>
+                <w:b/>
+                <w:bCs/>
+              </w:rPr>
+            </w:pPr>
+            <w:r>
+              <w:rPr>
+                <w:b/>
+                <w:bCs/>
+              </w:rPr>
+              <w:t>Digital (Chuyển từ Slave lên)</w:t>
+            </w:r>
+          </w:p>
+        </w:tc>
+      </w:tr>
+      <w:tr>
+        <w:trPr>
+          <w:tblCellSpacing w:w="15" w:type="dxa"/>
+        </w:trPr>
+        <w:tc>
+          <w:tcPr>
+            <w:tcW w:w="0" w:type="auto"/>
+            <w:gridSpan w:val="2"/>
+            <w:tcBorders>
+              <w:top w:val="single" w:sz="6" w:space="0" w:color="auto"/>
+              <w:left w:val="single" w:sz="6" w:space="0" w:color="auto"/>
+              <w:bottom w:val="single" w:sz="6" w:space="0" w:color="auto"/>
+              <w:right w:val="single" w:sz="6" w:space="0" w:color="auto"/>
+            </w:tcBorders>
+            <w:tcMar>
+              <w:top w:w="120" w:type="dxa"/>
+              <w:left w:w="180" w:type="dxa"/>
+              <w:bottom w:w="120" w:type="dxa"/>
+              <w:right w:w="180" w:type="dxa"/>
+            </w:tcMar>
+            <w:vAlign w:val="center"/>
+            <w:hideMark/>
+          </w:tcPr>
+          <w:p>
+            <w:pPr>
+              <w:rPr>
+                <w:b/>
+                <w:bCs/>
+              </w:rPr>
+            </w:pPr>
+            <w:r>
+              <w:rPr>
+                <w:b/>
+                <w:bCs/>
+              </w:rPr>
+              <w:t>Servo X (Pan)</w:t>
+            </w:r>
+          </w:p>
+        </w:tc>
+        <w:tc>
+          <w:tcPr>
+            <w:tcW w:w="0" w:type="auto"/>
+            <w:tcBorders>
+              <w:top w:val="single" w:sz="6" w:space="0" w:color="auto"/>
+              <w:left w:val="single" w:sz="6" w:space="0" w:color="auto"/>
+              <w:bottom w:val="single" w:sz="6" w:space="0" w:color="auto"/>
+              <w:right w:val="single" w:sz="6" w:space="0" w:color="auto"/>
+            </w:tcBorders>
+            <w:tcMar>
+              <w:top w:w="120" w:type="dxa"/>
+              <w:left w:w="180" w:type="dxa"/>
+              <w:bottom w:w="120" w:type="dxa"/>
+              <w:right w:w="180" w:type="dxa"/>
+            </w:tcMar>
+            <w:vAlign w:val="center"/>
+            <w:hideMark/>
+          </w:tcPr>
+          <w:p>
+            <w:pPr>
+              <w:rPr>
+                <w:b/>
+                <w:bCs/>
+              </w:rPr>
+            </w:pPr>
+            <w:r>
+              <w:rPr>
+                <w:b/>
+                <w:bCs/>
+              </w:rPr>
+              <w:t>GPIO 13</w:t>
+            </w:r>
+            <w:r>
+              <w:rPr>
+                <w:b/>
+                <w:bCs/>
+              </w:rPr>
+              <w:br/>
+            </w:r>
+          </w:p>
+        </w:tc>
+        <w:tc>
+          <w:tcPr>
+            <w:tcW w:w="0" w:type="auto"/>
+            <w:gridSpan w:val="3"/>
+            <w:tcBorders>
+              <w:top w:val="single" w:sz="6" w:space="0" w:color="auto"/>
+              <w:left w:val="single" w:sz="6" w:space="0" w:color="auto"/>
+              <w:bottom w:val="single" w:sz="6" w:space="0" w:color="auto"/>
+              <w:right w:val="single" w:sz="6" w:space="0" w:color="auto"/>
+            </w:tcBorders>
+            <w:tcMar>
+              <w:top w:w="120" w:type="dxa"/>
+              <w:left w:w="180" w:type="dxa"/>
+              <w:bottom w:w="120" w:type="dxa"/>
+              <w:right w:w="180" w:type="dxa"/>
+            </w:tcMar>
+            <w:vAlign w:val="center"/>
+            <w:hideMark/>
+          </w:tcPr>
+          <w:p>
+            <w:pPr>
+              <w:rPr>
+                <w:b/>
+                <w:bCs/>
+              </w:rPr>
+            </w:pPr>
+            <w:r>
+              <w:rPr>
+                <w:b/>
+                <w:bCs/>
+              </w:rPr>
+              <w:t>PWM (Khóa 90° hoặc xoay theo mục tiêu)</w:t>
+            </w:r>
+          </w:p>
+        </w:tc>
+      </w:tr>
+      <w:tr>
+        <w:trPr>
+          <w:tblCellSpacing w:w="15" w:type="dxa"/>
+        </w:trPr>
+        <w:tc>
+          <w:tcPr>
+            <w:tcW w:w="0" w:type="auto"/>
+            <w:gridSpan w:val="2"/>
+            <w:tcBorders>
+              <w:top w:val="single" w:sz="6" w:space="0" w:color="auto"/>
+              <w:left w:val="single" w:sz="6" w:space="0" w:color="auto"/>
+              <w:bottom w:val="single" w:sz="6" w:space="0" w:color="auto"/>
+              <w:right w:val="single" w:sz="6" w:space="0" w:color="auto"/>
+            </w:tcBorders>
+            <w:tcMar>
+              <w:top w:w="120" w:type="dxa"/>
+              <w:left w:w="180" w:type="dxa"/>
+              <w:bottom w:w="120" w:type="dxa"/>
+              <w:right w:w="180" w:type="dxa"/>
+            </w:tcMar>
+            <w:vAlign w:val="center"/>
+            <w:hideMark/>
+          </w:tcPr>
+          <w:p>
+            <w:pPr>
+              <w:rPr>
+                <w:b/>
+                <w:bCs/>
+              </w:rPr>
+            </w:pPr>
+            <w:r>
+              <w:rPr>
+                <w:b/>
+                <w:bCs/>
+              </w:rPr>
+              <w:t>Servo Y (Tilt)</w:t>
+            </w:r>
+          </w:p>
+        </w:tc>
+        <w:tc>
+          <w:tcPr>
+            <w:tcW w:w="0" w:type="auto"/>
+            <w:tcBorders>
+              <w:top w:val="single" w:sz="6" w:space="0" w:color="auto"/>
+              <w:left w:val="single" w:sz="6" w:space="0" w:color="auto"/>
+              <w:bottom w:val="single" w:sz="6" w:space="0" w:color="auto"/>
+              <w:right w:val="single" w:sz="6" w:space="0" w:color="auto"/>
+            </w:tcBorders>
+            <w:tcMar>
+              <w:top w:w="120" w:type="dxa"/>
+              <w:left w:w="180" w:type="dxa"/>
+              <w:bottom w:w="120" w:type="dxa"/>
+              <w:right w:w="180" w:type="dxa"/>
+            </w:tcMar>
+            <w:vAlign w:val="center"/>
+            <w:hideMark/>
+          </w:tcPr>
+          <w:p>
+            <w:pPr>
+              <w:rPr>
+                <w:b/>
+                <w:bCs/>
+              </w:rPr>
+            </w:pPr>
+            <w:r>
+              <w:rPr>
+                <w:b/>
+                <w:bCs/>
+              </w:rPr>
+              <w:t>GPIO 12</w:t>
+            </w:r>
+          </w:p>
+        </w:tc>
+        <w:tc>
+          <w:tcPr>
+            <w:tcW w:w="0" w:type="auto"/>
+            <w:gridSpan w:val="3"/>
+            <w:tcBorders>
+              <w:top w:val="single" w:sz="6" w:space="0" w:color="auto"/>
+              <w:left w:val="single" w:sz="6" w:space="0" w:color="auto"/>
+              <w:bottom w:val="single" w:sz="6" w:space="0" w:color="auto"/>
+              <w:right w:val="single" w:sz="6" w:space="0" w:color="auto"/>
+            </w:tcBorders>
+            <w:tcMar>
+              <w:top w:w="120" w:type="dxa"/>
+              <w:left w:w="180" w:type="dxa"/>
+              <w:bottom w:w="120" w:type="dxa"/>
+              <w:right w:w="180" w:type="dxa"/>
+            </w:tcMar>
+            <w:vAlign w:val="center"/>
+            <w:hideMark/>
+          </w:tcPr>
+          <w:p>
+            <w:pPr>
+              <w:rPr>
+                <w:b/>
+                <w:bCs/>
+              </w:rPr>
+            </w:pPr>
+            <w:r>
+              <w:rPr>
+                <w:b/>
+                <w:bCs/>
+              </w:rPr>
+              <w:t>PWM (Gập 45° khi Recovery)</w:t>
+            </w:r>
+          </w:p>
+        </w:tc>
+      </w:tr>
+      <w:tr>
+        <w:trPr>
+          <w:tblCellSpacing w:w="15" w:type="dxa"/>
+        </w:trPr>
+        <w:tc>
+          <w:tcPr>
+            <w:tcW w:w="0" w:type="auto"/>
+            <w:gridSpan w:val="2"/>
+            <w:tcBorders>
+              <w:top w:val="single" w:sz="6" w:space="0" w:color="auto"/>
+              <w:left w:val="single" w:sz="6" w:space="0" w:color="auto"/>
+              <w:bottom w:val="single" w:sz="6" w:space="0" w:color="auto"/>
+              <w:right w:val="single" w:sz="6" w:space="0" w:color="auto"/>
+            </w:tcBorders>
+            <w:tcMar>
+              <w:top w:w="120" w:type="dxa"/>
+              <w:left w:w="180" w:type="dxa"/>
+              <w:bottom w:w="120" w:type="dxa"/>
+              <w:right w:w="180" w:type="dxa"/>
+            </w:tcMar>
+            <w:vAlign w:val="center"/>
+            <w:hideMark/>
+          </w:tcPr>
+          <w:p>
+            <w:pPr>
+              <w:rPr>
+                <w:b/>
+                <w:bCs/>
+              </w:rPr>
+            </w:pPr>
+            <w:r>
+              <w:rPr>
+                <w:b/>
+                <w:bCs/>
+              </w:rPr>
+              <w:t>Buzzer</w:t>
+            </w:r>
+          </w:p>
+        </w:tc>
+        <w:tc>
+          <w:tcPr>
+            <w:tcW w:w="0" w:type="auto"/>
+            <w:tcBorders>
+              <w:top w:val="single" w:sz="6" w:space="0" w:color="auto"/>
+              <w:left w:val="single" w:sz="6" w:space="0" w:color="auto"/>
+              <w:bottom w:val="single" w:sz="6" w:space="0" w:color="auto"/>
+              <w:right w:val="single" w:sz="6" w:space="0" w:color="auto"/>
+            </w:tcBorders>
+            <w:tcMar>
+              <w:top w:w="120" w:type="dxa"/>
+              <w:left w:w="180" w:type="dxa"/>
+              <w:bottom w:w="120" w:type="dxa"/>
+              <w:right w:w="180" w:type="dxa"/>
+            </w:tcMar>
+            <w:vAlign w:val="center"/>
+            <w:hideMark/>
+          </w:tcPr>
+          <w:p>
+            <w:pPr>
+              <w:rPr>
+                <w:b/>
+                <w:bCs/>
+              </w:rPr>
+            </w:pPr>
+            <w:r>
+              <w:rPr>
+                <w:b/>
+                <w:bCs/>
+              </w:rPr>
+              <w:t>GPIO 14</w:t>
+            </w:r>
+          </w:p>
+        </w:tc>
+        <w:tc>
+          <w:tcPr>
+            <w:tcW w:w="0" w:type="auto"/>
+            <w:gridSpan w:val="3"/>
+            <w:tcBorders>
+              <w:top w:val="single" w:sz="6" w:space="0" w:color="auto"/>
+              <w:left w:val="single" w:sz="6" w:space="0" w:color="auto"/>
+              <w:bottom w:val="single" w:sz="6" w:space="0" w:color="auto"/>
+              <w:right w:val="single" w:sz="6" w:space="0" w:color="auto"/>
+            </w:tcBorders>
+            <w:tcMar>
+              <w:top w:w="120" w:type="dxa"/>
+              <w:left w:w="180" w:type="dxa"/>
+              <w:bottom w:w="120" w:type="dxa"/>
+              <w:right w:w="180" w:type="dxa"/>
+            </w:tcMar>
+            <w:vAlign w:val="center"/>
+            <w:hideMark/>
+          </w:tcPr>
+          <w:p>
+            <w:pPr>
+              <w:rPr>
+                <w:b/>
+                <w:bCs/>
+              </w:rPr>
+            </w:pPr>
+            <w:r>
+              <w:rPr>
+                <w:b/>
+                <w:bCs/>
+              </w:rPr>
+              <w:t>Digital Out (Báo hiệu)</w:t>
+            </w:r>
+          </w:p>
+        </w:tc>
+      </w:tr>
+      <w:tr>
+        <w:trPr>
+          <w:tblCellSpacing w:w="15" w:type="dxa"/>
+        </w:trPr>
+        <w:tc>
+          <w:tcPr>
+            <w:tcW w:w="0" w:type="auto"/>
+            <w:gridSpan w:val="2"/>
+            <w:tcBorders>
+              <w:top w:val="single" w:sz="6" w:space="0" w:color="auto"/>
+              <w:left w:val="single" w:sz="6" w:space="0" w:color="auto"/>
+              <w:bottom w:val="single" w:sz="6" w:space="0" w:color="auto"/>
+              <w:right w:val="single" w:sz="6" w:space="0" w:color="auto"/>
+            </w:tcBorders>
+            <w:tcMar>
+              <w:top w:w="120" w:type="dxa"/>
+              <w:left w:w="180" w:type="dxa"/>
+              <w:bottom w:w="120" w:type="dxa"/>
+              <w:right w:w="180" w:type="dxa"/>
+            </w:tcMar>
+            <w:vAlign w:val="center"/>
+            <w:hideMark/>
+          </w:tcPr>
+          <w:p>
+            <w:pPr>
+              <w:rPr>
+                <w:b/>
+                <w:bCs/>
+              </w:rPr>
+            </w:pPr>
+            <w:r>
+              <w:rPr>
+                <w:b/>
+                <w:bCs/>
+              </w:rPr>
+              <w:t>Switch (Nút)</w:t>
+            </w:r>
+          </w:p>
+        </w:tc>
+        <w:tc>
+          <w:tcPr>
+            <w:tcW w:w="0" w:type="auto"/>
+            <w:tcBorders>
+              <w:top w:val="single" w:sz="6" w:space="0" w:color="auto"/>
+              <w:left w:val="single" w:sz="6" w:space="0" w:color="auto"/>
+              <w:bottom w:val="single" w:sz="6" w:space="0" w:color="auto"/>
+              <w:right w:val="single" w:sz="6" w:space="0" w:color="auto"/>
+            </w:tcBorders>
+            <w:tcMar>
+              <w:top w:w="120" w:type="dxa"/>
+              <w:left w:w="180" w:type="dxa"/>
+              <w:bottom w:w="120" w:type="dxa"/>
+              <w:right w:w="180" w:type="dxa"/>
+            </w:tcMar>
+            <w:vAlign w:val="center"/>
+            <w:hideMark/>
+          </w:tcPr>
+          <w:p>
+            <w:pPr>
+              <w:rPr>
+                <w:b/>
+                <w:bCs/>
+              </w:rPr>
+            </w:pPr>
+            <w:r>
+              <w:rPr>
+                <w:b/>
+                <w:bCs/>
+              </w:rPr>
+              <w:t>GPIO 27</w:t>
+            </w:r>
+          </w:p>
+        </w:tc>
+        <w:tc>
+          <w:tcPr>
+            <w:tcW w:w="0" w:type="auto"/>
+            <w:gridSpan w:val="3"/>
+            <w:tcBorders>
+              <w:top w:val="single" w:sz="6" w:space="0" w:color="auto"/>
+              <w:left w:val="single" w:sz="6" w:space="0" w:color="auto"/>
+              <w:bottom w:val="single" w:sz="6" w:space="0" w:color="auto"/>
+              <w:right w:val="single" w:sz="6" w:space="0" w:color="auto"/>
+            </w:tcBorders>
+            <w:tcMar>
+              <w:top w:w="120" w:type="dxa"/>
+              <w:left w:w="180" w:type="dxa"/>
+              <w:bottom w:w="120" w:type="dxa"/>
+              <w:right w:w="180" w:type="dxa"/>
+            </w:tcMar>
+            <w:vAlign w:val="center"/>
+            <w:hideMark/>
+          </w:tcPr>
+          <w:p>
+            <w:pPr>
+              <w:rPr>
+                <w:b/>
+                <w:bCs/>
+              </w:rPr>
+            </w:pPr>
+            <w:r>
+              <w:rPr>
+                <w:b/>
+                <w:bCs/>
+              </w:rPr>
+              <w:t>Nút nhấn chọn/chuyển chế độ</w:t>
+            </w:r>
+          </w:p>
+        </w:tc>
+      </w:tr>
+      <w:tr>
+        <w:tblPrEx>
+          <w:tblCellMar>
+            <w:top w:w="15" w:type="dxa"/>
+            <w:left w:w="15" w:type="dxa"/>
+            <w:bottom w:w="15" w:type="dxa"/>
+            <w:right w:w="15" w:type="dxa"/>
+          </w:tblCellMar>
+        </w:tblPrEx>
+        <w:trPr>
+          <w:tblHeader/>
+          <w:tblCellSpacing w:w="15" w:type="dxa"/>
+        </w:trPr>
+        <w:tc>
+          <w:tcPr>
+            <w:tcW w:w="0" w:type="auto"/>
+            <w:tcBorders>
+              <w:top w:val="single" w:sz="6" w:space="0" w:color="auto"/>
+              <w:left w:val="single" w:sz="6" w:space="0" w:color="auto"/>
+              <w:bottom w:val="single" w:sz="6" w:space="0" w:color="auto"/>
+              <w:right w:val="single" w:sz="6" w:space="0" w:color="auto"/>
+            </w:tcBorders>
+            <w:vAlign w:val="center"/>
+            <w:hideMark/>
+          </w:tcPr>
+          <w:p>
+            <w:r>
+              <w:rPr>
+                <w:b/>
+                <w:bCs/>
+              </w:rPr>
+              <w:t>Linh kiện</w:t>
+            </w:r>
+          </w:p>
+        </w:tc>
+        <w:tc>
+          <w:tcPr>
+            <w:tcW w:w="0" w:type="auto"/>
+            <w:gridSpan w:val="3"/>
+            <w:tcBorders>
+              <w:top w:val="single" w:sz="6" w:space="0" w:color="auto"/>
+              <w:left w:val="single" w:sz="6" w:space="0" w:color="auto"/>
+              <w:bottom w:val="single" w:sz="6" w:space="0" w:color="auto"/>
+              <w:right w:val="single" w:sz="6" w:space="0" w:color="auto"/>
+            </w:tcBorders>
+            <w:vAlign w:val="center"/>
+            <w:hideMark/>
+          </w:tcPr>
+          <w:p>
+            <w:r>
+              <w:rPr>
+                <w:b/>
+                <w:bCs/>
+              </w:rPr>
+              <w:t>Chân trên ESP32 Master</w:t>
+            </w:r>
+          </w:p>
+        </w:tc>
+        <w:tc>
+          <w:tcPr>
+            <w:tcW w:w="0" w:type="auto"/>
+            <w:tcBorders>
+              <w:top w:val="single" w:sz="6" w:space="0" w:color="auto"/>
+              <w:left w:val="single" w:sz="6" w:space="0" w:color="auto"/>
+              <w:bottom w:val="single" w:sz="6" w:space="0" w:color="auto"/>
+              <w:right w:val="single" w:sz="6" w:space="0" w:color="auto"/>
+            </w:tcBorders>
+            <w:vAlign w:val="center"/>
+            <w:hideMark/>
+          </w:tcPr>
+          <w:p>
+            <w:r>
+              <w:rPr>
+                <w:b/>
+                <w:bCs/>
+              </w:rPr>
+              <w:t>Loại giao tiếp</w:t>
+            </w:r>
+          </w:p>
+        </w:tc>
+        <w:tc>
+          <w:tcPr>
+            <w:tcW w:w="0" w:type="auto"/>
+            <w:tcBorders>
+              <w:top w:val="single" w:sz="6" w:space="0" w:color="auto"/>
+              <w:left w:val="single" w:sz="6" w:space="0" w:color="auto"/>
+              <w:bottom w:val="single" w:sz="6" w:space="0" w:color="auto"/>
+              <w:right w:val="single" w:sz="6" w:space="0" w:color="auto"/>
+            </w:tcBorders>
+            <w:vAlign w:val="center"/>
+            <w:hideMark/>
+          </w:tcPr>
+          <w:p>
+            <w:r>
+              <w:rPr>
+                <w:b/>
+                <w:bCs/>
+              </w:rPr>
+              <w:t>Ghi chú</w:t>
+            </w:r>
+          </w:p>
+        </w:tc>
+      </w:tr>
+      <w:tr>
+        <w:tblPrEx>
+          <w:tblCellMar>
+            <w:top w:w="15" w:type="dxa"/>
+            <w:left w:w="15" w:type="dxa"/>
+            <w:bottom w:w="15" w:type="dxa"/>
+            <w:right w:w="15" w:type="dxa"/>
+          </w:tblCellMar>
+        </w:tblPrEx>
+        <w:trPr>
+          <w:tblCellSpacing w:w="15" w:type="dxa"/>
+        </w:trPr>
+        <w:tc>
+          <w:tcPr>
+            <w:tcW w:w="0" w:type="auto"/>
+            <w:tcBorders>
+              <w:top w:val="single" w:sz="6" w:space="0" w:color="auto"/>
+              <w:left w:val="single" w:sz="6" w:space="0" w:color="auto"/>
+              <w:bottom w:val="single" w:sz="6" w:space="0" w:color="auto"/>
+              <w:right w:val="single" w:sz="6" w:space="0" w:color="auto"/>
+            </w:tcBorders>
+            <w:vAlign w:val="center"/>
+            <w:hideMark/>
+          </w:tcPr>
+          <w:p>
+            <w:r>
+              <w:rPr>
+                <w:b/>
+                <w:bCs/>
+              </w:rPr>
+              <w:t>Huskylens</w:t>
+            </w:r>
+          </w:p>
+        </w:tc>
+        <w:tc>
+          <w:tcPr>
+            <w:tcW w:w="0" w:type="auto"/>
+            <w:gridSpan w:val="3"/>
+            <w:tcBorders>
+              <w:top w:val="single" w:sz="6" w:space="0" w:color="auto"/>
+              <w:left w:val="single" w:sz="6" w:space="0" w:color="auto"/>
+              <w:bottom w:val="single" w:sz="6" w:space="0" w:color="auto"/>
+              <w:right w:val="single" w:sz="6" w:space="0" w:color="auto"/>
+            </w:tcBorders>
+            <w:vAlign w:val="center"/>
+            <w:hideMark/>
+          </w:tcPr>
+          <w:p>
+            <w:r>
+              <w:t xml:space="preserve">TX -&gt; </w:t>
+            </w:r>
+            <w:r>
+              <w:rPr>
+                <w:b/>
+                <w:bCs/>
+              </w:rPr>
+              <w:t>GPIO 16</w:t>
+            </w:r>
+            <w:r>
+              <w:t xml:space="preserve"> (RX2), RX -&gt; </w:t>
+            </w:r>
+            <w:r>
+              <w:rPr>
+                <w:b/>
+                <w:bCs/>
+              </w:rPr>
+              <w:t>GPIO 17</w:t>
+            </w:r>
+            <w:r>
+              <w:t xml:space="preserve"> (TX2)</w:t>
+            </w:r>
+          </w:p>
+        </w:tc>
+        <w:tc>
+          <w:tcPr>
+            <w:tcW w:w="0" w:type="auto"/>
+            <w:tcBorders>
+              <w:top w:val="single" w:sz="6" w:space="0" w:color="auto"/>
+              <w:left w:val="single" w:sz="6" w:space="0" w:color="auto"/>
+              <w:bottom w:val="single" w:sz="6" w:space="0" w:color="auto"/>
+              <w:right w:val="single" w:sz="6" w:space="0" w:color="auto"/>
+            </w:tcBorders>
+            <w:vAlign w:val="center"/>
+            <w:hideMark/>
+          </w:tcPr>
+          <w:p>
+            <w:r>
+              <w:t>UART2</w:t>
+            </w:r>
+          </w:p>
+        </w:tc>
+        <w:tc>
+          <w:tcPr>
+            <w:tcW w:w="0" w:type="auto"/>
+            <w:tcBorders>
+              <w:top w:val="single" w:sz="6" w:space="0" w:color="auto"/>
+              <w:left w:val="single" w:sz="6" w:space="0" w:color="auto"/>
+              <w:bottom w:val="single" w:sz="6" w:space="0" w:color="auto"/>
+              <w:right w:val="single" w:sz="6" w:space="0" w:color="auto"/>
+            </w:tcBorders>
+            <w:vAlign w:val="center"/>
+            <w:hideMark/>
+          </w:tcPr>
+          <w:p>
+            <w:r>
+              <w:t>Hardware Serial 2</w:t>
+            </w:r>
+          </w:p>
+        </w:tc>
+      </w:tr>
+      <w:tr>
+        <w:tblPrEx>
+          <w:tblCellMar>
+            <w:top w:w="15" w:type="dxa"/>
+            <w:left w:w="15" w:type="dxa"/>
+            <w:bottom w:w="15" w:type="dxa"/>
+            <w:right w:w="15" w:type="dxa"/>
+          </w:tblCellMar>
+        </w:tblPrEx>
+        <w:trPr>
+          <w:tblCellSpacing w:w="15" w:type="dxa"/>
+        </w:trPr>
+        <w:tc>
+          <w:tcPr>
+            <w:tcW w:w="0" w:type="auto"/>
+            <w:tcBorders>
+              <w:top w:val="single" w:sz="6" w:space="0" w:color="auto"/>
+              <w:left w:val="single" w:sz="6" w:space="0" w:color="auto"/>
+              <w:bottom w:val="single" w:sz="6" w:space="0" w:color="auto"/>
+              <w:right w:val="single" w:sz="6" w:space="0" w:color="auto"/>
+            </w:tcBorders>
+            <w:vAlign w:val="center"/>
+            <w:hideMark/>
+          </w:tcPr>
+          <w:p>
+            <w:r>
+              <w:rPr>
+                <w:b/>
+                <w:bCs/>
+              </w:rPr>
+              <w:t>OLED 0.96"</w:t>
+            </w:r>
+          </w:p>
+        </w:tc>
+        <w:tc>
+          <w:tcPr>
+            <w:tcW w:w="0" w:type="auto"/>
+            <w:gridSpan w:val="3"/>
+            <w:tcBorders>
+              <w:top w:val="single" w:sz="6" w:space="0" w:color="auto"/>
+              <w:left w:val="single" w:sz="6" w:space="0" w:color="auto"/>
+              <w:bottom w:val="single" w:sz="6" w:space="0" w:color="auto"/>
+              <w:right w:val="single" w:sz="6" w:space="0" w:color="auto"/>
+            </w:tcBorders>
+            <w:vAlign w:val="center"/>
+            <w:hideMark/>
+          </w:tcPr>
+          <w:p>
+            <w:r>
+              <w:t xml:space="preserve">SDA -&gt; </w:t>
+            </w:r>
+            <w:r>
+              <w:rPr>
+                <w:b/>
+                <w:bCs/>
+              </w:rPr>
+              <w:t>GPIO 21</w:t>
+            </w:r>
+            <w:r>
+              <w:t xml:space="preserve">, SCL -&gt; </w:t>
+            </w:r>
+            <w:r>
+              <w:rPr>
+                <w:b/>
+                <w:bCs/>
+              </w:rPr>
+              <w:t>GPIO 22</w:t>
+            </w:r>
+          </w:p>
+        </w:tc>
+        <w:tc>
+          <w:tcPr>
+            <w:tcW w:w="0" w:type="auto"/>
+            <w:tcBorders>
+              <w:top w:val="single" w:sz="6" w:space="0" w:color="auto"/>
+              <w:left w:val="single" w:sz="6" w:space="0" w:color="auto"/>
+              <w:bottom w:val="single" w:sz="6" w:space="0" w:color="auto"/>
+              <w:right w:val="single" w:sz="6" w:space="0" w:color="auto"/>
+            </w:tcBorders>
+            <w:vAlign w:val="center"/>
+            <w:hideMark/>
+          </w:tcPr>
+          <w:p>
+            <w:r>
+              <w:t>I2C</w:t>
+            </w:r>
+          </w:p>
+        </w:tc>
+        <w:tc>
+          <w:tcPr>
+            <w:tcW w:w="0" w:type="auto"/>
+            <w:tcBorders>
+              <w:top w:val="single" w:sz="6" w:space="0" w:color="auto"/>
+              <w:left w:val="single" w:sz="6" w:space="0" w:color="auto"/>
+              <w:bottom w:val="single" w:sz="6" w:space="0" w:color="auto"/>
+              <w:right w:val="single" w:sz="6" w:space="0" w:color="auto"/>
+            </w:tcBorders>
+            <w:vAlign w:val="center"/>
+            <w:hideMark/>
+          </w:tcPr>
+          <w:p>
+            <w:r>
+              <w:t>Chung bus với ToF</w:t>
+            </w:r>
+          </w:p>
+        </w:tc>
+      </w:tr>
+      <w:tr>
+        <w:tblPrEx>
+          <w:tblCellMar>
+            <w:top w:w="15" w:type="dxa"/>
+            <w:left w:w="15" w:type="dxa"/>
+            <w:bottom w:w="15" w:type="dxa"/>
+            <w:right w:w="15" w:type="dxa"/>
+          </w:tblCellMar>
+        </w:tblPrEx>
+        <w:trPr>
+          <w:tblCellSpacing w:w="15" w:type="dxa"/>
+        </w:trPr>
+        <w:tc>
+          <w:tcPr>
+            <w:tcW w:w="0" w:type="auto"/>
+            <w:tcBorders>
+              <w:top w:val="single" w:sz="6" w:space="0" w:color="auto"/>
+              <w:left w:val="single" w:sz="6" w:space="0" w:color="auto"/>
+              <w:bottom w:val="single" w:sz="6" w:space="0" w:color="auto"/>
+              <w:right w:val="single" w:sz="6" w:space="0" w:color="auto"/>
+            </w:tcBorders>
+            <w:vAlign w:val="center"/>
+            <w:hideMark/>
+          </w:tcPr>
+          <w:p>
+            <w:r>
+              <w:rPr>
+                <w:b/>
+                <w:bCs/>
+              </w:rPr>
+              <w:t>Cảm biến ToF</w:t>
+            </w:r>
+          </w:p>
+        </w:tc>
+        <w:tc>
+          <w:tcPr>
+            <w:tcW w:w="0" w:type="auto"/>
+            <w:gridSpan w:val="3"/>
+            <w:tcBorders>
+              <w:top w:val="single" w:sz="6" w:space="0" w:color="auto"/>
+              <w:left w:val="single" w:sz="6" w:space="0" w:color="auto"/>
+              <w:bottom w:val="single" w:sz="6" w:space="0" w:color="auto"/>
+              <w:right w:val="single" w:sz="6" w:space="0" w:color="auto"/>
+            </w:tcBorders>
+            <w:vAlign w:val="center"/>
+            <w:hideMark/>
+          </w:tcPr>
+          <w:p>
+            <w:r>
+              <w:t xml:space="preserve">SDA -&gt; </w:t>
+            </w:r>
+            <w:r>
+              <w:rPr>
+                <w:b/>
+                <w:bCs/>
+              </w:rPr>
+              <w:t>GPIO 21</w:t>
+            </w:r>
+            <w:r>
+              <w:t xml:space="preserve">, SCL -&gt; </w:t>
+            </w:r>
+            <w:r>
+              <w:rPr>
+                <w:b/>
+                <w:bCs/>
+              </w:rPr>
+              <w:t>GPIO 22</w:t>
+            </w:r>
+          </w:p>
+        </w:tc>
+        <w:tc>
+          <w:tcPr>
+            <w:tcW w:w="0" w:type="auto"/>
+            <w:tcBorders>
+              <w:top w:val="single" w:sz="6" w:space="0" w:color="auto"/>
+              <w:left w:val="single" w:sz="6" w:space="0" w:color="auto"/>
+              <w:bottom w:val="single" w:sz="6" w:space="0" w:color="auto"/>
+              <w:right w:val="single" w:sz="6" w:space="0" w:color="auto"/>
+            </w:tcBorders>
+            <w:vAlign w:val="center"/>
+            <w:hideMark/>
+          </w:tcPr>
+          <w:p>
+            <w:r>
+              <w:t>I2C</w:t>
+            </w:r>
+          </w:p>
+        </w:tc>
+        <w:tc>
+          <w:tcPr>
+            <w:tcW w:w="0" w:type="auto"/>
+            <w:tcBorders>
+              <w:top w:val="single" w:sz="6" w:space="0" w:color="auto"/>
+              <w:left w:val="single" w:sz="6" w:space="0" w:color="auto"/>
+              <w:bottom w:val="single" w:sz="6" w:space="0" w:color="auto"/>
+              <w:right w:val="single" w:sz="6" w:space="0" w:color="auto"/>
+            </w:tcBorders>
+            <w:vAlign w:val="center"/>
+            <w:hideMark/>
+          </w:tcPr>
+          <w:p>
+            <w:r>
+              <w:t>Địa chỉ I2C mặc định khác OLED</w:t>
+            </w:r>
+          </w:p>
+        </w:tc>
+      </w:tr>
+      <w:tr>
+        <w:tblPrEx>
+          <w:tblCellMar>
+            <w:top w:w="15" w:type="dxa"/>
+            <w:left w:w="15" w:type="dxa"/>
+            <w:bottom w:w="15" w:type="dxa"/>
+            <w:right w:w="15" w:type="dxa"/>
+          </w:tblCellMar>
+        </w:tblPrEx>
+        <w:trPr>
+          <w:tblCellSpacing w:w="15" w:type="dxa"/>
+        </w:trPr>
+        <w:tc>
+          <w:tcPr>
+            <w:tcW w:w="0" w:type="auto"/>
+            <w:tcBorders>
+              <w:top w:val="single" w:sz="6" w:space="0" w:color="auto"/>
+              <w:left w:val="single" w:sz="6" w:space="0" w:color="auto"/>
+              <w:bottom w:val="single" w:sz="6" w:space="0" w:color="auto"/>
+              <w:right w:val="single" w:sz="6" w:space="0" w:color="auto"/>
+            </w:tcBorders>
+            <w:vAlign w:val="center"/>
+            <w:hideMark/>
+          </w:tcPr>
+          <w:p>
+            <w:r>
+              <w:rPr>
+                <w:b/>
+                <w:bCs/>
+              </w:rPr>
+              <w:t>Servo X (Ngang)</w:t>
+            </w:r>
+          </w:p>
+        </w:tc>
+        <w:tc>
+          <w:tcPr>
+            <w:tcW w:w="0" w:type="auto"/>
+            <w:gridSpan w:val="3"/>
+            <w:tcBorders>
+              <w:top w:val="single" w:sz="6" w:space="0" w:color="auto"/>
+              <w:left w:val="single" w:sz="6" w:space="0" w:color="auto"/>
+              <w:bottom w:val="single" w:sz="6" w:space="0" w:color="auto"/>
+              <w:right w:val="single" w:sz="6" w:space="0" w:color="auto"/>
+            </w:tcBorders>
+            <w:vAlign w:val="center"/>
+            <w:hideMark/>
+          </w:tcPr>
+          <w:p>
+            <w:r>
+              <w:rPr>
+                <w:b/>
+                <w:bCs/>
+              </w:rPr>
+              <w:t>GPIO 13</w:t>
+            </w:r>
+          </w:p>
+        </w:tc>
+        <w:tc>
+          <w:tcPr>
+            <w:tcW w:w="0" w:type="auto"/>
+            <w:tcBorders>
+              <w:top w:val="single" w:sz="6" w:space="0" w:color="auto"/>
+              <w:left w:val="single" w:sz="6" w:space="0" w:color="auto"/>
+              <w:bottom w:val="single" w:sz="6" w:space="0" w:color="auto"/>
+              <w:right w:val="single" w:sz="6" w:space="0" w:color="auto"/>
+            </w:tcBorders>
+            <w:vAlign w:val="center"/>
+            <w:hideMark/>
+          </w:tcPr>
+          <w:p>
+            <w:r>
+              <w:t>PWM</w:t>
+            </w:r>
+          </w:p>
+        </w:tc>
+        <w:tc>
+          <w:tcPr>
+            <w:tcW w:w="0" w:type="auto"/>
+            <w:tcBorders>
+              <w:top w:val="single" w:sz="6" w:space="0" w:color="auto"/>
+              <w:left w:val="single" w:sz="6" w:space="0" w:color="auto"/>
+              <w:bottom w:val="single" w:sz="6" w:space="0" w:color="auto"/>
+              <w:right w:val="single" w:sz="6" w:space="0" w:color="auto"/>
+            </w:tcBorders>
+            <w:vAlign w:val="center"/>
+            <w:hideMark/>
+          </w:tcPr>
+          <w:p>
+            <w:r>
+              <w:t>Điều khiển xoay trái/phải</w:t>
+            </w:r>
+          </w:p>
+        </w:tc>
+      </w:tr>
+      <w:tr>
+        <w:tblPrEx>
+          <w:tblCellMar>
+            <w:top w:w="15" w:type="dxa"/>
+            <w:left w:w="15" w:type="dxa"/>
+            <w:bottom w:w="15" w:type="dxa"/>
+            <w:right w:w="15" w:type="dxa"/>
+          </w:tblCellMar>
+        </w:tblPrEx>
+        <w:trPr>
+          <w:tblCellSpacing w:w="15" w:type="dxa"/>
+        </w:trPr>
+        <w:tc>
+          <w:tcPr>
+            <w:tcW w:w="0" w:type="auto"/>
+            <w:tcBorders>
+              <w:top w:val="single" w:sz="6" w:space="0" w:color="auto"/>
+              <w:left w:val="single" w:sz="6" w:space="0" w:color="auto"/>
+              <w:bottom w:val="single" w:sz="6" w:space="0" w:color="auto"/>
+              <w:right w:val="single" w:sz="6" w:space="0" w:color="auto"/>
+            </w:tcBorders>
+            <w:vAlign w:val="center"/>
+            <w:hideMark/>
+          </w:tcPr>
+          <w:p>
+            <w:r>
+              <w:rPr>
+                <w:b/>
+                <w:bCs/>
+              </w:rPr>
+              <w:t>Servo Y (Dọc)</w:t>
+            </w:r>
+          </w:p>
+        </w:tc>
+        <w:tc>
+          <w:tcPr>
+            <w:tcW w:w="0" w:type="auto"/>
+            <w:gridSpan w:val="3"/>
+            <w:tcBorders>
+              <w:top w:val="single" w:sz="6" w:space="0" w:color="auto"/>
+              <w:left w:val="single" w:sz="6" w:space="0" w:color="auto"/>
+              <w:bottom w:val="single" w:sz="6" w:space="0" w:color="auto"/>
+              <w:right w:val="single" w:sz="6" w:space="0" w:color="auto"/>
+            </w:tcBorders>
+            <w:vAlign w:val="center"/>
+            <w:hideMark/>
+          </w:tcPr>
+          <w:p>
+            <w:r>
+              <w:rPr>
+                <w:b/>
+                <w:bCs/>
+              </w:rPr>
+              <w:t>GPIO 12</w:t>
+            </w:r>
+          </w:p>
+        </w:tc>
+        <w:tc>
+          <w:tcPr>
+            <w:tcW w:w="0" w:type="auto"/>
+            <w:tcBorders>
+              <w:top w:val="single" w:sz="6" w:space="0" w:color="auto"/>
+              <w:left w:val="single" w:sz="6" w:space="0" w:color="auto"/>
+              <w:bottom w:val="single" w:sz="6" w:space="0" w:color="auto"/>
+              <w:right w:val="single" w:sz="6" w:space="0" w:color="auto"/>
+            </w:tcBorders>
+            <w:vAlign w:val="center"/>
+            <w:hideMark/>
+          </w:tcPr>
+          <w:p>
+            <w:r>
+              <w:t>PWM</w:t>
+            </w:r>
+          </w:p>
+        </w:tc>
+        <w:tc>
+          <w:tcPr>
+            <w:tcW w:w="0" w:type="auto"/>
+            <w:tcBorders>
+              <w:top w:val="single" w:sz="6" w:space="0" w:color="auto"/>
+              <w:left w:val="single" w:sz="6" w:space="0" w:color="auto"/>
+              <w:bottom w:val="single" w:sz="6" w:space="0" w:color="auto"/>
+              <w:right w:val="single" w:sz="6" w:space="0" w:color="auto"/>
+            </w:tcBorders>
+            <w:vAlign w:val="center"/>
+            <w:hideMark/>
+          </w:tcPr>
+          <w:p>
+            <w:r>
+              <w:t>Điều khiển gật lên/xuống</w:t>
+            </w:r>
+          </w:p>
+        </w:tc>
+      </w:tr>
+      <w:tr>
+        <w:tblPrEx>
+          <w:tblCellMar>
+            <w:top w:w="15" w:type="dxa"/>
+            <w:left w:w="15" w:type="dxa"/>
+            <w:bottom w:w="15" w:type="dxa"/>
+            <w:right w:w="15" w:type="dxa"/>
+          </w:tblCellMar>
+        </w:tblPrEx>
+        <w:trPr>
+          <w:tblCellSpacing w:w="15" w:type="dxa"/>
+        </w:trPr>
+        <w:tc>
+          <w:tcPr>
+            <w:tcW w:w="0" w:type="auto"/>
+            <w:tcBorders>
+              <w:top w:val="single" w:sz="6" w:space="0" w:color="auto"/>
+              <w:left w:val="single" w:sz="6" w:space="0" w:color="auto"/>
+              <w:bottom w:val="single" w:sz="6" w:space="0" w:color="auto"/>
+              <w:right w:val="single" w:sz="6" w:space="0" w:color="auto"/>
+            </w:tcBorders>
+            <w:vAlign w:val="center"/>
+            <w:hideMark/>
+          </w:tcPr>
+          <w:p>
+            <w:r>
+              <w:rPr>
+                <w:b/>
+                <w:bCs/>
+              </w:rPr>
+              <w:t>Buzzer (Còi)</w:t>
+            </w:r>
+          </w:p>
+        </w:tc>
+        <w:tc>
+          <w:tcPr>
+            <w:tcW w:w="0" w:type="auto"/>
+            <w:gridSpan w:val="3"/>
+            <w:tcBorders>
+              <w:top w:val="single" w:sz="6" w:space="0" w:color="auto"/>
+              <w:left w:val="single" w:sz="6" w:space="0" w:color="auto"/>
+              <w:bottom w:val="single" w:sz="6" w:space="0" w:color="auto"/>
+              <w:right w:val="single" w:sz="6" w:space="0" w:color="auto"/>
+            </w:tcBorders>
+            <w:vAlign w:val="center"/>
+            <w:hideMark/>
+          </w:tcPr>
+          <w:p>
+            <w:r>
+              <w:rPr>
+                <w:b/>
+                <w:bCs/>
+              </w:rPr>
+              <w:t>GPIO 14</w:t>
+            </w:r>
+          </w:p>
+        </w:tc>
+        <w:tc>
+          <w:tcPr>
+            <w:tcW w:w="0" w:type="auto"/>
+            <w:tcBorders>
+              <w:top w:val="single" w:sz="6" w:space="0" w:color="auto"/>
+              <w:left w:val="single" w:sz="6" w:space="0" w:color="auto"/>
+              <w:bottom w:val="single" w:sz="6" w:space="0" w:color="auto"/>
+              <w:right w:val="single" w:sz="6" w:space="0" w:color="auto"/>
+            </w:tcBorders>
+            <w:vAlign w:val="center"/>
+            <w:hideMark/>
+          </w:tcPr>
+          <w:p>
+            <w:r>
+              <w:t>Digital Out</w:t>
+            </w:r>
+          </w:p>
+        </w:tc>
+        <w:tc>
+          <w:tcPr>
+            <w:tcW w:w="0" w:type="auto"/>
+            <w:tcBorders>
+              <w:top w:val="single" w:sz="6" w:space="0" w:color="auto"/>
+              <w:left w:val="single" w:sz="6" w:space="0" w:color="auto"/>
+              <w:bottom w:val="single" w:sz="6" w:space="0" w:color="auto"/>
+              <w:right w:val="single" w:sz="6" w:space="0" w:color="auto"/>
+            </w:tcBorders>
+            <w:vAlign w:val="center"/>
+            <w:hideMark/>
+          </w:tcPr>
+          <w:p>
+            <w:r>
+              <w:t>Thông báo khi nhận diện xong</w:t>
+            </w:r>
+          </w:p>
+        </w:tc>
+      </w:tr>
+    </w:tbl>
+    <w:p>
+      <w:r>
+        <w:br/>
+      </w:r>
       <w:r>
         <w:rPr>
           <w:b/>
           <w:bCs/>
         </w:rPr>
-        <w:t xml:space="preserve"> / </w:t>
-      </w:r>
-      <w:proofErr w:type="spellStart"/>
-      <w:r>
+        <w:t>Servo X Gimbal (GPIO 34)</w:t>
+      </w:r>
+      <w:r>
+        <w:pict w14:anchorId="5430162A">
+          <v:rect id="_x0000_i1026" style="width:0;height:1.5pt" o:hralign="center" o:hrstd="t" o:hr="t" fillcolor="#a0a0a0" stroked="f"/>
+        </w:pict>
+      </w:r>
+    </w:p>
+    <w:p>
+      <w:pPr>
         <w:rPr>
           <w:b/>
           <w:bCs/>
         </w:rPr>
-        <w:t>Edge</w:t>
-      </w:r>
-      <w:proofErr w:type="spellEnd"/>
+      </w:pPr>
       <w:r>
         <w:rPr>
           <w:b/>
           <w:bCs/>
         </w:rPr>
-        <w:t xml:space="preserve"> AI (AI tại biên):</w:t>
-      </w:r>
-      <w:r>
-        <w:t xml:space="preserve"> "Thay vì dùng </w:t>
-      </w:r>
-      <w:proofErr w:type="spellStart"/>
-      <w:r>
-        <w:t>Raspberry</w:t>
-      </w:r>
-      <w:proofErr w:type="spellEnd"/>
+        <w:lastRenderedPageBreak/>
+        <w:t>2. Sơ đồ chân ESP32 Slave (Chấp hành &amp; An toàn)</w:t>
+      </w:r>
+    </w:p>
+    <w:p>
+      <w:r>
+        <w:t>Khối này chịu trách nhiệm di chuyển, đọc thẻ RFID và các cảm biến an toàn va chạm.</w:t>
+      </w:r>
+    </w:p>
+    <w:tbl>
+      <w:tblPr>
+        <w:tblW w:w="0" w:type="auto"/>
+        <w:tblCellSpacing w:w="15" w:type="dxa"/>
+        <w:tblCellMar>
+          <w:left w:w="0" w:type="dxa"/>
+          <w:right w:w="0" w:type="dxa"/>
+        </w:tblCellMar>
+        <w:tblLook w:val="04A0" w:firstRow="1" w:lastRow="0" w:firstColumn="1" w:lastColumn="0" w:noHBand="0" w:noVBand="1"/>
+      </w:tblPr>
+      <w:tblGrid>
+        <w:gridCol w:w="1924"/>
+        <w:gridCol w:w="3444"/>
+        <w:gridCol w:w="3642"/>
+      </w:tblGrid>
+      <w:tr>
+        <w:trPr>
+          <w:tblHeader/>
+          <w:tblCellSpacing w:w="15" w:type="dxa"/>
+        </w:trPr>
+        <w:tc>
+          <w:tcPr>
+            <w:tcW w:w="0" w:type="auto"/>
+            <w:tcBorders>
+              <w:top w:val="single" w:sz="6" w:space="0" w:color="auto"/>
+              <w:left w:val="single" w:sz="6" w:space="0" w:color="auto"/>
+              <w:bottom w:val="single" w:sz="6" w:space="0" w:color="auto"/>
+              <w:right w:val="single" w:sz="6" w:space="0" w:color="auto"/>
+            </w:tcBorders>
+            <w:tcMar>
+              <w:top w:w="120" w:type="dxa"/>
+              <w:left w:w="180" w:type="dxa"/>
+              <w:bottom w:w="120" w:type="dxa"/>
+              <w:right w:w="180" w:type="dxa"/>
+            </w:tcMar>
+            <w:vAlign w:val="center"/>
+            <w:hideMark/>
+          </w:tcPr>
+          <w:p>
+            <w:r>
+              <w:rPr>
+                <w:b/>
+                <w:bCs/>
+              </w:rPr>
+              <w:t>Linh kiện</w:t>
+            </w:r>
+          </w:p>
+        </w:tc>
+        <w:tc>
+          <w:tcPr>
+            <w:tcW w:w="0" w:type="auto"/>
+            <w:tcBorders>
+              <w:top w:val="single" w:sz="6" w:space="0" w:color="auto"/>
+              <w:left w:val="single" w:sz="6" w:space="0" w:color="auto"/>
+              <w:bottom w:val="single" w:sz="6" w:space="0" w:color="auto"/>
+              <w:right w:val="single" w:sz="6" w:space="0" w:color="auto"/>
+            </w:tcBorders>
+            <w:tcMar>
+              <w:top w:w="120" w:type="dxa"/>
+              <w:left w:w="180" w:type="dxa"/>
+              <w:bottom w:w="120" w:type="dxa"/>
+              <w:right w:w="180" w:type="dxa"/>
+            </w:tcMar>
+            <w:vAlign w:val="center"/>
+            <w:hideMark/>
+          </w:tcPr>
+          <w:p>
+            <w:r>
+              <w:rPr>
+                <w:b/>
+                <w:bCs/>
+              </w:rPr>
+              <w:t>Chân trên Slave ESP32</w:t>
+            </w:r>
+          </w:p>
+        </w:tc>
+        <w:tc>
+          <w:tcPr>
+            <w:tcW w:w="0" w:type="auto"/>
+            <w:tcBorders>
+              <w:top w:val="single" w:sz="6" w:space="0" w:color="auto"/>
+              <w:left w:val="single" w:sz="6" w:space="0" w:color="auto"/>
+              <w:bottom w:val="single" w:sz="6" w:space="0" w:color="auto"/>
+              <w:right w:val="single" w:sz="6" w:space="0" w:color="auto"/>
+            </w:tcBorders>
+            <w:tcMar>
+              <w:top w:w="120" w:type="dxa"/>
+              <w:left w:w="180" w:type="dxa"/>
+              <w:bottom w:w="120" w:type="dxa"/>
+              <w:right w:w="180" w:type="dxa"/>
+            </w:tcMar>
+            <w:vAlign w:val="center"/>
+            <w:hideMark/>
+          </w:tcPr>
+          <w:p>
+            <w:r>
+              <w:rPr>
+                <w:b/>
+                <w:bCs/>
+              </w:rPr>
+              <w:t>Ghi chú / Giao tiếp</w:t>
+            </w:r>
+          </w:p>
+        </w:tc>
+      </w:tr>
+      <w:tr>
+        <w:trPr>
+          <w:tblCellSpacing w:w="15" w:type="dxa"/>
+        </w:trPr>
+        <w:tc>
+          <w:tcPr>
+            <w:tcW w:w="0" w:type="auto"/>
+            <w:tcBorders>
+              <w:top w:val="single" w:sz="6" w:space="0" w:color="auto"/>
+              <w:left w:val="single" w:sz="6" w:space="0" w:color="auto"/>
+              <w:bottom w:val="single" w:sz="6" w:space="0" w:color="auto"/>
+              <w:right w:val="single" w:sz="6" w:space="0" w:color="auto"/>
+            </w:tcBorders>
+            <w:tcMar>
+              <w:top w:w="120" w:type="dxa"/>
+              <w:left w:w="180" w:type="dxa"/>
+              <w:bottom w:w="120" w:type="dxa"/>
+              <w:right w:w="180" w:type="dxa"/>
+            </w:tcMar>
+            <w:vAlign w:val="center"/>
+            <w:hideMark/>
+          </w:tcPr>
+          <w:p>
+            <w:r>
+              <w:rPr>
+                <w:b/>
+                <w:bCs/>
+              </w:rPr>
+              <w:t>PN532 (RFID)</w:t>
+            </w:r>
+          </w:p>
+        </w:tc>
+        <w:tc>
+          <w:tcPr>
+            <w:tcW w:w="0" w:type="auto"/>
+            <w:tcBorders>
+              <w:top w:val="single" w:sz="6" w:space="0" w:color="auto"/>
+              <w:left w:val="single" w:sz="6" w:space="0" w:color="auto"/>
+              <w:bottom w:val="single" w:sz="6" w:space="0" w:color="auto"/>
+              <w:right w:val="single" w:sz="6" w:space="0" w:color="auto"/>
+            </w:tcBorders>
+            <w:tcMar>
+              <w:top w:w="120" w:type="dxa"/>
+              <w:left w:w="180" w:type="dxa"/>
+              <w:bottom w:w="120" w:type="dxa"/>
+              <w:right w:w="180" w:type="dxa"/>
+            </w:tcMar>
+            <w:vAlign w:val="center"/>
+            <w:hideMark/>
+          </w:tcPr>
+          <w:p>
+            <w:r>
+              <w:t>SCK: 18, MISO: 19, MOSI: 23, CS: 5</w:t>
+            </w:r>
+          </w:p>
+        </w:tc>
+        <w:tc>
+          <w:tcPr>
+            <w:tcW w:w="0" w:type="auto"/>
+            <w:tcBorders>
+              <w:top w:val="single" w:sz="6" w:space="0" w:color="auto"/>
+              <w:left w:val="single" w:sz="6" w:space="0" w:color="auto"/>
+              <w:bottom w:val="single" w:sz="6" w:space="0" w:color="auto"/>
+              <w:right w:val="single" w:sz="6" w:space="0" w:color="auto"/>
+            </w:tcBorders>
+            <w:tcMar>
+              <w:top w:w="120" w:type="dxa"/>
+              <w:left w:w="180" w:type="dxa"/>
+              <w:bottom w:w="120" w:type="dxa"/>
+              <w:right w:w="180" w:type="dxa"/>
+            </w:tcMar>
+            <w:vAlign w:val="center"/>
+            <w:hideMark/>
+          </w:tcPr>
+          <w:p>
+            <w:r>
+              <w:t>Giao tiếp VSPI (Tốc độ cao)</w:t>
+            </w:r>
+          </w:p>
+        </w:tc>
+      </w:tr>
+      <w:tr>
+        <w:trPr>
+          <w:tblCellSpacing w:w="15" w:type="dxa"/>
+        </w:trPr>
+        <w:tc>
+          <w:tcPr>
+            <w:tcW w:w="0" w:type="auto"/>
+            <w:tcBorders>
+              <w:top w:val="single" w:sz="6" w:space="0" w:color="auto"/>
+              <w:left w:val="single" w:sz="6" w:space="0" w:color="auto"/>
+              <w:bottom w:val="single" w:sz="6" w:space="0" w:color="auto"/>
+              <w:right w:val="single" w:sz="6" w:space="0" w:color="auto"/>
+            </w:tcBorders>
+            <w:tcMar>
+              <w:top w:w="120" w:type="dxa"/>
+              <w:left w:w="180" w:type="dxa"/>
+              <w:bottom w:w="120" w:type="dxa"/>
+              <w:right w:w="180" w:type="dxa"/>
+            </w:tcMar>
+            <w:vAlign w:val="center"/>
+            <w:hideMark/>
+          </w:tcPr>
+          <w:p>
+            <w:r>
+              <w:rPr>
+                <w:b/>
+                <w:bCs/>
+              </w:rPr>
+              <w:t>Line (5 mắt)</w:t>
+            </w:r>
+          </w:p>
+        </w:tc>
+        <w:tc>
+          <w:tcPr>
+            <w:tcW w:w="0" w:type="auto"/>
+            <w:tcBorders>
+              <w:top w:val="single" w:sz="6" w:space="0" w:color="auto"/>
+              <w:left w:val="single" w:sz="6" w:space="0" w:color="auto"/>
+              <w:bottom w:val="single" w:sz="6" w:space="0" w:color="auto"/>
+              <w:right w:val="single" w:sz="6" w:space="0" w:color="auto"/>
+            </w:tcBorders>
+            <w:tcMar>
+              <w:top w:w="120" w:type="dxa"/>
+              <w:left w:w="180" w:type="dxa"/>
+              <w:bottom w:w="120" w:type="dxa"/>
+              <w:right w:w="180" w:type="dxa"/>
+            </w:tcMar>
+            <w:vAlign w:val="center"/>
+            <w:hideMark/>
+          </w:tcPr>
+          <w:p>
+            <w:r>
+              <w:t>34, 35, 36 (VP), 39 (VN), 32</w:t>
+            </w:r>
+          </w:p>
+        </w:tc>
+        <w:tc>
+          <w:tcPr>
+            <w:tcW w:w="0" w:type="auto"/>
+            <w:tcBorders>
+              <w:top w:val="single" w:sz="6" w:space="0" w:color="auto"/>
+              <w:left w:val="single" w:sz="6" w:space="0" w:color="auto"/>
+              <w:bottom w:val="single" w:sz="6" w:space="0" w:color="auto"/>
+              <w:right w:val="single" w:sz="6" w:space="0" w:color="auto"/>
+            </w:tcBorders>
+            <w:tcMar>
+              <w:top w:w="120" w:type="dxa"/>
+              <w:left w:w="180" w:type="dxa"/>
+              <w:bottom w:w="120" w:type="dxa"/>
+              <w:right w:w="180" w:type="dxa"/>
+            </w:tcMar>
+            <w:vAlign w:val="center"/>
+            <w:hideMark/>
+          </w:tcPr>
+          <w:p>
+            <w:r>
+              <w:t>Digital Input (Ưu tiên chân Input-Only)</w:t>
+            </w:r>
+          </w:p>
+        </w:tc>
+      </w:tr>
+      <w:tr>
+        <w:trPr>
+          <w:tblCellSpacing w:w="15" w:type="dxa"/>
+        </w:trPr>
+        <w:tc>
+          <w:tcPr>
+            <w:tcW w:w="0" w:type="auto"/>
+            <w:tcBorders>
+              <w:top w:val="single" w:sz="6" w:space="0" w:color="auto"/>
+              <w:left w:val="single" w:sz="6" w:space="0" w:color="auto"/>
+              <w:bottom w:val="single" w:sz="6" w:space="0" w:color="auto"/>
+              <w:right w:val="single" w:sz="6" w:space="0" w:color="auto"/>
+            </w:tcBorders>
+            <w:tcMar>
+              <w:top w:w="120" w:type="dxa"/>
+              <w:left w:w="180" w:type="dxa"/>
+              <w:bottom w:w="120" w:type="dxa"/>
+              <w:right w:w="180" w:type="dxa"/>
+            </w:tcMar>
+            <w:vAlign w:val="center"/>
+            <w:hideMark/>
+          </w:tcPr>
+          <w:p>
+            <w:r>
+              <w:rPr>
+                <w:b/>
+                <w:bCs/>
+              </w:rPr>
+              <w:t>L298N #1 (Trái)</w:t>
+            </w:r>
+          </w:p>
+        </w:tc>
+        <w:tc>
+          <w:tcPr>
+            <w:tcW w:w="0" w:type="auto"/>
+            <w:tcBorders>
+              <w:top w:val="single" w:sz="6" w:space="0" w:color="auto"/>
+              <w:left w:val="single" w:sz="6" w:space="0" w:color="auto"/>
+              <w:bottom w:val="single" w:sz="6" w:space="0" w:color="auto"/>
+              <w:right w:val="single" w:sz="6" w:space="0" w:color="auto"/>
+            </w:tcBorders>
+            <w:tcMar>
+              <w:top w:w="120" w:type="dxa"/>
+              <w:left w:w="180" w:type="dxa"/>
+              <w:bottom w:w="120" w:type="dxa"/>
+              <w:right w:w="180" w:type="dxa"/>
+            </w:tcMar>
+            <w:vAlign w:val="center"/>
+            <w:hideMark/>
+          </w:tcPr>
+          <w:p>
+            <w:r>
+              <w:t xml:space="preserve">ENA: 13, IN1: 12, IN2: 14 </w:t>
+            </w:r>
+          </w:p>
+          <w:p>
+            <w:r>
+              <w:br/>
+            </w:r>
+          </w:p>
+          <w:p>
+            <w:r>
+              <w:t>IN3: 27, IN4: 26, ENB: 25</w:t>
+            </w:r>
+          </w:p>
+        </w:tc>
+        <w:tc>
+          <w:tcPr>
+            <w:tcW w:w="0" w:type="auto"/>
+            <w:tcBorders>
+              <w:top w:val="single" w:sz="6" w:space="0" w:color="auto"/>
+              <w:left w:val="single" w:sz="6" w:space="0" w:color="auto"/>
+              <w:bottom w:val="single" w:sz="6" w:space="0" w:color="auto"/>
+              <w:right w:val="single" w:sz="6" w:space="0" w:color="auto"/>
+            </w:tcBorders>
+            <w:tcMar>
+              <w:top w:w="120" w:type="dxa"/>
+              <w:left w:w="180" w:type="dxa"/>
+              <w:bottom w:w="120" w:type="dxa"/>
+              <w:right w:w="180" w:type="dxa"/>
+            </w:tcMar>
+            <w:vAlign w:val="center"/>
+            <w:hideMark/>
+          </w:tcPr>
+          <w:p>
+            <w:r>
+              <w:t xml:space="preserve">Bánh Trước Trái (FL) &amp; Sau Trái (BL) </w:t>
+            </w:r>
+          </w:p>
+          <w:p>
+            <w:r>
+              <w:br/>
+            </w:r>
+          </w:p>
+          <w:p>
+            <w:r>
+              <w:rPr>
+                <w:i/>
+                <w:iCs/>
+              </w:rPr>
+              <w:t>(Điều khiển độc lập chiều &amp; tốc độ)</w:t>
+            </w:r>
+          </w:p>
+        </w:tc>
+      </w:tr>
+      <w:tr>
+        <w:trPr>
+          <w:tblCellSpacing w:w="15" w:type="dxa"/>
+        </w:trPr>
+        <w:tc>
+          <w:tcPr>
+            <w:tcW w:w="0" w:type="auto"/>
+            <w:tcBorders>
+              <w:top w:val="single" w:sz="6" w:space="0" w:color="auto"/>
+              <w:left w:val="single" w:sz="6" w:space="0" w:color="auto"/>
+              <w:bottom w:val="single" w:sz="6" w:space="0" w:color="auto"/>
+              <w:right w:val="single" w:sz="6" w:space="0" w:color="auto"/>
+            </w:tcBorders>
+            <w:tcMar>
+              <w:top w:w="120" w:type="dxa"/>
+              <w:left w:w="180" w:type="dxa"/>
+              <w:bottom w:w="120" w:type="dxa"/>
+              <w:right w:w="180" w:type="dxa"/>
+            </w:tcMar>
+            <w:vAlign w:val="center"/>
+            <w:hideMark/>
+          </w:tcPr>
+          <w:p>
+            <w:r>
+              <w:rPr>
+                <w:b/>
+                <w:bCs/>
+              </w:rPr>
+              <w:t>L298N #2 (Phải)</w:t>
+            </w:r>
+          </w:p>
+        </w:tc>
+        <w:tc>
+          <w:tcPr>
+            <w:tcW w:w="0" w:type="auto"/>
+            <w:tcBorders>
+              <w:top w:val="single" w:sz="6" w:space="0" w:color="auto"/>
+              <w:left w:val="single" w:sz="6" w:space="0" w:color="auto"/>
+              <w:bottom w:val="single" w:sz="6" w:space="0" w:color="auto"/>
+              <w:right w:val="single" w:sz="6" w:space="0" w:color="auto"/>
+            </w:tcBorders>
+            <w:tcMar>
+              <w:top w:w="120" w:type="dxa"/>
+              <w:left w:w="180" w:type="dxa"/>
+              <w:bottom w:w="120" w:type="dxa"/>
+              <w:right w:w="180" w:type="dxa"/>
+            </w:tcMar>
+            <w:vAlign w:val="center"/>
+            <w:hideMark/>
+          </w:tcPr>
+          <w:p>
+            <w:r>
+              <w:t xml:space="preserve">ENA: 33, IN1: 4, IN2: 16 </w:t>
+            </w:r>
+          </w:p>
+          <w:p>
+            <w:r>
+              <w:br/>
+            </w:r>
+          </w:p>
+          <w:p>
+            <w:r>
+              <w:t>IN3: 17, IN4: 22, ENB: 21</w:t>
+            </w:r>
+          </w:p>
+        </w:tc>
+        <w:tc>
+          <w:tcPr>
+            <w:tcW w:w="0" w:type="auto"/>
+            <w:tcBorders>
+              <w:top w:val="single" w:sz="6" w:space="0" w:color="auto"/>
+              <w:left w:val="single" w:sz="6" w:space="0" w:color="auto"/>
+              <w:bottom w:val="single" w:sz="6" w:space="0" w:color="auto"/>
+              <w:right w:val="single" w:sz="6" w:space="0" w:color="auto"/>
+            </w:tcBorders>
+            <w:tcMar>
+              <w:top w:w="120" w:type="dxa"/>
+              <w:left w:w="180" w:type="dxa"/>
+              <w:bottom w:w="120" w:type="dxa"/>
+              <w:right w:w="180" w:type="dxa"/>
+            </w:tcMar>
+            <w:vAlign w:val="center"/>
+            <w:hideMark/>
+          </w:tcPr>
+          <w:p>
+            <w:r>
+              <w:t xml:space="preserve">Bánh Trước Phải (FR) &amp; Sau Phải (BR) </w:t>
+            </w:r>
+          </w:p>
+          <w:p>
+            <w:r>
+              <w:br/>
+            </w:r>
+          </w:p>
+          <w:p>
+            <w:r>
+              <w:rPr>
+                <w:i/>
+                <w:iCs/>
+              </w:rPr>
+              <w:t>(Tránh các chân Boot 0, 2, 15)</w:t>
+            </w:r>
+          </w:p>
+        </w:tc>
+      </w:tr>
+    </w:tbl>
+    <w:p/>
+    <w:p>
+      <w:r>
+        <w:t>III. CÁC CHẾ ĐỘ VẬN HÀNH CHI TIẾT</w:t>
+      </w:r>
+    </w:p>
+    <w:p>
+      <w:r>
+        <w:t>CHẾ ĐỘ 1: TỰ HÀNH GIAO HÀNG (Autonomous Mode)</w:t>
+      </w:r>
+    </w:p>
+    <w:p>
+      <w:r>
+        <w:t>vạch line phải luôn luôn ở giữa xe</w:t>
+      </w:r>
+    </w:p>
+    <w:p>
+      <w:r>
+        <w:t>Đây là chế độ làm việc cốt lõi của robot dựa trên lộ trình JSON từ Web.</w:t>
+      </w:r>
+    </w:p>
+    <w:p/>
+    <w:p>
+      <w:r>
+        <w:t>Quản lý phần cứng:</w:t>
+      </w:r>
+    </w:p>
+    <w:p/>
+    <w:p>
+      <w:r>
+        <w:t>TẮT: Siêu âm 2 bên, Camera HuskyLens, Servo Y (Nghỉ ngơi để tiết kiệm CPU).</w:t>
+      </w:r>
+    </w:p>
+    <w:p/>
+    <w:p>
+      <w:r>
+        <w:t>BẬT: Dò Line 5 mắt (Nano xử lý), Thẻ từ PN532 (ESP32 xử lý), ToF (Né vật cản).</w:t>
+      </w:r>
+    </w:p>
+    <w:p/>
+    <w:p>
+      <w:r>
+        <w:t>Kịch bản 1 chuyến đi:</w:t>
+      </w:r>
+    </w:p>
+    <w:p/>
+    <w:p>
+      <w:r>
+        <w:t>Chờ lệnh: Đỗ tại trạm MED, OLED hiện IDLE.</w:t>
+      </w:r>
+    </w:p>
+    <w:p/>
+    <w:p>
+      <w:r>
+        <w:t>Nhận lệnh: Web gửi JSON (ví dụ đi R1M1), OLED đổi sang tên bệnh nhân.</w:t>
+      </w:r>
+    </w:p>
+    <w:p/>
+    <w:p>
+      <w:r>
+        <w:t>Xuất phát: Y tá bỏ đồ lên xe -&gt; Bấm SW 1 lần + Quét trúng thẻ MED -&gt; Xe khởi hành (ST_OUTBOUND).</w:t>
+      </w:r>
+    </w:p>
+    <w:p/>
+    <w:p>
+      <w:r>
+        <w:t>Di chuyển</w:t>
+      </w:r>
+      <w:r>
+        <w:t xml:space="preserve">: </w:t>
+      </w:r>
+      <w:r>
+        <w:t>Slave đọc UID rồi gửi qua ESP-Now cho Master. Master sẽ đối chiếu với JSON để ra lệnh "Rẽ trái/phải" cho Slave.</w:t>
+      </w:r>
       <w:r>
         <w:t xml:space="preserve"> </w:t>
       </w:r>
-      <w:proofErr w:type="spellStart"/>
-      <w:r>
-        <w:t>Pi</w:t>
-      </w:r>
-      <w:proofErr w:type="spellEnd"/>
-      <w:r>
-        <w:t xml:space="preserve"> hay gửi ảnh lên </w:t>
-      </w:r>
-      <w:proofErr w:type="spellStart"/>
-      <w:r>
-        <w:t>server</w:t>
-      </w:r>
-      <w:proofErr w:type="spellEnd"/>
-      <w:r>
-        <w:t xml:space="preserve">, nhóm sử dụng kiến trúc </w:t>
-      </w:r>
-      <w:proofErr w:type="spellStart"/>
-      <w:r>
-        <w:t>Edge</w:t>
-      </w:r>
-      <w:proofErr w:type="spellEnd"/>
-      <w:r>
-        <w:t xml:space="preserve"> AI với cảm biến tích hợp sẵn KPU (</w:t>
-      </w:r>
-      <w:proofErr w:type="spellStart"/>
-      <w:r>
-        <w:t>Kendryte</w:t>
-      </w:r>
-      <w:proofErr w:type="spellEnd"/>
-      <w:r>
-        <w:t xml:space="preserve"> K210) để phân tán khối lượng tính toán, giúp ESP32 được giải phóng hoàn toàn bộ nhớ để tập trung điều khiển </w:t>
-      </w:r>
-      <w:proofErr w:type="spellStart"/>
-      <w:r>
-        <w:t>Motor</w:t>
-      </w:r>
-      <w:proofErr w:type="spellEnd"/>
-      <w:r>
-        <w:t xml:space="preserve"> và giao tiếp MQTT."</w:t>
-      </w:r>
-    </w:p>
-    <w:p>
-      <w:pPr>
-        <w:numPr>
-          <w:ilvl w:val="0"/>
-          <w:numId w:val="3"/>
-        </w:numPr>
-      </w:pPr>
-      <w:proofErr w:type="spellStart"/>
-      <w:r>
+      <w:r>
+        <w:t>ESP32 lo đọc thẻ RFID dưới sàn để rẽ tại ngã tư và báo cáo tiến độ lên Web. ToF quét vật cản, nếu có người cản sẽ phanh gấp và kêu còi.</w:t>
+      </w:r>
+    </w:p>
+    <w:p/>
+    <w:p>
+      <w:r>
+        <w:t xml:space="preserve">Tới đích: Cán thẻ R1M1 -&gt; Phanh lại -&gt; Thân xe tự xoay 180 </w:t>
+      </w:r>
+      <w:r>
+        <w:t xml:space="preserve">độ, </w:t>
+      </w:r>
+      <w:r>
+        <w:t>sau khi xoay 180 độ tại điểm đích, cảm biến Line (5 mắt) cần có một khoảng trễ (delay) hoặc thuật toán kiểm tra để đảm bảo nó đã "bám" lại đúng vạch trước khi chạy ST_BACK.</w:t>
+      </w:r>
+      <w:r>
+        <w:t xml:space="preserve"> (chuẩn bị tư thế về) -&gt; OLED báo WAIT AT DEST, còi kêu.</w:t>
+      </w:r>
+    </w:p>
+    <w:p/>
+    <w:p>
+      <w:r>
+        <w:t>Trở về: Bác sĩ nhận đồ xong -&gt; Bấm SW 1 lần -&gt; Xe chuyển trạng thái ST_BACK, tự chạy bám line về lại trạm MED.</w:t>
+      </w:r>
+    </w:p>
+    <w:p/>
+    <w:p>
+      <w:r>
+        <w:t>Kết thúc: Về đến MED -&gt; Cán thẻ -&gt; Xoay 180 độ hướng mặt ra ngoài -&gt; Xóa lộ trình -&gt; Về lại IDLE.</w:t>
+      </w:r>
+    </w:p>
+    <w:p/>
+    <w:p>
+      <w:r>
+        <w:t>CHẾ ĐỘ 2: BÁM ĐUÔI THÔNG MINH (Follow Person Mode)</w:t>
+      </w:r>
+    </w:p>
+    <w:p>
+      <w:r>
+        <w:t>Kích hoạt bằng cách Bấm đúp SW khi đang rảnh. Robot bám theo bác sĩ để chuyển đồ lưu động.</w:t>
+      </w:r>
+    </w:p>
+    <w:p/>
+    <w:p>
+      <w:r>
+        <w:lastRenderedPageBreak/>
+        <w:t>Quản lý phần cứng:</w:t>
+      </w:r>
+    </w:p>
+    <w:p/>
+    <w:p>
+      <w:r>
+        <w:t>TẮT: Dò Line 5 mắt, Thẻ từ PN532.</w:t>
+      </w:r>
+    </w:p>
+    <w:p/>
+    <w:p>
+      <w:r>
+        <w:t>BẬT: Camera HuskyLens, Servo Y (Tilt), 2 Cảm biến Siêu âm, ToF.</w:t>
+      </w:r>
+    </w:p>
+    <w:p/>
+    <w:p>
+      <w:r>
+        <w:t>Cách thức vận hành:</w:t>
+      </w:r>
+      <w:r>
+        <w:br/>
+        <w:t xml:space="preserve">nếu bị lệch tâm so với camera thì sử dụng trượt. chỉ khi servo X quay tìm được người ở hướng nào thì xe sẽ quay về hướng đó, </w:t>
+      </w:r>
+      <w:r>
+        <w:t xml:space="preserve">camera vẫn phải chỉ thẳng vào mục tiêu, và xoay thân xe cho đến khi về góc mặc định 90 độ. </w:t>
+      </w:r>
+    </w:p>
+    <w:p>
+      <w:r>
+        <w:t>ở trạng thái bình thường nếu thấy mục tiêu thì sẽ khóa cứng góc 90 độ để đi theo. Chỉ khi mất dấu thì mới mở khóa servo X</w:t>
+      </w:r>
+    </w:p>
+    <w:p>
+      <w:r>
+        <w:t>Bám sát (Tracking): HuskyLens khóa AprilTag/Hình dáng người. Servo Y liên tục gập lên/xuống giữ người ở tâm dọc. ESP32 gửi tọa độ X cho Nano để 4 bánh Mecanum trượt ngang và tiến lùi giữ người ở tâm ngang. ToF đo khoảng cách để xe tự động lùi lại nếu người đi giật lùi.</w:t>
+      </w:r>
+    </w:p>
+    <w:p/>
+    <w:p>
+      <w:r>
+        <w:t xml:space="preserve">Mất dấu &amp; Tìm kiếm: Áp dụng thuật toán "Nhớ trạng thái tường" (đã mô tả ở Phần I). Khi cần quay camera, 4 bánh Mecanum sẽ tự động xoay toàn bộ thân </w:t>
+      </w:r>
+      <w:r>
+        <w:t>xe</w:t>
+      </w:r>
+    </w:p>
+    <w:p/>
+    <w:p>
+      <w:r>
+        <w:t>Tái đồng bộ: Ngay khi xoay xe mà Camera quét thấy mục tiêu, xe dừng xoay, khóa mục tiêu và tiếp tục bám theo quỹ đạo của người.</w:t>
+      </w:r>
+    </w:p>
+    <w:p/>
+    <w:p>
+      <w:r>
+        <w:t>CHẾ ĐỘ 3: PHỤC HỒI &amp; QUAY VỀ (Recovery Mode)</w:t>
+      </w:r>
+    </w:p>
+    <w:p>
+      <w:r>
+        <w:t>Khi đang đi theo bác sĩ ở nơi không có vạch kẻ đường, bác sĩ Bấm đúp SW lần nữa để trả xe về chế độ Tự hành. Robot sẽ thực hiện quy trình 3 bước khép kín:</w:t>
+      </w:r>
+    </w:p>
+    <w:p/>
+    <w:p>
+      <w:r>
+        <w:t>Bước 1: Visual Docking (Tìm Line bằng mắt AI)</w:t>
+      </w:r>
+    </w:p>
+    <w:p/>
+    <w:p>
+      <w:r>
+        <w:t>HuskyLens đổi thuật toán sang nhận diện đường Line (ALGORITHM_LINE_TRACKING).</w:t>
+      </w:r>
+    </w:p>
+    <w:p/>
+    <w:p>
+      <w:r>
+        <w:t>Servo Y tự động gập xuống 45 độ hướng sát xuống mặt sàn.</w:t>
+      </w:r>
+    </w:p>
+    <w:p/>
+    <w:p>
+      <w:r>
+        <w:t>ESP32 dùng dữ liệu góc nghiêng từ camera để điều khiển bánh Mecanum trượt ngang, xoay nhẹ, đưa xe tiến lại gần vạch đen.</w:t>
+      </w:r>
+    </w:p>
+    <w:p/>
+    <w:p>
+      <w:r>
+        <w:t>Nó sẽ điều khiển cho đến khi mảng 5 mắt dò Line dưới bụng xe (do Nano quản lý) đọc được tín hiệu vạch đen và xe nằm thẳng chính giữa vạch.</w:t>
+      </w:r>
+    </w:p>
+    <w:p/>
+    <w:p>
+      <w:r>
+        <w:t>Bước 2: Blind Run (Chạy mù tìm mốc)</w:t>
+      </w:r>
+    </w:p>
+    <w:p/>
+    <w:p>
+      <w:r>
+        <w:t>Khi xe đã khớp chuẩn vào Line: Servo Y ngóc thẳng lên nghỉ ngơi.</w:t>
+      </w:r>
+    </w:p>
+    <w:p/>
+    <w:p>
+      <w:r>
+        <w:t>ESP32 TẮT Camera HuskyLens và 2 Siêu âm. BẬT mạch quét thẻ PN532.</w:t>
+      </w:r>
+    </w:p>
+    <w:p>
+      <w:r>
+        <w:t>Khi HuskyLens (Master) thấy Line và điều khiển xe trượt ngang để khớp Line, Master cần gửi một tín hiệu "Sync" cho Slave để Slave biết khi nào 5 mắt hồng ngoại đã chạm vạch và chuyển sang chế độ PID Line truyền thống.</w:t>
+      </w:r>
+    </w:p>
+    <w:p>
+      <w:r>
+        <w:t>Bước 3: Call Home (Xin đường về)</w:t>
+      </w:r>
+    </w:p>
+    <w:p/>
+    <w:p>
+      <w:r>
+        <w:t>Xe cứ chạy bám line cho đến khi cán qua</w:t>
+      </w:r>
+      <w:r>
+        <w:t xml:space="preserve"> 2</w:t>
+      </w:r>
+      <w:r>
+        <w:t xml:space="preserve"> thẻ Checkpoint RFID </w:t>
+      </w:r>
+      <w:r>
+        <w:t xml:space="preserve">được lưu tạm thời, sau khi xác định được hướng đi thì dựa vào hướng đi để web cho lệnh quay 180 độ hay không </w:t>
+      </w:r>
+    </w:p>
+    <w:p/>
+    <w:p>
+      <w:r>
+        <w:t>Hàm RFID quét được J4 -&gt; Lập tức phanh xe lại.</w:t>
+      </w:r>
+    </w:p>
+    <w:p/>
+    <w:p>
+      <w:r>
+        <w:t>ESP32 gửi vị trí J4 lên Web qua MQTT: "Tôi đang ở J4, xin đường về MED".</w:t>
+      </w:r>
+    </w:p>
+    <w:p/>
+    <w:p>
+      <w:r>
+        <w:t>Web tính toán lại lộ trình từ J4 về MED rồi bắn xuống xe.</w:t>
+      </w:r>
+    </w:p>
+    <w:p/>
+    <w:p>
+      <w:r>
+        <w:t>Robot nhận JSON, xóa lộ trình cũ, nạp lộ trình mới và chính thức vào chế độ ST_BACK (thuộc Chế độ 1) để rẽ đúng hướng và chạy thẳng về .</w:t>
+      </w:r>
+      <w:r>
+        <w:br/>
+      </w:r>
+    </w:p>
+    <w:tbl>
+      <w:tblPr>
+        <w:tblW w:w="0" w:type="auto"/>
+        <w:tblCellSpacing w:w="15" w:type="dxa"/>
+        <w:tblCellMar>
+          <w:left w:w="0" w:type="dxa"/>
+          <w:right w:w="0" w:type="dxa"/>
+        </w:tblCellMar>
+        <w:tblLook w:val="04A0" w:firstRow="1" w:lastRow="0" w:firstColumn="1" w:lastColumn="0" w:noHBand="0" w:noVBand="1"/>
+      </w:tblPr>
+      <w:tblGrid>
+        <w:gridCol w:w="2262"/>
+        <w:gridCol w:w="2341"/>
+        <w:gridCol w:w="3449"/>
+      </w:tblGrid>
+      <w:tr>
+        <w:trPr>
+          <w:tblHeader/>
+          <w:tblCellSpacing w:w="15" w:type="dxa"/>
+        </w:trPr>
+        <w:tc>
+          <w:tcPr>
+            <w:tcW w:w="0" w:type="auto"/>
+            <w:tcBorders>
+              <w:top w:val="single" w:sz="6" w:space="0" w:color="auto"/>
+              <w:left w:val="single" w:sz="6" w:space="0" w:color="auto"/>
+              <w:bottom w:val="single" w:sz="6" w:space="0" w:color="auto"/>
+              <w:right w:val="single" w:sz="6" w:space="0" w:color="auto"/>
+            </w:tcBorders>
+            <w:tcMar>
+              <w:top w:w="120" w:type="dxa"/>
+              <w:left w:w="180" w:type="dxa"/>
+              <w:bottom w:w="120" w:type="dxa"/>
+              <w:right w:w="180" w:type="dxa"/>
+            </w:tcMar>
+            <w:vAlign w:val="center"/>
+            <w:hideMark/>
+          </w:tcPr>
+          <w:p>
+            <w:r>
+              <w:rPr>
+                <w:b/>
+                <w:bCs/>
+              </w:rPr>
+              <w:lastRenderedPageBreak/>
+              <w:t>Trạng thái</w:t>
+            </w:r>
+          </w:p>
+        </w:tc>
+        <w:tc>
+          <w:tcPr>
+            <w:tcW w:w="0" w:type="auto"/>
+            <w:tcBorders>
+              <w:top w:val="single" w:sz="6" w:space="0" w:color="auto"/>
+              <w:left w:val="single" w:sz="6" w:space="0" w:color="auto"/>
+              <w:bottom w:val="single" w:sz="6" w:space="0" w:color="auto"/>
+              <w:right w:val="single" w:sz="6" w:space="0" w:color="auto"/>
+            </w:tcBorders>
+            <w:tcMar>
+              <w:top w:w="120" w:type="dxa"/>
+              <w:left w:w="180" w:type="dxa"/>
+              <w:bottom w:w="120" w:type="dxa"/>
+              <w:right w:w="180" w:type="dxa"/>
+            </w:tcMar>
+            <w:vAlign w:val="center"/>
+            <w:hideMark/>
+          </w:tcPr>
+          <w:p>
+            <w:r>
+              <w:rPr>
+                <w:b/>
+                <w:bCs/>
+              </w:rPr>
+              <w:t>Nội dung Header</w:t>
+            </w:r>
+          </w:p>
+        </w:tc>
+        <w:tc>
+          <w:tcPr>
+            <w:tcW w:w="0" w:type="auto"/>
+            <w:tcBorders>
+              <w:top w:val="single" w:sz="6" w:space="0" w:color="auto"/>
+              <w:left w:val="single" w:sz="6" w:space="0" w:color="auto"/>
+              <w:bottom w:val="single" w:sz="6" w:space="0" w:color="auto"/>
+              <w:right w:val="single" w:sz="6" w:space="0" w:color="auto"/>
+            </w:tcBorders>
+            <w:tcMar>
+              <w:top w:w="120" w:type="dxa"/>
+              <w:left w:w="180" w:type="dxa"/>
+              <w:bottom w:w="120" w:type="dxa"/>
+              <w:right w:w="180" w:type="dxa"/>
+            </w:tcMar>
+            <w:vAlign w:val="center"/>
+            <w:hideMark/>
+          </w:tcPr>
+          <w:p>
+            <w:r>
+              <w:rPr>
+                <w:b/>
+                <w:bCs/>
+              </w:rPr>
+              <w:t>Nội dung Body (Dòng 2, 3)</w:t>
+            </w:r>
+          </w:p>
+        </w:tc>
+      </w:tr>
+      <w:tr>
+        <w:trPr>
+          <w:tblCellSpacing w:w="15" w:type="dxa"/>
+        </w:trPr>
+        <w:tc>
+          <w:tcPr>
+            <w:tcW w:w="0" w:type="auto"/>
+            <w:tcBorders>
+              <w:top w:val="single" w:sz="6" w:space="0" w:color="auto"/>
+              <w:left w:val="single" w:sz="6" w:space="0" w:color="auto"/>
+              <w:bottom w:val="single" w:sz="6" w:space="0" w:color="auto"/>
+              <w:right w:val="single" w:sz="6" w:space="0" w:color="auto"/>
+            </w:tcBorders>
+            <w:tcMar>
+              <w:top w:w="120" w:type="dxa"/>
+              <w:left w:w="180" w:type="dxa"/>
+              <w:bottom w:w="120" w:type="dxa"/>
+              <w:right w:w="180" w:type="dxa"/>
+            </w:tcMar>
+            <w:vAlign w:val="center"/>
+            <w:hideMark/>
+          </w:tcPr>
+          <w:p>
+            <w:r>
+              <w:rPr>
+                <w:b/>
+                <w:bCs/>
+              </w:rPr>
+              <w:t>IDLE</w:t>
+            </w:r>
+          </w:p>
+        </w:tc>
+        <w:tc>
+          <w:tcPr>
+            <w:tcW w:w="0" w:type="auto"/>
+            <w:tcBorders>
+              <w:top w:val="single" w:sz="6" w:space="0" w:color="auto"/>
+              <w:left w:val="single" w:sz="6" w:space="0" w:color="auto"/>
+              <w:bottom w:val="single" w:sz="6" w:space="0" w:color="auto"/>
+              <w:right w:val="single" w:sz="6" w:space="0" w:color="auto"/>
+            </w:tcBorders>
+            <w:tcMar>
+              <w:top w:w="120" w:type="dxa"/>
+              <w:left w:w="180" w:type="dxa"/>
+              <w:bottom w:w="120" w:type="dxa"/>
+              <w:right w:w="180" w:type="dxa"/>
+            </w:tcMar>
+            <w:vAlign w:val="center"/>
+            <w:hideMark/>
+          </w:tcPr>
+          <w:p>
+            <w:r>
+              <w:t>--- STANDBY ---</w:t>
+            </w:r>
+          </w:p>
+        </w:tc>
+        <w:tc>
+          <w:tcPr>
+            <w:tcW w:w="0" w:type="auto"/>
+            <w:tcBorders>
+              <w:top w:val="single" w:sz="6" w:space="0" w:color="auto"/>
+              <w:left w:val="single" w:sz="6" w:space="0" w:color="auto"/>
+              <w:bottom w:val="single" w:sz="6" w:space="0" w:color="auto"/>
+              <w:right w:val="single" w:sz="6" w:space="0" w:color="auto"/>
+            </w:tcBorders>
+            <w:tcMar>
+              <w:top w:w="120" w:type="dxa"/>
+              <w:left w:w="180" w:type="dxa"/>
+              <w:bottom w:w="120" w:type="dxa"/>
+              <w:right w:w="180" w:type="dxa"/>
+            </w:tcMar>
+            <w:vAlign w:val="center"/>
+            <w:hideMark/>
+          </w:tcPr>
+          <w:p>
+            <w:r>
+              <w:t>Waiting for Order...</w:t>
+            </w:r>
+          </w:p>
+        </w:tc>
+      </w:tr>
+      <w:tr>
+        <w:trPr>
+          <w:tblCellSpacing w:w="15" w:type="dxa"/>
+        </w:trPr>
+        <w:tc>
+          <w:tcPr>
+            <w:tcW w:w="0" w:type="auto"/>
+            <w:tcBorders>
+              <w:top w:val="single" w:sz="6" w:space="0" w:color="auto"/>
+              <w:left w:val="single" w:sz="6" w:space="0" w:color="auto"/>
+              <w:bottom w:val="single" w:sz="6" w:space="0" w:color="auto"/>
+              <w:right w:val="single" w:sz="6" w:space="0" w:color="auto"/>
+            </w:tcBorders>
+            <w:tcMar>
+              <w:top w:w="120" w:type="dxa"/>
+              <w:left w:w="180" w:type="dxa"/>
+              <w:bottom w:w="120" w:type="dxa"/>
+              <w:right w:w="180" w:type="dxa"/>
+            </w:tcMar>
+            <w:vAlign w:val="center"/>
+            <w:hideMark/>
+          </w:tcPr>
+          <w:p>
+            <w:r>
+              <w:rPr>
+                <w:b/>
+                <w:bCs/>
+              </w:rPr>
+              <w:t>ST_OUTBOUND</w:t>
+            </w:r>
+          </w:p>
+        </w:tc>
+        <w:tc>
+          <w:tcPr>
+            <w:tcW w:w="0" w:type="auto"/>
+            <w:tcBorders>
+              <w:top w:val="single" w:sz="6" w:space="0" w:color="auto"/>
+              <w:left w:val="single" w:sz="6" w:space="0" w:color="auto"/>
+              <w:bottom w:val="single" w:sz="6" w:space="0" w:color="auto"/>
+              <w:right w:val="single" w:sz="6" w:space="0" w:color="auto"/>
+            </w:tcBorders>
+            <w:tcMar>
+              <w:top w:w="120" w:type="dxa"/>
+              <w:left w:w="180" w:type="dxa"/>
+              <w:bottom w:w="120" w:type="dxa"/>
+              <w:right w:w="180" w:type="dxa"/>
+            </w:tcMar>
+            <w:vAlign w:val="center"/>
+            <w:hideMark/>
+          </w:tcPr>
+          <w:p>
+            <w:r>
+              <w:t>DELIVERING...</w:t>
+            </w:r>
+          </w:p>
+        </w:tc>
+        <w:tc>
+          <w:tcPr>
+            <w:tcW w:w="0" w:type="auto"/>
+            <w:tcBorders>
+              <w:top w:val="single" w:sz="6" w:space="0" w:color="auto"/>
+              <w:left w:val="single" w:sz="6" w:space="0" w:color="auto"/>
+              <w:bottom w:val="single" w:sz="6" w:space="0" w:color="auto"/>
+              <w:right w:val="single" w:sz="6" w:space="0" w:color="auto"/>
+            </w:tcBorders>
+            <w:tcMar>
+              <w:top w:w="120" w:type="dxa"/>
+              <w:left w:w="180" w:type="dxa"/>
+              <w:bottom w:w="120" w:type="dxa"/>
+              <w:right w:w="180" w:type="dxa"/>
+            </w:tcMar>
+            <w:vAlign w:val="center"/>
+            <w:hideMark/>
+          </w:tcPr>
+          <w:p>
+            <w:r>
+              <w:t xml:space="preserve">To: [Patient Name] </w:t>
+            </w:r>
+          </w:p>
+          <w:p>
+            <w:r>
+              <w:br/>
+            </w:r>
+          </w:p>
+          <w:p>
+            <w:r>
+              <w:t>Next: [RFID_ID]</w:t>
+            </w:r>
+          </w:p>
+        </w:tc>
+      </w:tr>
+      <w:tr>
+        <w:trPr>
+          <w:tblCellSpacing w:w="15" w:type="dxa"/>
+        </w:trPr>
+        <w:tc>
+          <w:tcPr>
+            <w:tcW w:w="0" w:type="auto"/>
+            <w:tcBorders>
+              <w:top w:val="single" w:sz="6" w:space="0" w:color="auto"/>
+              <w:left w:val="single" w:sz="6" w:space="0" w:color="auto"/>
+              <w:bottom w:val="single" w:sz="6" w:space="0" w:color="auto"/>
+              <w:right w:val="single" w:sz="6" w:space="0" w:color="auto"/>
+            </w:tcBorders>
+            <w:tcMar>
+              <w:top w:w="120" w:type="dxa"/>
+              <w:left w:w="180" w:type="dxa"/>
+              <w:bottom w:w="120" w:type="dxa"/>
+              <w:right w:w="180" w:type="dxa"/>
+            </w:tcMar>
+            <w:vAlign w:val="center"/>
+            <w:hideMark/>
+          </w:tcPr>
+          <w:p>
+            <w:r>
+              <w:rPr>
+                <w:b/>
+                <w:bCs/>
+              </w:rPr>
+              <w:t>OBSTACLE</w:t>
+            </w:r>
+          </w:p>
+        </w:tc>
+        <w:tc>
+          <w:tcPr>
+            <w:tcW w:w="0" w:type="auto"/>
+            <w:tcBorders>
+              <w:top w:val="single" w:sz="6" w:space="0" w:color="auto"/>
+              <w:left w:val="single" w:sz="6" w:space="0" w:color="auto"/>
+              <w:bottom w:val="single" w:sz="6" w:space="0" w:color="auto"/>
+              <w:right w:val="single" w:sz="6" w:space="0" w:color="auto"/>
+            </w:tcBorders>
+            <w:tcMar>
+              <w:top w:w="120" w:type="dxa"/>
+              <w:left w:w="180" w:type="dxa"/>
+              <w:bottom w:w="120" w:type="dxa"/>
+              <w:right w:w="180" w:type="dxa"/>
+            </w:tcMar>
+            <w:vAlign w:val="center"/>
+            <w:hideMark/>
+          </w:tcPr>
+          <w:p>
+            <w:r>
+              <w:t>!! WARNING !!</w:t>
+            </w:r>
+          </w:p>
+        </w:tc>
+        <w:tc>
+          <w:tcPr>
+            <w:tcW w:w="0" w:type="auto"/>
+            <w:tcBorders>
+              <w:top w:val="single" w:sz="6" w:space="0" w:color="auto"/>
+              <w:left w:val="single" w:sz="6" w:space="0" w:color="auto"/>
+              <w:bottom w:val="single" w:sz="6" w:space="0" w:color="auto"/>
+              <w:right w:val="single" w:sz="6" w:space="0" w:color="auto"/>
+            </w:tcBorders>
+            <w:tcMar>
+              <w:top w:w="120" w:type="dxa"/>
+              <w:left w:w="180" w:type="dxa"/>
+              <w:bottom w:w="120" w:type="dxa"/>
+              <w:right w:w="180" w:type="dxa"/>
+            </w:tcMar>
+            <w:vAlign w:val="center"/>
+            <w:hideMark/>
+          </w:tcPr>
+          <w:p>
+            <w:r>
+              <w:t xml:space="preserve">Object Detected! </w:t>
+            </w:r>
+          </w:p>
+          <w:p>
+            <w:r>
+              <w:br/>
+            </w:r>
+          </w:p>
+          <w:p>
+            <w:r>
+              <w:t>Braking...</w:t>
+            </w:r>
+          </w:p>
+        </w:tc>
+      </w:tr>
+      <w:tr>
+        <w:trPr>
+          <w:tblCellSpacing w:w="15" w:type="dxa"/>
+        </w:trPr>
+        <w:tc>
+          <w:tcPr>
+            <w:tcW w:w="0" w:type="auto"/>
+            <w:tcBorders>
+              <w:top w:val="single" w:sz="6" w:space="0" w:color="auto"/>
+              <w:left w:val="single" w:sz="6" w:space="0" w:color="auto"/>
+              <w:bottom w:val="single" w:sz="6" w:space="0" w:color="auto"/>
+              <w:right w:val="single" w:sz="6" w:space="0" w:color="auto"/>
+            </w:tcBorders>
+            <w:tcMar>
+              <w:top w:w="120" w:type="dxa"/>
+              <w:left w:w="180" w:type="dxa"/>
+              <w:bottom w:w="120" w:type="dxa"/>
+              <w:right w:w="180" w:type="dxa"/>
+            </w:tcMar>
+            <w:vAlign w:val="center"/>
+            <w:hideMark/>
+          </w:tcPr>
+          <w:p>
+            <w:r>
+              <w:rPr>
+                <w:b/>
+                <w:bCs/>
+              </w:rPr>
+              <w:t>WAIT AT DEST</w:t>
+            </w:r>
+          </w:p>
+        </w:tc>
+        <w:tc>
+          <w:tcPr>
+            <w:tcW w:w="0" w:type="auto"/>
+            <w:tcBorders>
+              <w:top w:val="single" w:sz="6" w:space="0" w:color="auto"/>
+              <w:left w:val="single" w:sz="6" w:space="0" w:color="auto"/>
+              <w:bottom w:val="single" w:sz="6" w:space="0" w:color="auto"/>
+              <w:right w:val="single" w:sz="6" w:space="0" w:color="auto"/>
+            </w:tcBorders>
+            <w:tcMar>
+              <w:top w:w="120" w:type="dxa"/>
+              <w:left w:w="180" w:type="dxa"/>
+              <w:bottom w:w="120" w:type="dxa"/>
+              <w:right w:w="180" w:type="dxa"/>
+            </w:tcMar>
+            <w:vAlign w:val="center"/>
+            <w:hideMark/>
+          </w:tcPr>
+          <w:p>
+            <w:r>
+              <w:t xml:space="preserve">ARRIVED! </w:t>
+            </w:r>
+          </w:p>
+        </w:tc>
+        <w:tc>
+          <w:tcPr>
+            <w:tcW w:w="0" w:type="auto"/>
+            <w:tcBorders>
+              <w:top w:val="single" w:sz="6" w:space="0" w:color="auto"/>
+              <w:left w:val="single" w:sz="6" w:space="0" w:color="auto"/>
+              <w:bottom w:val="single" w:sz="6" w:space="0" w:color="auto"/>
+              <w:right w:val="single" w:sz="6" w:space="0" w:color="auto"/>
+            </w:tcBorders>
+            <w:tcMar>
+              <w:top w:w="120" w:type="dxa"/>
+              <w:left w:w="180" w:type="dxa"/>
+              <w:bottom w:w="120" w:type="dxa"/>
+              <w:right w:w="180" w:type="dxa"/>
+            </w:tcMar>
+            <w:vAlign w:val="center"/>
+            <w:hideMark/>
+          </w:tcPr>
+          <w:p>
+            <w:r>
+              <w:t xml:space="preserve">Please take items </w:t>
+            </w:r>
+          </w:p>
+          <w:p>
+            <w:r>
+              <w:br/>
+            </w:r>
+          </w:p>
+          <w:p>
+            <w:r>
+              <w:t>Press SW to Return</w:t>
+            </w:r>
+          </w:p>
+        </w:tc>
+      </w:tr>
+      <w:tr>
+        <w:trPr>
+          <w:tblCellSpacing w:w="15" w:type="dxa"/>
+        </w:trPr>
+        <w:tc>
+          <w:tcPr>
+            <w:tcW w:w="0" w:type="auto"/>
+            <w:tcBorders>
+              <w:top w:val="single" w:sz="6" w:space="0" w:color="auto"/>
+              <w:left w:val="single" w:sz="6" w:space="0" w:color="auto"/>
+              <w:bottom w:val="single" w:sz="6" w:space="0" w:color="auto"/>
+              <w:right w:val="single" w:sz="6" w:space="0" w:color="auto"/>
+            </w:tcBorders>
+            <w:tcMar>
+              <w:top w:w="120" w:type="dxa"/>
+              <w:left w:w="180" w:type="dxa"/>
+              <w:bottom w:w="120" w:type="dxa"/>
+              <w:right w:w="180" w:type="dxa"/>
+            </w:tcMar>
+            <w:vAlign w:val="center"/>
+            <w:hideMark/>
+          </w:tcPr>
+          <w:p>
+            <w:r>
+              <w:rPr>
+                <w:b/>
+                <w:bCs/>
+              </w:rPr>
+              <w:t>FOLLOW MODE</w:t>
+            </w:r>
+          </w:p>
+        </w:tc>
+        <w:tc>
+          <w:tcPr>
+            <w:tcW w:w="0" w:type="auto"/>
+            <w:tcBorders>
+              <w:top w:val="single" w:sz="6" w:space="0" w:color="auto"/>
+              <w:left w:val="single" w:sz="6" w:space="0" w:color="auto"/>
+              <w:bottom w:val="single" w:sz="6" w:space="0" w:color="auto"/>
+              <w:right w:val="single" w:sz="6" w:space="0" w:color="auto"/>
+            </w:tcBorders>
+            <w:tcMar>
+              <w:top w:w="120" w:type="dxa"/>
+              <w:left w:w="180" w:type="dxa"/>
+              <w:bottom w:w="120" w:type="dxa"/>
+              <w:right w:w="180" w:type="dxa"/>
+            </w:tcMar>
+            <w:vAlign w:val="center"/>
+            <w:hideMark/>
+          </w:tcPr>
+          <w:p>
+            <w:r>
+              <w:t>FOLLOWING...</w:t>
+            </w:r>
+          </w:p>
+        </w:tc>
+        <w:tc>
+          <w:tcPr>
+            <w:tcW w:w="0" w:type="auto"/>
+            <w:tcBorders>
+              <w:top w:val="single" w:sz="6" w:space="0" w:color="auto"/>
+              <w:left w:val="single" w:sz="6" w:space="0" w:color="auto"/>
+              <w:bottom w:val="single" w:sz="6" w:space="0" w:color="auto"/>
+              <w:right w:val="single" w:sz="6" w:space="0" w:color="auto"/>
+            </w:tcBorders>
+            <w:tcMar>
+              <w:top w:w="120" w:type="dxa"/>
+              <w:left w:w="180" w:type="dxa"/>
+              <w:bottom w:w="120" w:type="dxa"/>
+              <w:right w:w="180" w:type="dxa"/>
+            </w:tcMar>
+            <w:vAlign w:val="center"/>
+            <w:hideMark/>
+          </w:tcPr>
+          <w:p>
+            <w:r>
+              <w:t xml:space="preserve">Target: [Face/Body] </w:t>
+            </w:r>
+          </w:p>
+          <w:p>
+            <w:r>
+              <w:br/>
+            </w:r>
+          </w:p>
+          <w:p>
+            <w:r>
+              <w:t>Dist: [ToF value] cm</w:t>
+            </w:r>
+          </w:p>
+        </w:tc>
+      </w:tr>
+      <w:tr>
+        <w:trPr>
+          <w:tblCellSpacing w:w="15" w:type="dxa"/>
+        </w:trPr>
+        <w:tc>
+          <w:tcPr>
+            <w:tcW w:w="0" w:type="auto"/>
+            <w:tcBorders>
+              <w:top w:val="single" w:sz="6" w:space="0" w:color="auto"/>
+              <w:left w:val="single" w:sz="6" w:space="0" w:color="auto"/>
+              <w:bottom w:val="single" w:sz="6" w:space="0" w:color="auto"/>
+              <w:right w:val="single" w:sz="6" w:space="0" w:color="auto"/>
+            </w:tcBorders>
+            <w:tcMar>
+              <w:top w:w="120" w:type="dxa"/>
+              <w:left w:w="180" w:type="dxa"/>
+              <w:bottom w:w="120" w:type="dxa"/>
+              <w:right w:w="180" w:type="dxa"/>
+            </w:tcMar>
+            <w:vAlign w:val="center"/>
+            <w:hideMark/>
+          </w:tcPr>
+          <w:p>
+            <w:r>
+              <w:rPr>
+                <w:b/>
+                <w:bCs/>
+              </w:rPr>
+              <w:t>RECOVERY</w:t>
+            </w:r>
+          </w:p>
+        </w:tc>
+        <w:tc>
+          <w:tcPr>
+            <w:tcW w:w="0" w:type="auto"/>
+            <w:tcBorders>
+              <w:top w:val="single" w:sz="6" w:space="0" w:color="auto"/>
+              <w:left w:val="single" w:sz="6" w:space="0" w:color="auto"/>
+              <w:bottom w:val="single" w:sz="6" w:space="0" w:color="auto"/>
+              <w:right w:val="single" w:sz="6" w:space="0" w:color="auto"/>
+            </w:tcBorders>
+            <w:tcMar>
+              <w:top w:w="120" w:type="dxa"/>
+              <w:left w:w="180" w:type="dxa"/>
+              <w:bottom w:w="120" w:type="dxa"/>
+              <w:right w:w="180" w:type="dxa"/>
+            </w:tcMar>
+            <w:vAlign w:val="center"/>
+            <w:hideMark/>
+          </w:tcPr>
+          <w:p>
+            <w:r>
+              <w:t>RECOVERING...</w:t>
+            </w:r>
+          </w:p>
+        </w:tc>
+        <w:tc>
+          <w:tcPr>
+            <w:tcW w:w="0" w:type="auto"/>
+            <w:tcBorders>
+              <w:top w:val="single" w:sz="6" w:space="0" w:color="auto"/>
+              <w:left w:val="single" w:sz="6" w:space="0" w:color="auto"/>
+              <w:bottom w:val="single" w:sz="6" w:space="0" w:color="auto"/>
+              <w:right w:val="single" w:sz="6" w:space="0" w:color="auto"/>
+            </w:tcBorders>
+            <w:tcMar>
+              <w:top w:w="120" w:type="dxa"/>
+              <w:left w:w="180" w:type="dxa"/>
+              <w:bottom w:w="120" w:type="dxa"/>
+              <w:right w:w="180" w:type="dxa"/>
+            </w:tcMar>
+            <w:vAlign w:val="center"/>
+            <w:hideMark/>
+          </w:tcPr>
+          <w:p>
+            <w:r>
+              <w:t xml:space="preserve">Searching Line... </w:t>
+            </w:r>
+          </w:p>
+          <w:p>
+            <w:r>
+              <w:br/>
+            </w:r>
+          </w:p>
+          <w:p>
+            <w:r>
+              <w:t>Step: [1/2/3]</w:t>
+            </w:r>
+          </w:p>
+        </w:tc>
+      </w:tr>
+    </w:tbl>
+    <w:p>
+      <w:pPr>
         <w:rPr>
           <w:b/>
           <w:bCs/>
         </w:rPr>
-        <w:t>Decoupled</w:t>
-      </w:r>
-      <w:proofErr w:type="spellEnd"/>
+      </w:pPr>
       <w:r>
         <w:rPr>
           <w:b/>
           <w:bCs/>
         </w:rPr>
-        <w:t xml:space="preserve"> </w:t>
-      </w:r>
-      <w:proofErr w:type="spellStart"/>
+        <w:t>III. Sơ đồ luồng dữ liệu giữa 2 ESP</w:t>
+      </w:r>
+    </w:p>
+    <w:p>
+      <w:r>
+        <w:t>Để hệ thống chạy đúng yêu cầu, luồng giao tiếp ESP-Now cần được phân cấp như sau:</w:t>
+      </w:r>
+    </w:p>
+    <w:p>
+      <w:pPr>
+        <w:numPr>
+          <w:ilvl w:val="0"/>
+          <w:numId w:val="15"/>
+        </w:numPr>
+      </w:pPr>
       <w:r>
         <w:rPr>
           <w:b/>
           <w:bCs/>
         </w:rPr>
-        <w:t>Architecture</w:t>
-      </w:r>
-      <w:proofErr w:type="spellEnd"/>
+        <w:t>Master -&gt; Slave:</w:t>
+      </w:r>
+      <w:r>
+        <w:t xml:space="preserve"> Gửi Velocity (vX, vY, vR) và Command (Mode_ID).</w:t>
+      </w:r>
+    </w:p>
+    <w:p>
+      <w:pPr>
+        <w:numPr>
+          <w:ilvl w:val="0"/>
+          <w:numId w:val="15"/>
+        </w:numPr>
+      </w:pPr>
       <w:r>
         <w:rPr>
           <w:b/>
           <w:bCs/>
         </w:rPr>
-        <w:t xml:space="preserve"> (Kiến trúc phân tách):</w:t>
-      </w:r>
-      <w:r>
-        <w:t xml:space="preserve"> "Hệ thống chia làm 2 </w:t>
-      </w:r>
-      <w:proofErr w:type="spellStart"/>
-      <w:r>
-        <w:t>node</w:t>
-      </w:r>
-      <w:proofErr w:type="spellEnd"/>
-      <w:r>
-        <w:t xml:space="preserve"> rõ rệt: </w:t>
-      </w:r>
-      <w:proofErr w:type="spellStart"/>
-      <w:r>
+        <w:lastRenderedPageBreak/>
+        <w:t>Slave -&gt; Master:</w:t>
+      </w:r>
+      <w:r>
+        <w:t xml:space="preserve"> Gửi RFID_UID, Line_Status (In/Out), và Encoder_Data (nếu có).</w:t>
+      </w:r>
+    </w:p>
+    <w:p>
+      <w:pPr>
+        <w:pStyle w:val="ListParagraph"/>
+        <w:numPr>
+          <w:ilvl w:val="0"/>
+          <w:numId w:val="15"/>
+        </w:numPr>
+        <w:spacing w:after="100" w:afterAutospacing="1" w:line="240" w:lineRule="auto"/>
         <w:rPr>
+          <w:rFonts w:ascii="Arial" w:eastAsia="Times New Roman" w:hAnsi="Arial" w:cs="Arial"/>
+          <w:kern w:val="0"/>
+          <w:lang w:eastAsia="vi-VN"/>
+          <w14:ligatures w14:val="none"/>
+        </w:rPr>
+      </w:pPr>
+      <w:r>
+        <w:rPr>
+          <w:rFonts w:ascii="Arial" w:eastAsia="Times New Roman" w:hAnsi="Arial" w:cs="Arial"/>
+          <w:b/>
+          <w:bCs/>
+          <w:kern w:val="0"/>
+          <w:lang w:eastAsia="vi-VN"/>
+          <w14:ligatures w14:val="none"/>
+        </w:rPr>
+        <w:t>Công thức điều khiển trượt ngang (Strafe) cho Master:</w:t>
+      </w:r>
+    </w:p>
+    <w:p>
+      <w:pPr>
+        <w:pStyle w:val="ListParagraph"/>
+        <w:numPr>
+          <w:ilvl w:val="0"/>
+          <w:numId w:val="15"/>
+        </w:numPr>
+        <w:spacing w:after="100" w:afterAutospacing="1" w:line="240" w:lineRule="auto"/>
+        <w:rPr>
+          <w:rFonts w:ascii="Arial" w:eastAsia="Times New Roman" w:hAnsi="Arial" w:cs="Arial"/>
+          <w:kern w:val="0"/>
+          <w:lang w:eastAsia="vi-VN"/>
+          <w14:ligatures w14:val="none"/>
+        </w:rPr>
+      </w:pPr>
+      <w:r>
+        <w:rPr>
+          <w:rFonts w:ascii="Arial" w:eastAsia="Times New Roman" w:hAnsi="Arial" w:cs="Arial"/>
+          <w:kern w:val="0"/>
+          <w:lang w:eastAsia="vi-VN"/>
+          <w14:ligatures w14:val="none"/>
+        </w:rPr>
+        <w:t>Khi HuskyLens trả về tọa độ $x_{target}$ (tâm vật thể), sai số $e = x_{center} - x_{target}$. Tốc độ trượt ngang $V_y$ sẽ là:</w:t>
+      </w:r>
+    </w:p>
+    <w:p>
+      <w:pPr>
+        <w:pStyle w:val="ListParagraph"/>
+        <w:numPr>
+          <w:ilvl w:val="0"/>
+          <w:numId w:val="15"/>
+        </w:numPr>
+        <w:spacing w:after="0" w:line="240" w:lineRule="auto"/>
+        <w:rPr>
+          <w:rFonts w:ascii="Arial" w:eastAsia="Times New Roman" w:hAnsi="Arial" w:cs="Arial"/>
+          <w:kern w:val="0"/>
+          <w:lang w:eastAsia="vi-VN"/>
+          <w14:ligatures w14:val="none"/>
+        </w:rPr>
+      </w:pPr>
+      <w:r>
+        <w:rPr>
+          <w:rFonts w:ascii="Arial" w:eastAsia="Times New Roman" w:hAnsi="Arial" w:cs="Arial"/>
+          <w:kern w:val="0"/>
+          <w:lang w:eastAsia="vi-VN"/>
+          <w14:ligatures w14:val="none"/>
+        </w:rPr>
+        <w:t>$$V_y = K_p \cdot e + K_d \cdot \frac{de}{dt}$$</w:t>
+      </w:r>
+    </w:p>
+    <w:p>
+      <w:pPr>
+        <w:pStyle w:val="ListParagraph"/>
+        <w:numPr>
+          <w:ilvl w:val="0"/>
+          <w:numId w:val="15"/>
+        </w:numPr>
+        <w:spacing w:after="100" w:afterAutospacing="1" w:line="240" w:lineRule="auto"/>
+        <w:rPr>
+          <w:rFonts w:ascii="Arial" w:eastAsia="Times New Roman" w:hAnsi="Arial" w:cs="Arial"/>
+          <w:kern w:val="0"/>
+          <w:lang w:eastAsia="vi-VN"/>
+          <w14:ligatures w14:val="none"/>
+        </w:rPr>
+      </w:pPr>
+      <w:r>
+        <w:rPr>
+          <w:rFonts w:ascii="Arial" w:eastAsia="Times New Roman" w:hAnsi="Arial" w:cs="Arial"/>
           <w:i/>
           <w:iCs/>
+          <w:kern w:val="0"/>
+          <w:lang w:eastAsia="vi-VN"/>
+          <w14:ligatures w14:val="none"/>
         </w:rPr>
-        <w:t>Perception</w:t>
-      </w:r>
-      <w:proofErr w:type="spellEnd"/>
-      <w:r>
-        <w:rPr>
-          <w:i/>
-          <w:iCs/>
-        </w:rPr>
-        <w:t xml:space="preserve"> </w:t>
-      </w:r>
-      <w:proofErr w:type="spellStart"/>
-      <w:r>
-        <w:rPr>
-          <w:i/>
-          <w:iCs/>
-        </w:rPr>
-        <w:t>Node</w:t>
-      </w:r>
-      <w:proofErr w:type="spellEnd"/>
-      <w:r>
-        <w:t xml:space="preserve"> (Nút nhận thức - </w:t>
-      </w:r>
-      <w:proofErr w:type="spellStart"/>
-      <w:r>
-        <w:t>HuskyLens</w:t>
-      </w:r>
-      <w:proofErr w:type="spellEnd"/>
-      <w:r>
-        <w:t xml:space="preserve">) và </w:t>
-      </w:r>
-      <w:proofErr w:type="spellStart"/>
-      <w:r>
-        <w:rPr>
-          <w:i/>
-          <w:iCs/>
-        </w:rPr>
-        <w:t>Control</w:t>
-      </w:r>
-      <w:proofErr w:type="spellEnd"/>
-      <w:r>
-        <w:rPr>
-          <w:i/>
-          <w:iCs/>
-        </w:rPr>
-        <w:t xml:space="preserve"> </w:t>
-      </w:r>
-      <w:proofErr w:type="spellStart"/>
-      <w:r>
-        <w:rPr>
-          <w:i/>
-          <w:iCs/>
-        </w:rPr>
-        <w:t>Node</w:t>
-      </w:r>
-      <w:proofErr w:type="spellEnd"/>
-      <w:r>
-        <w:t xml:space="preserve"> (Nút điều khiển - ESP32). Chúng giao tiếp với nhau qua giao thức UART bất đồng bộ."</w:t>
-      </w:r>
-    </w:p>
-    <w:p>
-      <w:pPr>
-        <w:numPr>
-          <w:ilvl w:val="0"/>
-          <w:numId w:val="3"/>
-        </w:numPr>
-      </w:pPr>
-      <w:proofErr w:type="spellStart"/>
-      <w:r>
-        <w:rPr>
-          <w:b/>
-          <w:bCs/>
-        </w:rPr>
-        <w:t>Closed-loop</w:t>
-      </w:r>
-      <w:proofErr w:type="spellEnd"/>
-      <w:r>
-        <w:rPr>
-          <w:b/>
-          <w:bCs/>
-        </w:rPr>
-        <w:t xml:space="preserve"> </w:t>
-      </w:r>
-      <w:proofErr w:type="spellStart"/>
-      <w:r>
-        <w:rPr>
-          <w:b/>
-          <w:bCs/>
-        </w:rPr>
-        <w:t>Control</w:t>
-      </w:r>
-      <w:proofErr w:type="spellEnd"/>
-      <w:r>
-        <w:rPr>
-          <w:b/>
-          <w:bCs/>
-        </w:rPr>
-        <w:t xml:space="preserve"> (Điều khiển vòng kín):</w:t>
-      </w:r>
-      <w:r>
-        <w:t xml:space="preserve"> "Xe đi theo người dựa trên bộ điều khiển PID vòng kín. Giá trị hồi tiếp (</w:t>
-      </w:r>
-      <w:proofErr w:type="spellStart"/>
-      <w:r>
-        <w:t>Feedback</w:t>
-      </w:r>
-      <w:proofErr w:type="spellEnd"/>
-      <w:r>
-        <w:t xml:space="preserve">) chính là tọa độ </w:t>
-      </w:r>
-      <w:proofErr w:type="spellStart"/>
-      <w:r>
-        <w:t>pixel</w:t>
-      </w:r>
-      <w:proofErr w:type="spellEnd"/>
-      <w:r>
-        <w:t xml:space="preserve"> của </w:t>
-      </w:r>
-      <w:proofErr w:type="spellStart"/>
-      <w:r>
-        <w:t>AprilTag</w:t>
-      </w:r>
-      <w:proofErr w:type="spellEnd"/>
-      <w:r>
-        <w:t xml:space="preserve"> trên màn hình, và tín hiệu điều khiển (</w:t>
-      </w:r>
-      <w:proofErr w:type="spellStart"/>
-      <w:r>
-        <w:t>Control</w:t>
-      </w:r>
-      <w:proofErr w:type="spellEnd"/>
-      <w:r>
-        <w:t xml:space="preserve"> </w:t>
-      </w:r>
-      <w:proofErr w:type="spellStart"/>
-      <w:r>
-        <w:t>Output</w:t>
-      </w:r>
-      <w:proofErr w:type="spellEnd"/>
-      <w:r>
-        <w:t>) là xung PWM cấp cho L298N."</w:t>
-      </w:r>
-    </w:p>
-    <w:p>
-      <w:r>
-        <w:t>Hệ thống của bạn đang đi đúng chuẩn của các xe tự hành AGV trong công nghiệp rồi đó. Bạn có muốn tôi hướng dẫn cách phân tích chuỗi giao thức (</w:t>
-      </w:r>
-      <w:proofErr w:type="spellStart"/>
-      <w:r>
-        <w:t>Parse</w:t>
-      </w:r>
-      <w:proofErr w:type="spellEnd"/>
-      <w:r>
-        <w:t xml:space="preserve"> </w:t>
-      </w:r>
-      <w:proofErr w:type="spellStart"/>
-      <w:r>
-        <w:t>Data</w:t>
-      </w:r>
-      <w:proofErr w:type="spellEnd"/>
-      <w:r>
-        <w:t xml:space="preserve"> </w:t>
-      </w:r>
-      <w:proofErr w:type="spellStart"/>
-      <w:r>
-        <w:t>Frame</w:t>
-      </w:r>
-      <w:proofErr w:type="spellEnd"/>
-      <w:r>
-        <w:t xml:space="preserve">) từ </w:t>
-      </w:r>
-      <w:proofErr w:type="spellStart"/>
-      <w:r>
-        <w:t>HuskyLens</w:t>
-      </w:r>
-      <w:proofErr w:type="spellEnd"/>
-      <w:r>
-        <w:t xml:space="preserve"> bằng </w:t>
-      </w:r>
-      <w:proofErr w:type="spellStart"/>
-      <w:r>
-        <w:t>code</w:t>
-      </w:r>
-      <w:proofErr w:type="spellEnd"/>
-      <w:r>
-        <w:t xml:space="preserve"> C++ trên ESP32 để chuẩn bị cho bước lập trình tiếp theo k</w:t>
-      </w:r>
-    </w:p>
+        <w:t>(Bạn chỉ cần gửi giá trị $V_y$ này xuống Slave qua ESP-Now).</w:t>
+      </w:r>
+    </w:p>
+    <w:p/>
+    <w:p/>
+    <w:p/>
+    <w:p/>
+    <w:p/>
+    <w:p/>
+    <w:p/>
+    <w:p/>
+    <w:p/>
+    <w:p/>
+    <w:p/>
+    <w:p/>
+    <w:p/>
+    <w:p/>
+    <w:p/>
+    <w:p/>
+    <w:p/>
+    <w:p/>
+    <w:p/>
+    <w:p/>
     <w:p/>
     <w:p/>
     <w:sectPr>
@@ -1178,6 +3752,1311 @@
 <file path=word/numbering.xml><?xml version="1.0" encoding="utf-8"?>
 <w:numbering xmlns:wpc="http://schemas.microsoft.com/office/word/2010/wordprocessingCanvas" xmlns:cx="http://schemas.microsoft.com/office/drawing/2014/chartex" xmlns:cx1="http://schemas.microsoft.com/office/drawing/2015/9/8/chartex" xmlns:cx2="http://schemas.microsoft.com/office/drawing/2015/10/21/chartex" xmlns:cx3="http://schemas.microsoft.com/office/drawing/2016/5/9/chartex" xmlns:cx4="http://schemas.microsoft.com/office/drawing/2016/5/10/chartex" xmlns:cx5="http://schemas.microsoft.com/office/drawing/2016/5/11/chartex" xmlns:cx6="http://schemas.microsoft.com/office/drawing/2016/5/12/chartex" xmlns:cx7="http://schemas.microsoft.com/office/drawing/2016/5/13/chartex" xmlns:cx8="http://schemas.microsoft.com/office/drawing/2016/5/14/chartex" xmlns:mc="http://schemas.openxmlformats.org/markup-compatibility/2006" xmlns:aink="http://schemas.microsoft.com/office/drawing/2016/ink" xmlns:am3d="http://schemas.microsoft.com/office/drawing/2017/model3d" xmlns:o="urn:schemas-microsoft-com:office:office" xmlns:oel="http://schemas.microsoft.com/office/2019/extlst" xmlns:r="http://schemas.openxmlformats.org/officeDocument/2006/relationships" xmlns:m="http://schemas.openxmlformats.org/officeDocument/2006/math" xmlns:v="urn:schemas-microsoft-com:vml" xmlns:wp14="http://schemas.microsoft.com/office/word/2010/wordprocessingDrawing" xmlns:wp="http://schemas.openxmlformats.org/drawingml/2006/wordprocessingDrawing" xmlns:w10="urn:schemas-microsoft-com:office:word" xmlns:w="http://schemas.openxmlformats.org/wordprocessingml/2006/main" xmlns:w14="http://schemas.microsoft.com/office/word/2010/wordml" xmlns:w15="http://schemas.microsoft.com/office/word/2012/wordml" xmlns:w16cex="http://schemas.microsoft.com/office/word/2018/wordml/cex" xmlns:w16cid="http://schemas.microsoft.com/office/word/2016/wordml/cid" xmlns:w16="http://schemas.microsoft.com/office/word/2018/wordml" xmlns:w16du="http://schemas.microsoft.com/office/word/2023/wordml/word16du" xmlns:w16sdtdh="http://schemas.microsoft.com/office/word/2020/wordml/sdtdatahash" xmlns:w16sdtfl="http://schemas.microsoft.com/office/word/2024/wordml/sdtformatlock" xmlns:w16se="http://schemas.microsoft.com/office/word/2015/wordml/symex" xmlns:wpg="http://schemas.microsoft.com/office/word/2010/wordprocessingGroup" xmlns:wpi="http://schemas.microsoft.com/office/word/2010/wordprocessingInk" xmlns:wne="http://schemas.microsoft.com/office/word/2006/wordml" xmlns:wps="http://schemas.microsoft.com/office/word/2010/wordprocessingShape" mc:Ignorable="w14 w15 w16se w16cid w16 w16cex w16sdtdh w16sdtfl w16du wp14">
   <w:abstractNum w:abstractNumId="0" w15:restartNumberingAfterBreak="0">
+    <w:nsid w:val="0BA74703"/>
+    <w:multiLevelType w:val="multilevel"/>
+    <w:tmpl w:val="28969062"/>
+    <w:lvl w:ilvl="0">
+      <w:start w:val="1"/>
+      <w:numFmt w:val="bullet"/>
+      <w:lvlText w:val=""/>
+      <w:lvlJc w:val="left"/>
+      <w:pPr>
+        <w:tabs>
+          <w:tab w:val="num" w:pos="720"/>
+        </w:tabs>
+        <w:ind w:left="720" w:hanging="360"/>
+      </w:pPr>
+      <w:rPr>
+        <w:rFonts w:ascii="Symbol" w:hAnsi="Symbol" w:hint="default"/>
+        <w:sz w:val="20"/>
+      </w:rPr>
+    </w:lvl>
+    <w:lvl w:ilvl="1" w:tentative="1">
+      <w:start w:val="1"/>
+      <w:numFmt w:val="bullet"/>
+      <w:lvlText w:val="o"/>
+      <w:lvlJc w:val="left"/>
+      <w:pPr>
+        <w:tabs>
+          <w:tab w:val="num" w:pos="1440"/>
+        </w:tabs>
+        <w:ind w:left="1440" w:hanging="360"/>
+      </w:pPr>
+      <w:rPr>
+        <w:rFonts w:ascii="Courier New" w:hAnsi="Courier New" w:hint="default"/>
+        <w:sz w:val="20"/>
+      </w:rPr>
+    </w:lvl>
+    <w:lvl w:ilvl="2" w:tentative="1">
+      <w:start w:val="1"/>
+      <w:numFmt w:val="bullet"/>
+      <w:lvlText w:val=""/>
+      <w:lvlJc w:val="left"/>
+      <w:pPr>
+        <w:tabs>
+          <w:tab w:val="num" w:pos="2160"/>
+        </w:tabs>
+        <w:ind w:left="2160" w:hanging="360"/>
+      </w:pPr>
+      <w:rPr>
+        <w:rFonts w:ascii="Wingdings" w:hAnsi="Wingdings" w:hint="default"/>
+        <w:sz w:val="20"/>
+      </w:rPr>
+    </w:lvl>
+    <w:lvl w:ilvl="3" w:tentative="1">
+      <w:start w:val="1"/>
+      <w:numFmt w:val="bullet"/>
+      <w:lvlText w:val=""/>
+      <w:lvlJc w:val="left"/>
+      <w:pPr>
+        <w:tabs>
+          <w:tab w:val="num" w:pos="2880"/>
+        </w:tabs>
+        <w:ind w:left="2880" w:hanging="360"/>
+      </w:pPr>
+      <w:rPr>
+        <w:rFonts w:ascii="Wingdings" w:hAnsi="Wingdings" w:hint="default"/>
+        <w:sz w:val="20"/>
+      </w:rPr>
+    </w:lvl>
+    <w:lvl w:ilvl="4" w:tentative="1">
+      <w:start w:val="1"/>
+      <w:numFmt w:val="bullet"/>
+      <w:lvlText w:val=""/>
+      <w:lvlJc w:val="left"/>
+      <w:pPr>
+        <w:tabs>
+          <w:tab w:val="num" w:pos="3600"/>
+        </w:tabs>
+        <w:ind w:left="3600" w:hanging="360"/>
+      </w:pPr>
+      <w:rPr>
+        <w:rFonts w:ascii="Wingdings" w:hAnsi="Wingdings" w:hint="default"/>
+        <w:sz w:val="20"/>
+      </w:rPr>
+    </w:lvl>
+    <w:lvl w:ilvl="5" w:tentative="1">
+      <w:start w:val="1"/>
+      <w:numFmt w:val="bullet"/>
+      <w:lvlText w:val=""/>
+      <w:lvlJc w:val="left"/>
+      <w:pPr>
+        <w:tabs>
+          <w:tab w:val="num" w:pos="4320"/>
+        </w:tabs>
+        <w:ind w:left="4320" w:hanging="360"/>
+      </w:pPr>
+      <w:rPr>
+        <w:rFonts w:ascii="Wingdings" w:hAnsi="Wingdings" w:hint="default"/>
+        <w:sz w:val="20"/>
+      </w:rPr>
+    </w:lvl>
+    <w:lvl w:ilvl="6" w:tentative="1">
+      <w:start w:val="1"/>
+      <w:numFmt w:val="bullet"/>
+      <w:lvlText w:val=""/>
+      <w:lvlJc w:val="left"/>
+      <w:pPr>
+        <w:tabs>
+          <w:tab w:val="num" w:pos="5040"/>
+        </w:tabs>
+        <w:ind w:left="5040" w:hanging="360"/>
+      </w:pPr>
+      <w:rPr>
+        <w:rFonts w:ascii="Wingdings" w:hAnsi="Wingdings" w:hint="default"/>
+        <w:sz w:val="20"/>
+      </w:rPr>
+    </w:lvl>
+    <w:lvl w:ilvl="7" w:tentative="1">
+      <w:start w:val="1"/>
+      <w:numFmt w:val="bullet"/>
+      <w:lvlText w:val=""/>
+      <w:lvlJc w:val="left"/>
+      <w:pPr>
+        <w:tabs>
+          <w:tab w:val="num" w:pos="5760"/>
+        </w:tabs>
+        <w:ind w:left="5760" w:hanging="360"/>
+      </w:pPr>
+      <w:rPr>
+        <w:rFonts w:ascii="Wingdings" w:hAnsi="Wingdings" w:hint="default"/>
+        <w:sz w:val="20"/>
+      </w:rPr>
+    </w:lvl>
+    <w:lvl w:ilvl="8" w:tentative="1">
+      <w:start w:val="1"/>
+      <w:numFmt w:val="bullet"/>
+      <w:lvlText w:val=""/>
+      <w:lvlJc w:val="left"/>
+      <w:pPr>
+        <w:tabs>
+          <w:tab w:val="num" w:pos="6480"/>
+        </w:tabs>
+        <w:ind w:left="6480" w:hanging="360"/>
+      </w:pPr>
+      <w:rPr>
+        <w:rFonts w:ascii="Wingdings" w:hAnsi="Wingdings" w:hint="default"/>
+        <w:sz w:val="20"/>
+      </w:rPr>
+    </w:lvl>
+  </w:abstractNum>
+  <w:abstractNum w:abstractNumId="1" w15:restartNumberingAfterBreak="0">
+    <w:nsid w:val="0D012426"/>
+    <w:multiLevelType w:val="multilevel"/>
+    <w:tmpl w:val="03845626"/>
+    <w:lvl w:ilvl="0">
+      <w:start w:val="1"/>
+      <w:numFmt w:val="bullet"/>
+      <w:lvlText w:val=""/>
+      <w:lvlJc w:val="left"/>
+      <w:pPr>
+        <w:tabs>
+          <w:tab w:val="num" w:pos="720"/>
+        </w:tabs>
+        <w:ind w:left="720" w:hanging="360"/>
+      </w:pPr>
+      <w:rPr>
+        <w:rFonts w:ascii="Symbol" w:hAnsi="Symbol" w:hint="default"/>
+        <w:sz w:val="20"/>
+      </w:rPr>
+    </w:lvl>
+    <w:lvl w:ilvl="1" w:tentative="1">
+      <w:start w:val="1"/>
+      <w:numFmt w:val="bullet"/>
+      <w:lvlText w:val="o"/>
+      <w:lvlJc w:val="left"/>
+      <w:pPr>
+        <w:tabs>
+          <w:tab w:val="num" w:pos="1440"/>
+        </w:tabs>
+        <w:ind w:left="1440" w:hanging="360"/>
+      </w:pPr>
+      <w:rPr>
+        <w:rFonts w:ascii="Courier New" w:hAnsi="Courier New" w:hint="default"/>
+        <w:sz w:val="20"/>
+      </w:rPr>
+    </w:lvl>
+    <w:lvl w:ilvl="2" w:tentative="1">
+      <w:start w:val="1"/>
+      <w:numFmt w:val="bullet"/>
+      <w:lvlText w:val=""/>
+      <w:lvlJc w:val="left"/>
+      <w:pPr>
+        <w:tabs>
+          <w:tab w:val="num" w:pos="2160"/>
+        </w:tabs>
+        <w:ind w:left="2160" w:hanging="360"/>
+      </w:pPr>
+      <w:rPr>
+        <w:rFonts w:ascii="Wingdings" w:hAnsi="Wingdings" w:hint="default"/>
+        <w:sz w:val="20"/>
+      </w:rPr>
+    </w:lvl>
+    <w:lvl w:ilvl="3" w:tentative="1">
+      <w:start w:val="1"/>
+      <w:numFmt w:val="bullet"/>
+      <w:lvlText w:val=""/>
+      <w:lvlJc w:val="left"/>
+      <w:pPr>
+        <w:tabs>
+          <w:tab w:val="num" w:pos="2880"/>
+        </w:tabs>
+        <w:ind w:left="2880" w:hanging="360"/>
+      </w:pPr>
+      <w:rPr>
+        <w:rFonts w:ascii="Wingdings" w:hAnsi="Wingdings" w:hint="default"/>
+        <w:sz w:val="20"/>
+      </w:rPr>
+    </w:lvl>
+    <w:lvl w:ilvl="4" w:tentative="1">
+      <w:start w:val="1"/>
+      <w:numFmt w:val="bullet"/>
+      <w:lvlText w:val=""/>
+      <w:lvlJc w:val="left"/>
+      <w:pPr>
+        <w:tabs>
+          <w:tab w:val="num" w:pos="3600"/>
+        </w:tabs>
+        <w:ind w:left="3600" w:hanging="360"/>
+      </w:pPr>
+      <w:rPr>
+        <w:rFonts w:ascii="Wingdings" w:hAnsi="Wingdings" w:hint="default"/>
+        <w:sz w:val="20"/>
+      </w:rPr>
+    </w:lvl>
+    <w:lvl w:ilvl="5" w:tentative="1">
+      <w:start w:val="1"/>
+      <w:numFmt w:val="bullet"/>
+      <w:lvlText w:val=""/>
+      <w:lvlJc w:val="left"/>
+      <w:pPr>
+        <w:tabs>
+          <w:tab w:val="num" w:pos="4320"/>
+        </w:tabs>
+        <w:ind w:left="4320" w:hanging="360"/>
+      </w:pPr>
+      <w:rPr>
+        <w:rFonts w:ascii="Wingdings" w:hAnsi="Wingdings" w:hint="default"/>
+        <w:sz w:val="20"/>
+      </w:rPr>
+    </w:lvl>
+    <w:lvl w:ilvl="6" w:tentative="1">
+      <w:start w:val="1"/>
+      <w:numFmt w:val="bullet"/>
+      <w:lvlText w:val=""/>
+      <w:lvlJc w:val="left"/>
+      <w:pPr>
+        <w:tabs>
+          <w:tab w:val="num" w:pos="5040"/>
+        </w:tabs>
+        <w:ind w:left="5040" w:hanging="360"/>
+      </w:pPr>
+      <w:rPr>
+        <w:rFonts w:ascii="Wingdings" w:hAnsi="Wingdings" w:hint="default"/>
+        <w:sz w:val="20"/>
+      </w:rPr>
+    </w:lvl>
+    <w:lvl w:ilvl="7" w:tentative="1">
+      <w:start w:val="1"/>
+      <w:numFmt w:val="bullet"/>
+      <w:lvlText w:val=""/>
+      <w:lvlJc w:val="left"/>
+      <w:pPr>
+        <w:tabs>
+          <w:tab w:val="num" w:pos="5760"/>
+        </w:tabs>
+        <w:ind w:left="5760" w:hanging="360"/>
+      </w:pPr>
+      <w:rPr>
+        <w:rFonts w:ascii="Wingdings" w:hAnsi="Wingdings" w:hint="default"/>
+        <w:sz w:val="20"/>
+      </w:rPr>
+    </w:lvl>
+    <w:lvl w:ilvl="8" w:tentative="1">
+      <w:start w:val="1"/>
+      <w:numFmt w:val="bullet"/>
+      <w:lvlText w:val=""/>
+      <w:lvlJc w:val="left"/>
+      <w:pPr>
+        <w:tabs>
+          <w:tab w:val="num" w:pos="6480"/>
+        </w:tabs>
+        <w:ind w:left="6480" w:hanging="360"/>
+      </w:pPr>
+      <w:rPr>
+        <w:rFonts w:ascii="Wingdings" w:hAnsi="Wingdings" w:hint="default"/>
+        <w:sz w:val="20"/>
+      </w:rPr>
+    </w:lvl>
+  </w:abstractNum>
+  <w:abstractNum w:abstractNumId="2" w15:restartNumberingAfterBreak="0">
+    <w:nsid w:val="13B06BA2"/>
+    <w:multiLevelType w:val="multilevel"/>
+    <w:tmpl w:val="DA769478"/>
+    <w:lvl w:ilvl="0">
+      <w:start w:val="1"/>
+      <w:numFmt w:val="bullet"/>
+      <w:lvlText w:val=""/>
+      <w:lvlJc w:val="left"/>
+      <w:pPr>
+        <w:tabs>
+          <w:tab w:val="num" w:pos="720"/>
+        </w:tabs>
+        <w:ind w:left="720" w:hanging="360"/>
+      </w:pPr>
+      <w:rPr>
+        <w:rFonts w:ascii="Symbol" w:hAnsi="Symbol" w:hint="default"/>
+        <w:sz w:val="20"/>
+      </w:rPr>
+    </w:lvl>
+    <w:lvl w:ilvl="1">
+      <w:start w:val="1"/>
+      <w:numFmt w:val="bullet"/>
+      <w:lvlText w:val="o"/>
+      <w:lvlJc w:val="left"/>
+      <w:pPr>
+        <w:tabs>
+          <w:tab w:val="num" w:pos="1440"/>
+        </w:tabs>
+        <w:ind w:left="1440" w:hanging="360"/>
+      </w:pPr>
+      <w:rPr>
+        <w:rFonts w:ascii="Courier New" w:hAnsi="Courier New" w:hint="default"/>
+        <w:sz w:val="20"/>
+      </w:rPr>
+    </w:lvl>
+    <w:lvl w:ilvl="2" w:tentative="1">
+      <w:start w:val="1"/>
+      <w:numFmt w:val="bullet"/>
+      <w:lvlText w:val=""/>
+      <w:lvlJc w:val="left"/>
+      <w:pPr>
+        <w:tabs>
+          <w:tab w:val="num" w:pos="2160"/>
+        </w:tabs>
+        <w:ind w:left="2160" w:hanging="360"/>
+      </w:pPr>
+      <w:rPr>
+        <w:rFonts w:ascii="Wingdings" w:hAnsi="Wingdings" w:hint="default"/>
+        <w:sz w:val="20"/>
+      </w:rPr>
+    </w:lvl>
+    <w:lvl w:ilvl="3" w:tentative="1">
+      <w:start w:val="1"/>
+      <w:numFmt w:val="bullet"/>
+      <w:lvlText w:val=""/>
+      <w:lvlJc w:val="left"/>
+      <w:pPr>
+        <w:tabs>
+          <w:tab w:val="num" w:pos="2880"/>
+        </w:tabs>
+        <w:ind w:left="2880" w:hanging="360"/>
+      </w:pPr>
+      <w:rPr>
+        <w:rFonts w:ascii="Wingdings" w:hAnsi="Wingdings" w:hint="default"/>
+        <w:sz w:val="20"/>
+      </w:rPr>
+    </w:lvl>
+    <w:lvl w:ilvl="4" w:tentative="1">
+      <w:start w:val="1"/>
+      <w:numFmt w:val="bullet"/>
+      <w:lvlText w:val=""/>
+      <w:lvlJc w:val="left"/>
+      <w:pPr>
+        <w:tabs>
+          <w:tab w:val="num" w:pos="3600"/>
+        </w:tabs>
+        <w:ind w:left="3600" w:hanging="360"/>
+      </w:pPr>
+      <w:rPr>
+        <w:rFonts w:ascii="Wingdings" w:hAnsi="Wingdings" w:hint="default"/>
+        <w:sz w:val="20"/>
+      </w:rPr>
+    </w:lvl>
+    <w:lvl w:ilvl="5" w:tentative="1">
+      <w:start w:val="1"/>
+      <w:numFmt w:val="bullet"/>
+      <w:lvlText w:val=""/>
+      <w:lvlJc w:val="left"/>
+      <w:pPr>
+        <w:tabs>
+          <w:tab w:val="num" w:pos="4320"/>
+        </w:tabs>
+        <w:ind w:left="4320" w:hanging="360"/>
+      </w:pPr>
+      <w:rPr>
+        <w:rFonts w:ascii="Wingdings" w:hAnsi="Wingdings" w:hint="default"/>
+        <w:sz w:val="20"/>
+      </w:rPr>
+    </w:lvl>
+    <w:lvl w:ilvl="6" w:tentative="1">
+      <w:start w:val="1"/>
+      <w:numFmt w:val="bullet"/>
+      <w:lvlText w:val=""/>
+      <w:lvlJc w:val="left"/>
+      <w:pPr>
+        <w:tabs>
+          <w:tab w:val="num" w:pos="5040"/>
+        </w:tabs>
+        <w:ind w:left="5040" w:hanging="360"/>
+      </w:pPr>
+      <w:rPr>
+        <w:rFonts w:ascii="Wingdings" w:hAnsi="Wingdings" w:hint="default"/>
+        <w:sz w:val="20"/>
+      </w:rPr>
+    </w:lvl>
+    <w:lvl w:ilvl="7" w:tentative="1">
+      <w:start w:val="1"/>
+      <w:numFmt w:val="bullet"/>
+      <w:lvlText w:val=""/>
+      <w:lvlJc w:val="left"/>
+      <w:pPr>
+        <w:tabs>
+          <w:tab w:val="num" w:pos="5760"/>
+        </w:tabs>
+        <w:ind w:left="5760" w:hanging="360"/>
+      </w:pPr>
+      <w:rPr>
+        <w:rFonts w:ascii="Wingdings" w:hAnsi="Wingdings" w:hint="default"/>
+        <w:sz w:val="20"/>
+      </w:rPr>
+    </w:lvl>
+    <w:lvl w:ilvl="8" w:tentative="1">
+      <w:start w:val="1"/>
+      <w:numFmt w:val="bullet"/>
+      <w:lvlText w:val=""/>
+      <w:lvlJc w:val="left"/>
+      <w:pPr>
+        <w:tabs>
+          <w:tab w:val="num" w:pos="6480"/>
+        </w:tabs>
+        <w:ind w:left="6480" w:hanging="360"/>
+      </w:pPr>
+      <w:rPr>
+        <w:rFonts w:ascii="Wingdings" w:hAnsi="Wingdings" w:hint="default"/>
+        <w:sz w:val="20"/>
+      </w:rPr>
+    </w:lvl>
+  </w:abstractNum>
+  <w:abstractNum w:abstractNumId="3" w15:restartNumberingAfterBreak="0">
+    <w:nsid w:val="1CE65227"/>
+    <w:multiLevelType w:val="multilevel"/>
+    <w:tmpl w:val="BF407806"/>
+    <w:lvl w:ilvl="0">
+      <w:start w:val="1"/>
+      <w:numFmt w:val="bullet"/>
+      <w:lvlText w:val=""/>
+      <w:lvlJc w:val="left"/>
+      <w:pPr>
+        <w:tabs>
+          <w:tab w:val="num" w:pos="720"/>
+        </w:tabs>
+        <w:ind w:left="720" w:hanging="360"/>
+      </w:pPr>
+      <w:rPr>
+        <w:rFonts w:ascii="Symbol" w:hAnsi="Symbol" w:hint="default"/>
+        <w:sz w:val="20"/>
+      </w:rPr>
+    </w:lvl>
+    <w:lvl w:ilvl="1" w:tentative="1">
+      <w:start w:val="1"/>
+      <w:numFmt w:val="bullet"/>
+      <w:lvlText w:val="o"/>
+      <w:lvlJc w:val="left"/>
+      <w:pPr>
+        <w:tabs>
+          <w:tab w:val="num" w:pos="1440"/>
+        </w:tabs>
+        <w:ind w:left="1440" w:hanging="360"/>
+      </w:pPr>
+      <w:rPr>
+        <w:rFonts w:ascii="Courier New" w:hAnsi="Courier New" w:hint="default"/>
+        <w:sz w:val="20"/>
+      </w:rPr>
+    </w:lvl>
+    <w:lvl w:ilvl="2" w:tentative="1">
+      <w:start w:val="1"/>
+      <w:numFmt w:val="bullet"/>
+      <w:lvlText w:val=""/>
+      <w:lvlJc w:val="left"/>
+      <w:pPr>
+        <w:tabs>
+          <w:tab w:val="num" w:pos="2160"/>
+        </w:tabs>
+        <w:ind w:left="2160" w:hanging="360"/>
+      </w:pPr>
+      <w:rPr>
+        <w:rFonts w:ascii="Wingdings" w:hAnsi="Wingdings" w:hint="default"/>
+        <w:sz w:val="20"/>
+      </w:rPr>
+    </w:lvl>
+    <w:lvl w:ilvl="3" w:tentative="1">
+      <w:start w:val="1"/>
+      <w:numFmt w:val="bullet"/>
+      <w:lvlText w:val=""/>
+      <w:lvlJc w:val="left"/>
+      <w:pPr>
+        <w:tabs>
+          <w:tab w:val="num" w:pos="2880"/>
+        </w:tabs>
+        <w:ind w:left="2880" w:hanging="360"/>
+      </w:pPr>
+      <w:rPr>
+        <w:rFonts w:ascii="Wingdings" w:hAnsi="Wingdings" w:hint="default"/>
+        <w:sz w:val="20"/>
+      </w:rPr>
+    </w:lvl>
+    <w:lvl w:ilvl="4" w:tentative="1">
+      <w:start w:val="1"/>
+      <w:numFmt w:val="bullet"/>
+      <w:lvlText w:val=""/>
+      <w:lvlJc w:val="left"/>
+      <w:pPr>
+        <w:tabs>
+          <w:tab w:val="num" w:pos="3600"/>
+        </w:tabs>
+        <w:ind w:left="3600" w:hanging="360"/>
+      </w:pPr>
+      <w:rPr>
+        <w:rFonts w:ascii="Wingdings" w:hAnsi="Wingdings" w:hint="default"/>
+        <w:sz w:val="20"/>
+      </w:rPr>
+    </w:lvl>
+    <w:lvl w:ilvl="5" w:tentative="1">
+      <w:start w:val="1"/>
+      <w:numFmt w:val="bullet"/>
+      <w:lvlText w:val=""/>
+      <w:lvlJc w:val="left"/>
+      <w:pPr>
+        <w:tabs>
+          <w:tab w:val="num" w:pos="4320"/>
+        </w:tabs>
+        <w:ind w:left="4320" w:hanging="360"/>
+      </w:pPr>
+      <w:rPr>
+        <w:rFonts w:ascii="Wingdings" w:hAnsi="Wingdings" w:hint="default"/>
+        <w:sz w:val="20"/>
+      </w:rPr>
+    </w:lvl>
+    <w:lvl w:ilvl="6" w:tentative="1">
+      <w:start w:val="1"/>
+      <w:numFmt w:val="bullet"/>
+      <w:lvlText w:val=""/>
+      <w:lvlJc w:val="left"/>
+      <w:pPr>
+        <w:tabs>
+          <w:tab w:val="num" w:pos="5040"/>
+        </w:tabs>
+        <w:ind w:left="5040" w:hanging="360"/>
+      </w:pPr>
+      <w:rPr>
+        <w:rFonts w:ascii="Wingdings" w:hAnsi="Wingdings" w:hint="default"/>
+        <w:sz w:val="20"/>
+      </w:rPr>
+    </w:lvl>
+    <w:lvl w:ilvl="7" w:tentative="1">
+      <w:start w:val="1"/>
+      <w:numFmt w:val="bullet"/>
+      <w:lvlText w:val=""/>
+      <w:lvlJc w:val="left"/>
+      <w:pPr>
+        <w:tabs>
+          <w:tab w:val="num" w:pos="5760"/>
+        </w:tabs>
+        <w:ind w:left="5760" w:hanging="360"/>
+      </w:pPr>
+      <w:rPr>
+        <w:rFonts w:ascii="Wingdings" w:hAnsi="Wingdings" w:hint="default"/>
+        <w:sz w:val="20"/>
+      </w:rPr>
+    </w:lvl>
+    <w:lvl w:ilvl="8" w:tentative="1">
+      <w:start w:val="1"/>
+      <w:numFmt w:val="bullet"/>
+      <w:lvlText w:val=""/>
+      <w:lvlJc w:val="left"/>
+      <w:pPr>
+        <w:tabs>
+          <w:tab w:val="num" w:pos="6480"/>
+        </w:tabs>
+        <w:ind w:left="6480" w:hanging="360"/>
+      </w:pPr>
+      <w:rPr>
+        <w:rFonts w:ascii="Wingdings" w:hAnsi="Wingdings" w:hint="default"/>
+        <w:sz w:val="20"/>
+      </w:rPr>
+    </w:lvl>
+  </w:abstractNum>
+  <w:abstractNum w:abstractNumId="4" w15:restartNumberingAfterBreak="0">
+    <w:nsid w:val="208829CD"/>
+    <w:multiLevelType w:val="multilevel"/>
+    <w:tmpl w:val="8B665F96"/>
+    <w:lvl w:ilvl="0">
+      <w:start w:val="1"/>
+      <w:numFmt w:val="decimal"/>
+      <w:lvlText w:val="%1."/>
+      <w:lvlJc w:val="left"/>
+      <w:pPr>
+        <w:tabs>
+          <w:tab w:val="num" w:pos="720"/>
+        </w:tabs>
+        <w:ind w:left="720" w:hanging="360"/>
+      </w:pPr>
+    </w:lvl>
+    <w:lvl w:ilvl="1" w:tentative="1">
+      <w:start w:val="1"/>
+      <w:numFmt w:val="decimal"/>
+      <w:lvlText w:val="%2."/>
+      <w:lvlJc w:val="left"/>
+      <w:pPr>
+        <w:tabs>
+          <w:tab w:val="num" w:pos="1440"/>
+        </w:tabs>
+        <w:ind w:left="1440" w:hanging="360"/>
+      </w:pPr>
+    </w:lvl>
+    <w:lvl w:ilvl="2" w:tentative="1">
+      <w:start w:val="1"/>
+      <w:numFmt w:val="decimal"/>
+      <w:lvlText w:val="%3."/>
+      <w:lvlJc w:val="left"/>
+      <w:pPr>
+        <w:tabs>
+          <w:tab w:val="num" w:pos="2160"/>
+        </w:tabs>
+        <w:ind w:left="2160" w:hanging="360"/>
+      </w:pPr>
+    </w:lvl>
+    <w:lvl w:ilvl="3" w:tentative="1">
+      <w:start w:val="1"/>
+      <w:numFmt w:val="decimal"/>
+      <w:lvlText w:val="%4."/>
+      <w:lvlJc w:val="left"/>
+      <w:pPr>
+        <w:tabs>
+          <w:tab w:val="num" w:pos="2880"/>
+        </w:tabs>
+        <w:ind w:left="2880" w:hanging="360"/>
+      </w:pPr>
+    </w:lvl>
+    <w:lvl w:ilvl="4" w:tentative="1">
+      <w:start w:val="1"/>
+      <w:numFmt w:val="decimal"/>
+      <w:lvlText w:val="%5."/>
+      <w:lvlJc w:val="left"/>
+      <w:pPr>
+        <w:tabs>
+          <w:tab w:val="num" w:pos="3600"/>
+        </w:tabs>
+        <w:ind w:left="3600" w:hanging="360"/>
+      </w:pPr>
+    </w:lvl>
+    <w:lvl w:ilvl="5" w:tentative="1">
+      <w:start w:val="1"/>
+      <w:numFmt w:val="decimal"/>
+      <w:lvlText w:val="%6."/>
+      <w:lvlJc w:val="left"/>
+      <w:pPr>
+        <w:tabs>
+          <w:tab w:val="num" w:pos="4320"/>
+        </w:tabs>
+        <w:ind w:left="4320" w:hanging="360"/>
+      </w:pPr>
+    </w:lvl>
+    <w:lvl w:ilvl="6" w:tentative="1">
+      <w:start w:val="1"/>
+      <w:numFmt w:val="decimal"/>
+      <w:lvlText w:val="%7."/>
+      <w:lvlJc w:val="left"/>
+      <w:pPr>
+        <w:tabs>
+          <w:tab w:val="num" w:pos="5040"/>
+        </w:tabs>
+        <w:ind w:left="5040" w:hanging="360"/>
+      </w:pPr>
+    </w:lvl>
+    <w:lvl w:ilvl="7" w:tentative="1">
+      <w:start w:val="1"/>
+      <w:numFmt w:val="decimal"/>
+      <w:lvlText w:val="%8."/>
+      <w:lvlJc w:val="left"/>
+      <w:pPr>
+        <w:tabs>
+          <w:tab w:val="num" w:pos="5760"/>
+        </w:tabs>
+        <w:ind w:left="5760" w:hanging="360"/>
+      </w:pPr>
+    </w:lvl>
+    <w:lvl w:ilvl="8" w:tentative="1">
+      <w:start w:val="1"/>
+      <w:numFmt w:val="decimal"/>
+      <w:lvlText w:val="%9."/>
+      <w:lvlJc w:val="left"/>
+      <w:pPr>
+        <w:tabs>
+          <w:tab w:val="num" w:pos="6480"/>
+        </w:tabs>
+        <w:ind w:left="6480" w:hanging="360"/>
+      </w:pPr>
+    </w:lvl>
+  </w:abstractNum>
+  <w:abstractNum w:abstractNumId="5" w15:restartNumberingAfterBreak="0">
+    <w:nsid w:val="252948D5"/>
+    <w:multiLevelType w:val="multilevel"/>
+    <w:tmpl w:val="90F0EED0"/>
+    <w:lvl w:ilvl="0">
+      <w:start w:val="1"/>
+      <w:numFmt w:val="bullet"/>
+      <w:lvlText w:val=""/>
+      <w:lvlJc w:val="left"/>
+      <w:pPr>
+        <w:tabs>
+          <w:tab w:val="num" w:pos="720"/>
+        </w:tabs>
+        <w:ind w:left="720" w:hanging="360"/>
+      </w:pPr>
+      <w:rPr>
+        <w:rFonts w:ascii="Symbol" w:hAnsi="Symbol" w:hint="default"/>
+        <w:sz w:val="20"/>
+      </w:rPr>
+    </w:lvl>
+    <w:lvl w:ilvl="1" w:tentative="1">
+      <w:start w:val="1"/>
+      <w:numFmt w:val="bullet"/>
+      <w:lvlText w:val="o"/>
+      <w:lvlJc w:val="left"/>
+      <w:pPr>
+        <w:tabs>
+          <w:tab w:val="num" w:pos="1440"/>
+        </w:tabs>
+        <w:ind w:left="1440" w:hanging="360"/>
+      </w:pPr>
+      <w:rPr>
+        <w:rFonts w:ascii="Courier New" w:hAnsi="Courier New" w:hint="default"/>
+        <w:sz w:val="20"/>
+      </w:rPr>
+    </w:lvl>
+    <w:lvl w:ilvl="2" w:tentative="1">
+      <w:start w:val="1"/>
+      <w:numFmt w:val="bullet"/>
+      <w:lvlText w:val=""/>
+      <w:lvlJc w:val="left"/>
+      <w:pPr>
+        <w:tabs>
+          <w:tab w:val="num" w:pos="2160"/>
+        </w:tabs>
+        <w:ind w:left="2160" w:hanging="360"/>
+      </w:pPr>
+      <w:rPr>
+        <w:rFonts w:ascii="Wingdings" w:hAnsi="Wingdings" w:hint="default"/>
+        <w:sz w:val="20"/>
+      </w:rPr>
+    </w:lvl>
+    <w:lvl w:ilvl="3" w:tentative="1">
+      <w:start w:val="1"/>
+      <w:numFmt w:val="bullet"/>
+      <w:lvlText w:val=""/>
+      <w:lvlJc w:val="left"/>
+      <w:pPr>
+        <w:tabs>
+          <w:tab w:val="num" w:pos="2880"/>
+        </w:tabs>
+        <w:ind w:left="2880" w:hanging="360"/>
+      </w:pPr>
+      <w:rPr>
+        <w:rFonts w:ascii="Wingdings" w:hAnsi="Wingdings" w:hint="default"/>
+        <w:sz w:val="20"/>
+      </w:rPr>
+    </w:lvl>
+    <w:lvl w:ilvl="4" w:tentative="1">
+      <w:start w:val="1"/>
+      <w:numFmt w:val="bullet"/>
+      <w:lvlText w:val=""/>
+      <w:lvlJc w:val="left"/>
+      <w:pPr>
+        <w:tabs>
+          <w:tab w:val="num" w:pos="3600"/>
+        </w:tabs>
+        <w:ind w:left="3600" w:hanging="360"/>
+      </w:pPr>
+      <w:rPr>
+        <w:rFonts w:ascii="Wingdings" w:hAnsi="Wingdings" w:hint="default"/>
+        <w:sz w:val="20"/>
+      </w:rPr>
+    </w:lvl>
+    <w:lvl w:ilvl="5" w:tentative="1">
+      <w:start w:val="1"/>
+      <w:numFmt w:val="bullet"/>
+      <w:lvlText w:val=""/>
+      <w:lvlJc w:val="left"/>
+      <w:pPr>
+        <w:tabs>
+          <w:tab w:val="num" w:pos="4320"/>
+        </w:tabs>
+        <w:ind w:left="4320" w:hanging="360"/>
+      </w:pPr>
+      <w:rPr>
+        <w:rFonts w:ascii="Wingdings" w:hAnsi="Wingdings" w:hint="default"/>
+        <w:sz w:val="20"/>
+      </w:rPr>
+    </w:lvl>
+    <w:lvl w:ilvl="6" w:tentative="1">
+      <w:start w:val="1"/>
+      <w:numFmt w:val="bullet"/>
+      <w:lvlText w:val=""/>
+      <w:lvlJc w:val="left"/>
+      <w:pPr>
+        <w:tabs>
+          <w:tab w:val="num" w:pos="5040"/>
+        </w:tabs>
+        <w:ind w:left="5040" w:hanging="360"/>
+      </w:pPr>
+      <w:rPr>
+        <w:rFonts w:ascii="Wingdings" w:hAnsi="Wingdings" w:hint="default"/>
+        <w:sz w:val="20"/>
+      </w:rPr>
+    </w:lvl>
+    <w:lvl w:ilvl="7" w:tentative="1">
+      <w:start w:val="1"/>
+      <w:numFmt w:val="bullet"/>
+      <w:lvlText w:val=""/>
+      <w:lvlJc w:val="left"/>
+      <w:pPr>
+        <w:tabs>
+          <w:tab w:val="num" w:pos="5760"/>
+        </w:tabs>
+        <w:ind w:left="5760" w:hanging="360"/>
+      </w:pPr>
+      <w:rPr>
+        <w:rFonts w:ascii="Wingdings" w:hAnsi="Wingdings" w:hint="default"/>
+        <w:sz w:val="20"/>
+      </w:rPr>
+    </w:lvl>
+    <w:lvl w:ilvl="8" w:tentative="1">
+      <w:start w:val="1"/>
+      <w:numFmt w:val="bullet"/>
+      <w:lvlText w:val=""/>
+      <w:lvlJc w:val="left"/>
+      <w:pPr>
+        <w:tabs>
+          <w:tab w:val="num" w:pos="6480"/>
+        </w:tabs>
+        <w:ind w:left="6480" w:hanging="360"/>
+      </w:pPr>
+      <w:rPr>
+        <w:rFonts w:ascii="Wingdings" w:hAnsi="Wingdings" w:hint="default"/>
+        <w:sz w:val="20"/>
+      </w:rPr>
+    </w:lvl>
+  </w:abstractNum>
+  <w:abstractNum w:abstractNumId="6" w15:restartNumberingAfterBreak="0">
+    <w:nsid w:val="325F1F42"/>
+    <w:multiLevelType w:val="multilevel"/>
+    <w:tmpl w:val="A01C0246"/>
+    <w:lvl w:ilvl="0">
+      <w:start w:val="1"/>
+      <w:numFmt w:val="bullet"/>
+      <w:lvlText w:val=""/>
+      <w:lvlJc w:val="left"/>
+      <w:pPr>
+        <w:tabs>
+          <w:tab w:val="num" w:pos="720"/>
+        </w:tabs>
+        <w:ind w:left="720" w:hanging="360"/>
+      </w:pPr>
+      <w:rPr>
+        <w:rFonts w:ascii="Symbol" w:hAnsi="Symbol" w:hint="default"/>
+        <w:sz w:val="20"/>
+      </w:rPr>
+    </w:lvl>
+    <w:lvl w:ilvl="1" w:tentative="1">
+      <w:start w:val="1"/>
+      <w:numFmt w:val="bullet"/>
+      <w:lvlText w:val="o"/>
+      <w:lvlJc w:val="left"/>
+      <w:pPr>
+        <w:tabs>
+          <w:tab w:val="num" w:pos="1440"/>
+        </w:tabs>
+        <w:ind w:left="1440" w:hanging="360"/>
+      </w:pPr>
+      <w:rPr>
+        <w:rFonts w:ascii="Courier New" w:hAnsi="Courier New" w:hint="default"/>
+        <w:sz w:val="20"/>
+      </w:rPr>
+    </w:lvl>
+    <w:lvl w:ilvl="2" w:tentative="1">
+      <w:start w:val="1"/>
+      <w:numFmt w:val="bullet"/>
+      <w:lvlText w:val=""/>
+      <w:lvlJc w:val="left"/>
+      <w:pPr>
+        <w:tabs>
+          <w:tab w:val="num" w:pos="2160"/>
+        </w:tabs>
+        <w:ind w:left="2160" w:hanging="360"/>
+      </w:pPr>
+      <w:rPr>
+        <w:rFonts w:ascii="Wingdings" w:hAnsi="Wingdings" w:hint="default"/>
+        <w:sz w:val="20"/>
+      </w:rPr>
+    </w:lvl>
+    <w:lvl w:ilvl="3" w:tentative="1">
+      <w:start w:val="1"/>
+      <w:numFmt w:val="bullet"/>
+      <w:lvlText w:val=""/>
+      <w:lvlJc w:val="left"/>
+      <w:pPr>
+        <w:tabs>
+          <w:tab w:val="num" w:pos="2880"/>
+        </w:tabs>
+        <w:ind w:left="2880" w:hanging="360"/>
+      </w:pPr>
+      <w:rPr>
+        <w:rFonts w:ascii="Wingdings" w:hAnsi="Wingdings" w:hint="default"/>
+        <w:sz w:val="20"/>
+      </w:rPr>
+    </w:lvl>
+    <w:lvl w:ilvl="4" w:tentative="1">
+      <w:start w:val="1"/>
+      <w:numFmt w:val="bullet"/>
+      <w:lvlText w:val=""/>
+      <w:lvlJc w:val="left"/>
+      <w:pPr>
+        <w:tabs>
+          <w:tab w:val="num" w:pos="3600"/>
+        </w:tabs>
+        <w:ind w:left="3600" w:hanging="360"/>
+      </w:pPr>
+      <w:rPr>
+        <w:rFonts w:ascii="Wingdings" w:hAnsi="Wingdings" w:hint="default"/>
+        <w:sz w:val="20"/>
+      </w:rPr>
+    </w:lvl>
+    <w:lvl w:ilvl="5" w:tentative="1">
+      <w:start w:val="1"/>
+      <w:numFmt w:val="bullet"/>
+      <w:lvlText w:val=""/>
+      <w:lvlJc w:val="left"/>
+      <w:pPr>
+        <w:tabs>
+          <w:tab w:val="num" w:pos="4320"/>
+        </w:tabs>
+        <w:ind w:left="4320" w:hanging="360"/>
+      </w:pPr>
+      <w:rPr>
+        <w:rFonts w:ascii="Wingdings" w:hAnsi="Wingdings" w:hint="default"/>
+        <w:sz w:val="20"/>
+      </w:rPr>
+    </w:lvl>
+    <w:lvl w:ilvl="6" w:tentative="1">
+      <w:start w:val="1"/>
+      <w:numFmt w:val="bullet"/>
+      <w:lvlText w:val=""/>
+      <w:lvlJc w:val="left"/>
+      <w:pPr>
+        <w:tabs>
+          <w:tab w:val="num" w:pos="5040"/>
+        </w:tabs>
+        <w:ind w:left="5040" w:hanging="360"/>
+      </w:pPr>
+      <w:rPr>
+        <w:rFonts w:ascii="Wingdings" w:hAnsi="Wingdings" w:hint="default"/>
+        <w:sz w:val="20"/>
+      </w:rPr>
+    </w:lvl>
+    <w:lvl w:ilvl="7" w:tentative="1">
+      <w:start w:val="1"/>
+      <w:numFmt w:val="bullet"/>
+      <w:lvlText w:val=""/>
+      <w:lvlJc w:val="left"/>
+      <w:pPr>
+        <w:tabs>
+          <w:tab w:val="num" w:pos="5760"/>
+        </w:tabs>
+        <w:ind w:left="5760" w:hanging="360"/>
+      </w:pPr>
+      <w:rPr>
+        <w:rFonts w:ascii="Wingdings" w:hAnsi="Wingdings" w:hint="default"/>
+        <w:sz w:val="20"/>
+      </w:rPr>
+    </w:lvl>
+    <w:lvl w:ilvl="8" w:tentative="1">
+      <w:start w:val="1"/>
+      <w:numFmt w:val="bullet"/>
+      <w:lvlText w:val=""/>
+      <w:lvlJc w:val="left"/>
+      <w:pPr>
+        <w:tabs>
+          <w:tab w:val="num" w:pos="6480"/>
+        </w:tabs>
+        <w:ind w:left="6480" w:hanging="360"/>
+      </w:pPr>
+      <w:rPr>
+        <w:rFonts w:ascii="Wingdings" w:hAnsi="Wingdings" w:hint="default"/>
+        <w:sz w:val="20"/>
+      </w:rPr>
+    </w:lvl>
+  </w:abstractNum>
+  <w:abstractNum w:abstractNumId="7" w15:restartNumberingAfterBreak="0">
+    <w:nsid w:val="35536FB8"/>
+    <w:multiLevelType w:val="multilevel"/>
+    <w:tmpl w:val="893417DC"/>
+    <w:lvl w:ilvl="0">
+      <w:start w:val="1"/>
+      <w:numFmt w:val="bullet"/>
+      <w:lvlText w:val=""/>
+      <w:lvlJc w:val="left"/>
+      <w:pPr>
+        <w:tabs>
+          <w:tab w:val="num" w:pos="720"/>
+        </w:tabs>
+        <w:ind w:left="720" w:hanging="360"/>
+      </w:pPr>
+      <w:rPr>
+        <w:rFonts w:ascii="Symbol" w:hAnsi="Symbol" w:hint="default"/>
+        <w:sz w:val="20"/>
+      </w:rPr>
+    </w:lvl>
+    <w:lvl w:ilvl="1" w:tentative="1">
+      <w:start w:val="1"/>
+      <w:numFmt w:val="bullet"/>
+      <w:lvlText w:val="o"/>
+      <w:lvlJc w:val="left"/>
+      <w:pPr>
+        <w:tabs>
+          <w:tab w:val="num" w:pos="1440"/>
+        </w:tabs>
+        <w:ind w:left="1440" w:hanging="360"/>
+      </w:pPr>
+      <w:rPr>
+        <w:rFonts w:ascii="Courier New" w:hAnsi="Courier New" w:hint="default"/>
+        <w:sz w:val="20"/>
+      </w:rPr>
+    </w:lvl>
+    <w:lvl w:ilvl="2" w:tentative="1">
+      <w:start w:val="1"/>
+      <w:numFmt w:val="bullet"/>
+      <w:lvlText w:val=""/>
+      <w:lvlJc w:val="left"/>
+      <w:pPr>
+        <w:tabs>
+          <w:tab w:val="num" w:pos="2160"/>
+        </w:tabs>
+        <w:ind w:left="2160" w:hanging="360"/>
+      </w:pPr>
+      <w:rPr>
+        <w:rFonts w:ascii="Wingdings" w:hAnsi="Wingdings" w:hint="default"/>
+        <w:sz w:val="20"/>
+      </w:rPr>
+    </w:lvl>
+    <w:lvl w:ilvl="3" w:tentative="1">
+      <w:start w:val="1"/>
+      <w:numFmt w:val="bullet"/>
+      <w:lvlText w:val=""/>
+      <w:lvlJc w:val="left"/>
+      <w:pPr>
+        <w:tabs>
+          <w:tab w:val="num" w:pos="2880"/>
+        </w:tabs>
+        <w:ind w:left="2880" w:hanging="360"/>
+      </w:pPr>
+      <w:rPr>
+        <w:rFonts w:ascii="Wingdings" w:hAnsi="Wingdings" w:hint="default"/>
+        <w:sz w:val="20"/>
+      </w:rPr>
+    </w:lvl>
+    <w:lvl w:ilvl="4" w:tentative="1">
+      <w:start w:val="1"/>
+      <w:numFmt w:val="bullet"/>
+      <w:lvlText w:val=""/>
+      <w:lvlJc w:val="left"/>
+      <w:pPr>
+        <w:tabs>
+          <w:tab w:val="num" w:pos="3600"/>
+        </w:tabs>
+        <w:ind w:left="3600" w:hanging="360"/>
+      </w:pPr>
+      <w:rPr>
+        <w:rFonts w:ascii="Wingdings" w:hAnsi="Wingdings" w:hint="default"/>
+        <w:sz w:val="20"/>
+      </w:rPr>
+    </w:lvl>
+    <w:lvl w:ilvl="5" w:tentative="1">
+      <w:start w:val="1"/>
+      <w:numFmt w:val="bullet"/>
+      <w:lvlText w:val=""/>
+      <w:lvlJc w:val="left"/>
+      <w:pPr>
+        <w:tabs>
+          <w:tab w:val="num" w:pos="4320"/>
+        </w:tabs>
+        <w:ind w:left="4320" w:hanging="360"/>
+      </w:pPr>
+      <w:rPr>
+        <w:rFonts w:ascii="Wingdings" w:hAnsi="Wingdings" w:hint="default"/>
+        <w:sz w:val="20"/>
+      </w:rPr>
+    </w:lvl>
+    <w:lvl w:ilvl="6" w:tentative="1">
+      <w:start w:val="1"/>
+      <w:numFmt w:val="bullet"/>
+      <w:lvlText w:val=""/>
+      <w:lvlJc w:val="left"/>
+      <w:pPr>
+        <w:tabs>
+          <w:tab w:val="num" w:pos="5040"/>
+        </w:tabs>
+        <w:ind w:left="5040" w:hanging="360"/>
+      </w:pPr>
+      <w:rPr>
+        <w:rFonts w:ascii="Wingdings" w:hAnsi="Wingdings" w:hint="default"/>
+        <w:sz w:val="20"/>
+      </w:rPr>
+    </w:lvl>
+    <w:lvl w:ilvl="7" w:tentative="1">
+      <w:start w:val="1"/>
+      <w:numFmt w:val="bullet"/>
+      <w:lvlText w:val=""/>
+      <w:lvlJc w:val="left"/>
+      <w:pPr>
+        <w:tabs>
+          <w:tab w:val="num" w:pos="5760"/>
+        </w:tabs>
+        <w:ind w:left="5760" w:hanging="360"/>
+      </w:pPr>
+      <w:rPr>
+        <w:rFonts w:ascii="Wingdings" w:hAnsi="Wingdings" w:hint="default"/>
+        <w:sz w:val="20"/>
+      </w:rPr>
+    </w:lvl>
+    <w:lvl w:ilvl="8" w:tentative="1">
+      <w:start w:val="1"/>
+      <w:numFmt w:val="bullet"/>
+      <w:lvlText w:val=""/>
+      <w:lvlJc w:val="left"/>
+      <w:pPr>
+        <w:tabs>
+          <w:tab w:val="num" w:pos="6480"/>
+        </w:tabs>
+        <w:ind w:left="6480" w:hanging="360"/>
+      </w:pPr>
+      <w:rPr>
+        <w:rFonts w:ascii="Wingdings" w:hAnsi="Wingdings" w:hint="default"/>
+        <w:sz w:val="20"/>
+      </w:rPr>
+    </w:lvl>
+  </w:abstractNum>
+  <w:abstractNum w:abstractNumId="8" w15:restartNumberingAfterBreak="0">
+    <w:nsid w:val="36A774B9"/>
+    <w:multiLevelType w:val="multilevel"/>
+    <w:tmpl w:val="5754B5D4"/>
+    <w:lvl w:ilvl="0">
+      <w:start w:val="1"/>
+      <w:numFmt w:val="bullet"/>
+      <w:lvlText w:val=""/>
+      <w:lvlJc w:val="left"/>
+      <w:pPr>
+        <w:tabs>
+          <w:tab w:val="num" w:pos="720"/>
+        </w:tabs>
+        <w:ind w:left="720" w:hanging="360"/>
+      </w:pPr>
+      <w:rPr>
+        <w:rFonts w:ascii="Symbol" w:hAnsi="Symbol" w:hint="default"/>
+        <w:sz w:val="20"/>
+      </w:rPr>
+    </w:lvl>
+    <w:lvl w:ilvl="1" w:tentative="1">
+      <w:start w:val="1"/>
+      <w:numFmt w:val="bullet"/>
+      <w:lvlText w:val="o"/>
+      <w:lvlJc w:val="left"/>
+      <w:pPr>
+        <w:tabs>
+          <w:tab w:val="num" w:pos="1440"/>
+        </w:tabs>
+        <w:ind w:left="1440" w:hanging="360"/>
+      </w:pPr>
+      <w:rPr>
+        <w:rFonts w:ascii="Courier New" w:hAnsi="Courier New" w:hint="default"/>
+        <w:sz w:val="20"/>
+      </w:rPr>
+    </w:lvl>
+    <w:lvl w:ilvl="2" w:tentative="1">
+      <w:start w:val="1"/>
+      <w:numFmt w:val="bullet"/>
+      <w:lvlText w:val=""/>
+      <w:lvlJc w:val="left"/>
+      <w:pPr>
+        <w:tabs>
+          <w:tab w:val="num" w:pos="2160"/>
+        </w:tabs>
+        <w:ind w:left="2160" w:hanging="360"/>
+      </w:pPr>
+      <w:rPr>
+        <w:rFonts w:ascii="Wingdings" w:hAnsi="Wingdings" w:hint="default"/>
+        <w:sz w:val="20"/>
+      </w:rPr>
+    </w:lvl>
+    <w:lvl w:ilvl="3" w:tentative="1">
+      <w:start w:val="1"/>
+      <w:numFmt w:val="bullet"/>
+      <w:lvlText w:val=""/>
+      <w:lvlJc w:val="left"/>
+      <w:pPr>
+        <w:tabs>
+          <w:tab w:val="num" w:pos="2880"/>
+        </w:tabs>
+        <w:ind w:left="2880" w:hanging="360"/>
+      </w:pPr>
+      <w:rPr>
+        <w:rFonts w:ascii="Wingdings" w:hAnsi="Wingdings" w:hint="default"/>
+        <w:sz w:val="20"/>
+      </w:rPr>
+    </w:lvl>
+    <w:lvl w:ilvl="4" w:tentative="1">
+      <w:start w:val="1"/>
+      <w:numFmt w:val="bullet"/>
+      <w:lvlText w:val=""/>
+      <w:lvlJc w:val="left"/>
+      <w:pPr>
+        <w:tabs>
+          <w:tab w:val="num" w:pos="3600"/>
+        </w:tabs>
+        <w:ind w:left="3600" w:hanging="360"/>
+      </w:pPr>
+      <w:rPr>
+        <w:rFonts w:ascii="Wingdings" w:hAnsi="Wingdings" w:hint="default"/>
+        <w:sz w:val="20"/>
+      </w:rPr>
+    </w:lvl>
+    <w:lvl w:ilvl="5" w:tentative="1">
+      <w:start w:val="1"/>
+      <w:numFmt w:val="bullet"/>
+      <w:lvlText w:val=""/>
+      <w:lvlJc w:val="left"/>
+      <w:pPr>
+        <w:tabs>
+          <w:tab w:val="num" w:pos="4320"/>
+        </w:tabs>
+        <w:ind w:left="4320" w:hanging="360"/>
+      </w:pPr>
+      <w:rPr>
+        <w:rFonts w:ascii="Wingdings" w:hAnsi="Wingdings" w:hint="default"/>
+        <w:sz w:val="20"/>
+      </w:rPr>
+    </w:lvl>
+    <w:lvl w:ilvl="6" w:tentative="1">
+      <w:start w:val="1"/>
+      <w:numFmt w:val="bullet"/>
+      <w:lvlText w:val=""/>
+      <w:lvlJc w:val="left"/>
+      <w:pPr>
+        <w:tabs>
+          <w:tab w:val="num" w:pos="5040"/>
+        </w:tabs>
+        <w:ind w:left="5040" w:hanging="360"/>
+      </w:pPr>
+      <w:rPr>
+        <w:rFonts w:ascii="Wingdings" w:hAnsi="Wingdings" w:hint="default"/>
+        <w:sz w:val="20"/>
+      </w:rPr>
+    </w:lvl>
+    <w:lvl w:ilvl="7" w:tentative="1">
+      <w:start w:val="1"/>
+      <w:numFmt w:val="bullet"/>
+      <w:lvlText w:val=""/>
+      <w:lvlJc w:val="left"/>
+      <w:pPr>
+        <w:tabs>
+          <w:tab w:val="num" w:pos="5760"/>
+        </w:tabs>
+        <w:ind w:left="5760" w:hanging="360"/>
+      </w:pPr>
+      <w:rPr>
+        <w:rFonts w:ascii="Wingdings" w:hAnsi="Wingdings" w:hint="default"/>
+        <w:sz w:val="20"/>
+      </w:rPr>
+    </w:lvl>
+    <w:lvl w:ilvl="8" w:tentative="1">
+      <w:start w:val="1"/>
+      <w:numFmt w:val="bullet"/>
+      <w:lvlText w:val=""/>
+      <w:lvlJc w:val="left"/>
+      <w:pPr>
+        <w:tabs>
+          <w:tab w:val="num" w:pos="6480"/>
+        </w:tabs>
+        <w:ind w:left="6480" w:hanging="360"/>
+      </w:pPr>
+      <w:rPr>
+        <w:rFonts w:ascii="Wingdings" w:hAnsi="Wingdings" w:hint="default"/>
+        <w:sz w:val="20"/>
+      </w:rPr>
+    </w:lvl>
+  </w:abstractNum>
+  <w:abstractNum w:abstractNumId="9" w15:restartNumberingAfterBreak="0">
     <w:nsid w:val="3CCA44C7"/>
     <w:multiLevelType w:val="multilevel"/>
     <w:tmpl w:val="ADF07366"/>
@@ -1326,7 +5205,7 @@
       </w:rPr>
     </w:lvl>
   </w:abstractNum>
-  <w:abstractNum w:abstractNumId="1" w15:restartNumberingAfterBreak="0">
+  <w:abstractNum w:abstractNumId="10" w15:restartNumberingAfterBreak="0">
     <w:nsid w:val="402E70E7"/>
     <w:multiLevelType w:val="multilevel"/>
     <w:tmpl w:val="241CABB2"/>
@@ -1443,7 +5322,7 @@
       </w:pPr>
     </w:lvl>
   </w:abstractNum>
-  <w:abstractNum w:abstractNumId="2" w15:restartNumberingAfterBreak="0">
+  <w:abstractNum w:abstractNumId="11" w15:restartNumberingAfterBreak="0">
     <w:nsid w:val="4F5C3E4E"/>
     <w:multiLevelType w:val="multilevel"/>
     <w:tmpl w:val="C9160442"/>
@@ -1592,14 +5471,497 @@
       </w:rPr>
     </w:lvl>
   </w:abstractNum>
+  <w:abstractNum w:abstractNumId="12" w15:restartNumberingAfterBreak="0">
+    <w:nsid w:val="66DE25E0"/>
+    <w:multiLevelType w:val="multilevel"/>
+    <w:tmpl w:val="897E110E"/>
+    <w:lvl w:ilvl="0">
+      <w:start w:val="1"/>
+      <w:numFmt w:val="bullet"/>
+      <w:lvlText w:val=""/>
+      <w:lvlJc w:val="left"/>
+      <w:pPr>
+        <w:tabs>
+          <w:tab w:val="num" w:pos="720"/>
+        </w:tabs>
+        <w:ind w:left="720" w:hanging="360"/>
+      </w:pPr>
+      <w:rPr>
+        <w:rFonts w:ascii="Symbol" w:hAnsi="Symbol" w:hint="default"/>
+        <w:sz w:val="20"/>
+      </w:rPr>
+    </w:lvl>
+    <w:lvl w:ilvl="1" w:tentative="1">
+      <w:start w:val="1"/>
+      <w:numFmt w:val="bullet"/>
+      <w:lvlText w:val="o"/>
+      <w:lvlJc w:val="left"/>
+      <w:pPr>
+        <w:tabs>
+          <w:tab w:val="num" w:pos="1440"/>
+        </w:tabs>
+        <w:ind w:left="1440" w:hanging="360"/>
+      </w:pPr>
+      <w:rPr>
+        <w:rFonts w:ascii="Courier New" w:hAnsi="Courier New" w:hint="default"/>
+        <w:sz w:val="20"/>
+      </w:rPr>
+    </w:lvl>
+    <w:lvl w:ilvl="2" w:tentative="1">
+      <w:start w:val="1"/>
+      <w:numFmt w:val="bullet"/>
+      <w:lvlText w:val=""/>
+      <w:lvlJc w:val="left"/>
+      <w:pPr>
+        <w:tabs>
+          <w:tab w:val="num" w:pos="2160"/>
+        </w:tabs>
+        <w:ind w:left="2160" w:hanging="360"/>
+      </w:pPr>
+      <w:rPr>
+        <w:rFonts w:ascii="Wingdings" w:hAnsi="Wingdings" w:hint="default"/>
+        <w:sz w:val="20"/>
+      </w:rPr>
+    </w:lvl>
+    <w:lvl w:ilvl="3" w:tentative="1">
+      <w:start w:val="1"/>
+      <w:numFmt w:val="bullet"/>
+      <w:lvlText w:val=""/>
+      <w:lvlJc w:val="left"/>
+      <w:pPr>
+        <w:tabs>
+          <w:tab w:val="num" w:pos="2880"/>
+        </w:tabs>
+        <w:ind w:left="2880" w:hanging="360"/>
+      </w:pPr>
+      <w:rPr>
+        <w:rFonts w:ascii="Wingdings" w:hAnsi="Wingdings" w:hint="default"/>
+        <w:sz w:val="20"/>
+      </w:rPr>
+    </w:lvl>
+    <w:lvl w:ilvl="4" w:tentative="1">
+      <w:start w:val="1"/>
+      <w:numFmt w:val="bullet"/>
+      <w:lvlText w:val=""/>
+      <w:lvlJc w:val="left"/>
+      <w:pPr>
+        <w:tabs>
+          <w:tab w:val="num" w:pos="3600"/>
+        </w:tabs>
+        <w:ind w:left="3600" w:hanging="360"/>
+      </w:pPr>
+      <w:rPr>
+        <w:rFonts w:ascii="Wingdings" w:hAnsi="Wingdings" w:hint="default"/>
+        <w:sz w:val="20"/>
+      </w:rPr>
+    </w:lvl>
+    <w:lvl w:ilvl="5" w:tentative="1">
+      <w:start w:val="1"/>
+      <w:numFmt w:val="bullet"/>
+      <w:lvlText w:val=""/>
+      <w:lvlJc w:val="left"/>
+      <w:pPr>
+        <w:tabs>
+          <w:tab w:val="num" w:pos="4320"/>
+        </w:tabs>
+        <w:ind w:left="4320" w:hanging="360"/>
+      </w:pPr>
+      <w:rPr>
+        <w:rFonts w:ascii="Wingdings" w:hAnsi="Wingdings" w:hint="default"/>
+        <w:sz w:val="20"/>
+      </w:rPr>
+    </w:lvl>
+    <w:lvl w:ilvl="6" w:tentative="1">
+      <w:start w:val="1"/>
+      <w:numFmt w:val="bullet"/>
+      <w:lvlText w:val=""/>
+      <w:lvlJc w:val="left"/>
+      <w:pPr>
+        <w:tabs>
+          <w:tab w:val="num" w:pos="5040"/>
+        </w:tabs>
+        <w:ind w:left="5040" w:hanging="360"/>
+      </w:pPr>
+      <w:rPr>
+        <w:rFonts w:ascii="Wingdings" w:hAnsi="Wingdings" w:hint="default"/>
+        <w:sz w:val="20"/>
+      </w:rPr>
+    </w:lvl>
+    <w:lvl w:ilvl="7" w:tentative="1">
+      <w:start w:val="1"/>
+      <w:numFmt w:val="bullet"/>
+      <w:lvlText w:val=""/>
+      <w:lvlJc w:val="left"/>
+      <w:pPr>
+        <w:tabs>
+          <w:tab w:val="num" w:pos="5760"/>
+        </w:tabs>
+        <w:ind w:left="5760" w:hanging="360"/>
+      </w:pPr>
+      <w:rPr>
+        <w:rFonts w:ascii="Wingdings" w:hAnsi="Wingdings" w:hint="default"/>
+        <w:sz w:val="20"/>
+      </w:rPr>
+    </w:lvl>
+    <w:lvl w:ilvl="8" w:tentative="1">
+      <w:start w:val="1"/>
+      <w:numFmt w:val="bullet"/>
+      <w:lvlText w:val=""/>
+      <w:lvlJc w:val="left"/>
+      <w:pPr>
+        <w:tabs>
+          <w:tab w:val="num" w:pos="6480"/>
+        </w:tabs>
+        <w:ind w:left="6480" w:hanging="360"/>
+      </w:pPr>
+      <w:rPr>
+        <w:rFonts w:ascii="Wingdings" w:hAnsi="Wingdings" w:hint="default"/>
+        <w:sz w:val="20"/>
+      </w:rPr>
+    </w:lvl>
+  </w:abstractNum>
+  <w:abstractNum w:abstractNumId="13" w15:restartNumberingAfterBreak="0">
+    <w:nsid w:val="7624114E"/>
+    <w:multiLevelType w:val="multilevel"/>
+    <w:tmpl w:val="2572C910"/>
+    <w:lvl w:ilvl="0">
+      <w:start w:val="1"/>
+      <w:numFmt w:val="bullet"/>
+      <w:lvlText w:val=""/>
+      <w:lvlJc w:val="left"/>
+      <w:pPr>
+        <w:tabs>
+          <w:tab w:val="num" w:pos="720"/>
+        </w:tabs>
+        <w:ind w:left="720" w:hanging="360"/>
+      </w:pPr>
+      <w:rPr>
+        <w:rFonts w:ascii="Symbol" w:hAnsi="Symbol" w:hint="default"/>
+        <w:sz w:val="20"/>
+      </w:rPr>
+    </w:lvl>
+    <w:lvl w:ilvl="1" w:tentative="1">
+      <w:start w:val="1"/>
+      <w:numFmt w:val="bullet"/>
+      <w:lvlText w:val="o"/>
+      <w:lvlJc w:val="left"/>
+      <w:pPr>
+        <w:tabs>
+          <w:tab w:val="num" w:pos="1440"/>
+        </w:tabs>
+        <w:ind w:left="1440" w:hanging="360"/>
+      </w:pPr>
+      <w:rPr>
+        <w:rFonts w:ascii="Courier New" w:hAnsi="Courier New" w:hint="default"/>
+        <w:sz w:val="20"/>
+      </w:rPr>
+    </w:lvl>
+    <w:lvl w:ilvl="2" w:tentative="1">
+      <w:start w:val="1"/>
+      <w:numFmt w:val="bullet"/>
+      <w:lvlText w:val=""/>
+      <w:lvlJc w:val="left"/>
+      <w:pPr>
+        <w:tabs>
+          <w:tab w:val="num" w:pos="2160"/>
+        </w:tabs>
+        <w:ind w:left="2160" w:hanging="360"/>
+      </w:pPr>
+      <w:rPr>
+        <w:rFonts w:ascii="Wingdings" w:hAnsi="Wingdings" w:hint="default"/>
+        <w:sz w:val="20"/>
+      </w:rPr>
+    </w:lvl>
+    <w:lvl w:ilvl="3" w:tentative="1">
+      <w:start w:val="1"/>
+      <w:numFmt w:val="bullet"/>
+      <w:lvlText w:val=""/>
+      <w:lvlJc w:val="left"/>
+      <w:pPr>
+        <w:tabs>
+          <w:tab w:val="num" w:pos="2880"/>
+        </w:tabs>
+        <w:ind w:left="2880" w:hanging="360"/>
+      </w:pPr>
+      <w:rPr>
+        <w:rFonts w:ascii="Wingdings" w:hAnsi="Wingdings" w:hint="default"/>
+        <w:sz w:val="20"/>
+      </w:rPr>
+    </w:lvl>
+    <w:lvl w:ilvl="4" w:tentative="1">
+      <w:start w:val="1"/>
+      <w:numFmt w:val="bullet"/>
+      <w:lvlText w:val=""/>
+      <w:lvlJc w:val="left"/>
+      <w:pPr>
+        <w:tabs>
+          <w:tab w:val="num" w:pos="3600"/>
+        </w:tabs>
+        <w:ind w:left="3600" w:hanging="360"/>
+      </w:pPr>
+      <w:rPr>
+        <w:rFonts w:ascii="Wingdings" w:hAnsi="Wingdings" w:hint="default"/>
+        <w:sz w:val="20"/>
+      </w:rPr>
+    </w:lvl>
+    <w:lvl w:ilvl="5" w:tentative="1">
+      <w:start w:val="1"/>
+      <w:numFmt w:val="bullet"/>
+      <w:lvlText w:val=""/>
+      <w:lvlJc w:val="left"/>
+      <w:pPr>
+        <w:tabs>
+          <w:tab w:val="num" w:pos="4320"/>
+        </w:tabs>
+        <w:ind w:left="4320" w:hanging="360"/>
+      </w:pPr>
+      <w:rPr>
+        <w:rFonts w:ascii="Wingdings" w:hAnsi="Wingdings" w:hint="default"/>
+        <w:sz w:val="20"/>
+      </w:rPr>
+    </w:lvl>
+    <w:lvl w:ilvl="6" w:tentative="1">
+      <w:start w:val="1"/>
+      <w:numFmt w:val="bullet"/>
+      <w:lvlText w:val=""/>
+      <w:lvlJc w:val="left"/>
+      <w:pPr>
+        <w:tabs>
+          <w:tab w:val="num" w:pos="5040"/>
+        </w:tabs>
+        <w:ind w:left="5040" w:hanging="360"/>
+      </w:pPr>
+      <w:rPr>
+        <w:rFonts w:ascii="Wingdings" w:hAnsi="Wingdings" w:hint="default"/>
+        <w:sz w:val="20"/>
+      </w:rPr>
+    </w:lvl>
+    <w:lvl w:ilvl="7" w:tentative="1">
+      <w:start w:val="1"/>
+      <w:numFmt w:val="bullet"/>
+      <w:lvlText w:val=""/>
+      <w:lvlJc w:val="left"/>
+      <w:pPr>
+        <w:tabs>
+          <w:tab w:val="num" w:pos="5760"/>
+        </w:tabs>
+        <w:ind w:left="5760" w:hanging="360"/>
+      </w:pPr>
+      <w:rPr>
+        <w:rFonts w:ascii="Wingdings" w:hAnsi="Wingdings" w:hint="default"/>
+        <w:sz w:val="20"/>
+      </w:rPr>
+    </w:lvl>
+    <w:lvl w:ilvl="8" w:tentative="1">
+      <w:start w:val="1"/>
+      <w:numFmt w:val="bullet"/>
+      <w:lvlText w:val=""/>
+      <w:lvlJc w:val="left"/>
+      <w:pPr>
+        <w:tabs>
+          <w:tab w:val="num" w:pos="6480"/>
+        </w:tabs>
+        <w:ind w:left="6480" w:hanging="360"/>
+      </w:pPr>
+      <w:rPr>
+        <w:rFonts w:ascii="Wingdings" w:hAnsi="Wingdings" w:hint="default"/>
+        <w:sz w:val="20"/>
+      </w:rPr>
+    </w:lvl>
+  </w:abstractNum>
+  <w:abstractNum w:abstractNumId="14" w15:restartNumberingAfterBreak="0">
+    <w:nsid w:val="76FC00C9"/>
+    <w:multiLevelType w:val="multilevel"/>
+    <w:tmpl w:val="89168D7E"/>
+    <w:lvl w:ilvl="0">
+      <w:start w:val="1"/>
+      <w:numFmt w:val="bullet"/>
+      <w:lvlText w:val=""/>
+      <w:lvlJc w:val="left"/>
+      <w:pPr>
+        <w:tabs>
+          <w:tab w:val="num" w:pos="720"/>
+        </w:tabs>
+        <w:ind w:left="720" w:hanging="360"/>
+      </w:pPr>
+      <w:rPr>
+        <w:rFonts w:ascii="Symbol" w:hAnsi="Symbol" w:hint="default"/>
+        <w:sz w:val="20"/>
+      </w:rPr>
+    </w:lvl>
+    <w:lvl w:ilvl="1" w:tentative="1">
+      <w:start w:val="1"/>
+      <w:numFmt w:val="bullet"/>
+      <w:lvlText w:val="o"/>
+      <w:lvlJc w:val="left"/>
+      <w:pPr>
+        <w:tabs>
+          <w:tab w:val="num" w:pos="1440"/>
+        </w:tabs>
+        <w:ind w:left="1440" w:hanging="360"/>
+      </w:pPr>
+      <w:rPr>
+        <w:rFonts w:ascii="Courier New" w:hAnsi="Courier New" w:hint="default"/>
+        <w:sz w:val="20"/>
+      </w:rPr>
+    </w:lvl>
+    <w:lvl w:ilvl="2" w:tentative="1">
+      <w:start w:val="1"/>
+      <w:numFmt w:val="bullet"/>
+      <w:lvlText w:val=""/>
+      <w:lvlJc w:val="left"/>
+      <w:pPr>
+        <w:tabs>
+          <w:tab w:val="num" w:pos="2160"/>
+        </w:tabs>
+        <w:ind w:left="2160" w:hanging="360"/>
+      </w:pPr>
+      <w:rPr>
+        <w:rFonts w:ascii="Wingdings" w:hAnsi="Wingdings" w:hint="default"/>
+        <w:sz w:val="20"/>
+      </w:rPr>
+    </w:lvl>
+    <w:lvl w:ilvl="3" w:tentative="1">
+      <w:start w:val="1"/>
+      <w:numFmt w:val="bullet"/>
+      <w:lvlText w:val=""/>
+      <w:lvlJc w:val="left"/>
+      <w:pPr>
+        <w:tabs>
+          <w:tab w:val="num" w:pos="2880"/>
+        </w:tabs>
+        <w:ind w:left="2880" w:hanging="360"/>
+      </w:pPr>
+      <w:rPr>
+        <w:rFonts w:ascii="Wingdings" w:hAnsi="Wingdings" w:hint="default"/>
+        <w:sz w:val="20"/>
+      </w:rPr>
+    </w:lvl>
+    <w:lvl w:ilvl="4" w:tentative="1">
+      <w:start w:val="1"/>
+      <w:numFmt w:val="bullet"/>
+      <w:lvlText w:val=""/>
+      <w:lvlJc w:val="left"/>
+      <w:pPr>
+        <w:tabs>
+          <w:tab w:val="num" w:pos="3600"/>
+        </w:tabs>
+        <w:ind w:left="3600" w:hanging="360"/>
+      </w:pPr>
+      <w:rPr>
+        <w:rFonts w:ascii="Wingdings" w:hAnsi="Wingdings" w:hint="default"/>
+        <w:sz w:val="20"/>
+      </w:rPr>
+    </w:lvl>
+    <w:lvl w:ilvl="5" w:tentative="1">
+      <w:start w:val="1"/>
+      <w:numFmt w:val="bullet"/>
+      <w:lvlText w:val=""/>
+      <w:lvlJc w:val="left"/>
+      <w:pPr>
+        <w:tabs>
+          <w:tab w:val="num" w:pos="4320"/>
+        </w:tabs>
+        <w:ind w:left="4320" w:hanging="360"/>
+      </w:pPr>
+      <w:rPr>
+        <w:rFonts w:ascii="Wingdings" w:hAnsi="Wingdings" w:hint="default"/>
+        <w:sz w:val="20"/>
+      </w:rPr>
+    </w:lvl>
+    <w:lvl w:ilvl="6" w:tentative="1">
+      <w:start w:val="1"/>
+      <w:numFmt w:val="bullet"/>
+      <w:lvlText w:val=""/>
+      <w:lvlJc w:val="left"/>
+      <w:pPr>
+        <w:tabs>
+          <w:tab w:val="num" w:pos="5040"/>
+        </w:tabs>
+        <w:ind w:left="5040" w:hanging="360"/>
+      </w:pPr>
+      <w:rPr>
+        <w:rFonts w:ascii="Wingdings" w:hAnsi="Wingdings" w:hint="default"/>
+        <w:sz w:val="20"/>
+      </w:rPr>
+    </w:lvl>
+    <w:lvl w:ilvl="7" w:tentative="1">
+      <w:start w:val="1"/>
+      <w:numFmt w:val="bullet"/>
+      <w:lvlText w:val=""/>
+      <w:lvlJc w:val="left"/>
+      <w:pPr>
+        <w:tabs>
+          <w:tab w:val="num" w:pos="5760"/>
+        </w:tabs>
+        <w:ind w:left="5760" w:hanging="360"/>
+      </w:pPr>
+      <w:rPr>
+        <w:rFonts w:ascii="Wingdings" w:hAnsi="Wingdings" w:hint="default"/>
+        <w:sz w:val="20"/>
+      </w:rPr>
+    </w:lvl>
+    <w:lvl w:ilvl="8" w:tentative="1">
+      <w:start w:val="1"/>
+      <w:numFmt w:val="bullet"/>
+      <w:lvlText w:val=""/>
+      <w:lvlJc w:val="left"/>
+      <w:pPr>
+        <w:tabs>
+          <w:tab w:val="num" w:pos="6480"/>
+        </w:tabs>
+        <w:ind w:left="6480" w:hanging="360"/>
+      </w:pPr>
+      <w:rPr>
+        <w:rFonts w:ascii="Wingdings" w:hAnsi="Wingdings" w:hint="default"/>
+        <w:sz w:val="20"/>
+      </w:rPr>
+    </w:lvl>
+  </w:abstractNum>
   <w:num w:numId="1" w16cid:durableId="1518155824">
+    <w:abstractNumId w:val="9"/>
+  </w:num>
+  <w:num w:numId="2" w16cid:durableId="997878949">
+    <w:abstractNumId w:val="10"/>
+  </w:num>
+  <w:num w:numId="3" w16cid:durableId="1282686352">
+    <w:abstractNumId w:val="11"/>
+  </w:num>
+  <w:num w:numId="4" w16cid:durableId="2032757768">
+    <w:abstractNumId w:val="3"/>
+  </w:num>
+  <w:num w:numId="5" w16cid:durableId="1773237690">
+    <w:abstractNumId w:val="7"/>
+  </w:num>
+  <w:num w:numId="6" w16cid:durableId="755202566">
+    <w:abstractNumId w:val="5"/>
+  </w:num>
+  <w:num w:numId="7" w16cid:durableId="763263513">
+    <w:abstractNumId w:val="2"/>
+  </w:num>
+  <w:num w:numId="8" w16cid:durableId="1248420317">
+    <w:abstractNumId w:val="14"/>
+  </w:num>
+  <w:num w:numId="9" w16cid:durableId="157843046">
+    <w:abstractNumId w:val="8"/>
+  </w:num>
+  <w:num w:numId="10" w16cid:durableId="2102799153">
+    <w:abstractNumId w:val="13"/>
+  </w:num>
+  <w:num w:numId="11" w16cid:durableId="1285113273">
+    <w:abstractNumId w:val="6"/>
+  </w:num>
+  <w:num w:numId="12" w16cid:durableId="938950246">
+    <w:abstractNumId w:val="1"/>
+  </w:num>
+  <w:num w:numId="13" w16cid:durableId="1184637858">
     <w:abstractNumId w:val="0"/>
   </w:num>
-  <w:num w:numId="2" w16cid:durableId="997878949">
-    <w:abstractNumId w:val="1"/>
+  <w:num w:numId="14" w16cid:durableId="763498352">
+    <w:abstractNumId w:val="4"/>
   </w:num>
-  <w:num w:numId="3" w16cid:durableId="1282686352">
-    <w:abstractNumId w:val="2"/>
+  <w:num w:numId="15" w16cid:durableId="1086919857">
+    <w:abstractNumId w:val="12"/>
   </w:num>
 </w:numbering>
 </file>
@@ -2520,6 +6882,28 @@
       <w:spacing w:val="5"/>
     </w:rPr>
   </w:style>
+  <w:style w:type="paragraph" w:styleId="NormalWeb">
+    <w:name w:val="Normal (Web)"/>
+    <w:basedOn w:val="Normal"/>
+    <w:uiPriority w:val="99"/>
+    <w:semiHidden/>
+    <w:unhideWhenUsed/>
+    <w:rsid w:val="001B4C05"/>
+    <w:pPr>
+      <w:spacing w:before="100" w:beforeAutospacing="1" w:after="100" w:afterAutospacing="1" w:line="240" w:lineRule="auto"/>
+    </w:pPr>
+    <w:rPr>
+      <w:rFonts w:ascii="Times New Roman" w:eastAsia="Times New Roman" w:hAnsi="Times New Roman" w:cs="Times New Roman"/>
+      <w:kern w:val="0"/>
+      <w:lang w:eastAsia="vi-VN"/>
+      <w14:ligatures w14:val="none"/>
+    </w:rPr>
+  </w:style>
+  <w:style w:type="character" w:customStyle="1" w:styleId="math-inline">
+    <w:name w:val="math-inline"/>
+    <w:basedOn w:val="DefaultParagraphFont"/>
+    <w:rsid w:val="001B4C05"/>
+  </w:style>
 </w:styles>
 </file>
 

--- a/Note.docx
+++ b/Note.docx
@@ -342,3379 +342,6 @@
       </w:r>
       <w:r>
         <w:t xml:space="preserve"> "Xe đi theo người dựa trên bộ điều khiển PID vòng kín. Giá trị hồi tiếp (Feedback) chính là tọa độ pixel của AprilTag trên màn hình, và tín hiệu điều khiển (Control Output) là xung PWM cấp cho L298N."</w:t>
-      </w:r>
-    </w:p>
-    <w:p>
-      <w:r>
-        <w:t>Hệ thống của bạn đang đi đúng chuẩn của các xe tự hành AGV trong công nghiệp rồi đó. Bạn có muốn tôi hướng dẫn cách phân tích chuỗi giao thức (Parse Data Frame) từ HuskyLens bằng code C++ trên ESP32 để chuẩn bị cho bước lập trình tiếp theo k</w:t>
-      </w:r>
-    </w:p>
-    <w:p/>
-    <w:p>
-      <w:r>
-        <w:t>làm thêm hiển thị cách chế độ và thông tin bằng oled</w:t>
-      </w:r>
-    </w:p>
-    <w:p>
-      <w:r>
-        <w:t>kiểm tra xem code đã chạy đúng với yêu cầu chưa</w:t>
-      </w:r>
-    </w:p>
-    <w:p>
-      <w:r>
-        <w:t>Bộ não (Master - ESP32): Chịu trách nhiệm giao tiếp mạng (WiFi, MQTT), giao diện người dùng (OLED, Buzzer, Switch), xử lý AI Thị giác (HuskyLens) và điều khiển Servo Pan-Tilt (X-Y).</w:t>
-      </w:r>
-    </w:p>
-    <w:p>
-      <w:r>
-        <w:t xml:space="preserve">Tủy sống (Slave </w:t>
-      </w:r>
-      <w:r>
-        <w:t>–</w:t>
-      </w:r>
-      <w:r>
-        <w:t xml:space="preserve"> </w:t>
-      </w:r>
-      <w:r>
-        <w:t>esp32</w:t>
-      </w:r>
-      <w:r>
-        <w:t>): Chuyên trách xử lý truyền động cấp thấp. Liên tục đọc mảng cảm biến hồng ngoại (5 mắt) và thực thi PID để bám Line, đồng thời tính toán động học để xuất xung PWM điều khiển 4 bánh xe đa hướng Mecanum thông qua mạch L298N.</w:t>
-      </w:r>
-      <w:r>
-        <w:t xml:space="preserve"> và 2 cảm biến siêu âm, định vị tuyệt đối (RFID PN532),</w:t>
-      </w:r>
-      <w:r>
-        <w:br/>
-        <w:t>2 esp giao tiếp với nhau bằng ESPNow</w:t>
-      </w:r>
-      <w:r>
-        <w:br/>
-      </w:r>
-    </w:p>
-    <w:tbl>
-      <w:tblPr>
-        <w:tblW w:w="0" w:type="auto"/>
-        <w:tblCellSpacing w:w="15" w:type="dxa"/>
-        <w:tblCellMar>
-          <w:left w:w="0" w:type="dxa"/>
-          <w:right w:w="0" w:type="dxa"/>
-        </w:tblCellMar>
-        <w:tblLook w:val="04A0" w:firstRow="1" w:lastRow="0" w:firstColumn="1" w:lastColumn="0" w:noHBand="0" w:noVBand="1"/>
-      </w:tblPr>
-      <w:tblGrid>
-        <w:gridCol w:w="1850"/>
-        <w:gridCol w:w="30"/>
-        <w:gridCol w:w="3227"/>
-        <w:gridCol w:w="30"/>
-        <w:gridCol w:w="1311"/>
-        <w:gridCol w:w="2562"/>
-      </w:tblGrid>
-      <w:tr>
-        <w:trPr>
-          <w:tblHeader/>
-          <w:tblCellSpacing w:w="15" w:type="dxa"/>
-        </w:trPr>
-        <w:tc>
-          <w:tcPr>
-            <w:tcW w:w="0" w:type="auto"/>
-            <w:gridSpan w:val="2"/>
-            <w:tcBorders>
-              <w:top w:val="single" w:sz="6" w:space="0" w:color="auto"/>
-              <w:left w:val="single" w:sz="6" w:space="0" w:color="auto"/>
-              <w:bottom w:val="single" w:sz="6" w:space="0" w:color="auto"/>
-              <w:right w:val="single" w:sz="6" w:space="0" w:color="auto"/>
-            </w:tcBorders>
-            <w:tcMar>
-              <w:top w:w="120" w:type="dxa"/>
-              <w:left w:w="180" w:type="dxa"/>
-              <w:bottom w:w="120" w:type="dxa"/>
-              <w:right w:w="180" w:type="dxa"/>
-            </w:tcMar>
-            <w:vAlign w:val="center"/>
-            <w:hideMark/>
-          </w:tcPr>
-          <w:p>
-            <w:pPr>
-              <w:rPr>
-                <w:b/>
-                <w:bCs/>
-              </w:rPr>
-            </w:pPr>
-            <w:r>
-              <w:rPr>
-                <w:b/>
-                <w:bCs/>
-              </w:rPr>
-              <w:t>Linh kiện</w:t>
-            </w:r>
-          </w:p>
-        </w:tc>
-        <w:tc>
-          <w:tcPr>
-            <w:tcW w:w="0" w:type="auto"/>
-            <w:tcBorders>
-              <w:top w:val="single" w:sz="6" w:space="0" w:color="auto"/>
-              <w:left w:val="single" w:sz="6" w:space="0" w:color="auto"/>
-              <w:bottom w:val="single" w:sz="6" w:space="0" w:color="auto"/>
-              <w:right w:val="single" w:sz="6" w:space="0" w:color="auto"/>
-            </w:tcBorders>
-            <w:tcMar>
-              <w:top w:w="120" w:type="dxa"/>
-              <w:left w:w="180" w:type="dxa"/>
-              <w:bottom w:w="120" w:type="dxa"/>
-              <w:right w:w="180" w:type="dxa"/>
-            </w:tcMar>
-            <w:vAlign w:val="center"/>
-            <w:hideMark/>
-          </w:tcPr>
-          <w:p>
-            <w:pPr>
-              <w:rPr>
-                <w:b/>
-                <w:bCs/>
-              </w:rPr>
-            </w:pPr>
-            <w:r>
-              <w:rPr>
-                <w:b/>
-                <w:bCs/>
-              </w:rPr>
-              <w:t>Chân trên Master ESP32</w:t>
-            </w:r>
-          </w:p>
-        </w:tc>
-        <w:tc>
-          <w:tcPr>
-            <w:tcW w:w="0" w:type="auto"/>
-            <w:gridSpan w:val="3"/>
-            <w:tcBorders>
-              <w:top w:val="single" w:sz="6" w:space="0" w:color="auto"/>
-              <w:left w:val="single" w:sz="6" w:space="0" w:color="auto"/>
-              <w:bottom w:val="single" w:sz="6" w:space="0" w:color="auto"/>
-              <w:right w:val="single" w:sz="6" w:space="0" w:color="auto"/>
-            </w:tcBorders>
-            <w:tcMar>
-              <w:top w:w="120" w:type="dxa"/>
-              <w:left w:w="180" w:type="dxa"/>
-              <w:bottom w:w="120" w:type="dxa"/>
-              <w:right w:w="180" w:type="dxa"/>
-            </w:tcMar>
-            <w:vAlign w:val="center"/>
-            <w:hideMark/>
-          </w:tcPr>
-          <w:p>
-            <w:pPr>
-              <w:rPr>
-                <w:b/>
-                <w:bCs/>
-              </w:rPr>
-            </w:pPr>
-            <w:r>
-              <w:rPr>
-                <w:b/>
-                <w:bCs/>
-              </w:rPr>
-              <w:t>Ghi chú / Giao tiếp</w:t>
-            </w:r>
-          </w:p>
-        </w:tc>
-      </w:tr>
-      <w:tr>
-        <w:trPr>
-          <w:tblCellSpacing w:w="15" w:type="dxa"/>
-        </w:trPr>
-        <w:tc>
-          <w:tcPr>
-            <w:tcW w:w="0" w:type="auto"/>
-            <w:gridSpan w:val="2"/>
-            <w:tcBorders>
-              <w:top w:val="single" w:sz="6" w:space="0" w:color="auto"/>
-              <w:left w:val="single" w:sz="6" w:space="0" w:color="auto"/>
-              <w:bottom w:val="single" w:sz="6" w:space="0" w:color="auto"/>
-              <w:right w:val="single" w:sz="6" w:space="0" w:color="auto"/>
-            </w:tcBorders>
-            <w:tcMar>
-              <w:top w:w="120" w:type="dxa"/>
-              <w:left w:w="180" w:type="dxa"/>
-              <w:bottom w:w="120" w:type="dxa"/>
-              <w:right w:w="180" w:type="dxa"/>
-            </w:tcMar>
-            <w:vAlign w:val="center"/>
-            <w:hideMark/>
-          </w:tcPr>
-          <w:p>
-            <w:pPr>
-              <w:rPr>
-                <w:b/>
-                <w:bCs/>
-              </w:rPr>
-            </w:pPr>
-            <w:r>
-              <w:rPr>
-                <w:b/>
-                <w:bCs/>
-              </w:rPr>
-              <w:t>HuskyLens</w:t>
-            </w:r>
-          </w:p>
-        </w:tc>
-        <w:tc>
-          <w:tcPr>
-            <w:tcW w:w="0" w:type="auto"/>
-            <w:tcBorders>
-              <w:top w:val="single" w:sz="6" w:space="0" w:color="auto"/>
-              <w:left w:val="single" w:sz="6" w:space="0" w:color="auto"/>
-              <w:bottom w:val="single" w:sz="6" w:space="0" w:color="auto"/>
-              <w:right w:val="single" w:sz="6" w:space="0" w:color="auto"/>
-            </w:tcBorders>
-            <w:tcMar>
-              <w:top w:w="120" w:type="dxa"/>
-              <w:left w:w="180" w:type="dxa"/>
-              <w:bottom w:w="120" w:type="dxa"/>
-              <w:right w:w="180" w:type="dxa"/>
-            </w:tcMar>
-            <w:vAlign w:val="center"/>
-            <w:hideMark/>
-          </w:tcPr>
-          <w:p>
-            <w:pPr>
-              <w:rPr>
-                <w:b/>
-                <w:bCs/>
-              </w:rPr>
-            </w:pPr>
-            <w:r>
-              <w:rPr>
-                <w:b/>
-                <w:bCs/>
-              </w:rPr>
-              <w:t>TX -&gt; 16 (RX2), RX -&gt; 17 (TX2)</w:t>
-            </w:r>
-          </w:p>
-        </w:tc>
-        <w:tc>
-          <w:tcPr>
-            <w:tcW w:w="0" w:type="auto"/>
-            <w:gridSpan w:val="3"/>
-            <w:tcBorders>
-              <w:top w:val="single" w:sz="6" w:space="0" w:color="auto"/>
-              <w:left w:val="single" w:sz="6" w:space="0" w:color="auto"/>
-              <w:bottom w:val="single" w:sz="6" w:space="0" w:color="auto"/>
-              <w:right w:val="single" w:sz="6" w:space="0" w:color="auto"/>
-            </w:tcBorders>
-            <w:tcMar>
-              <w:top w:w="120" w:type="dxa"/>
-              <w:left w:w="180" w:type="dxa"/>
-              <w:bottom w:w="120" w:type="dxa"/>
-              <w:right w:w="180" w:type="dxa"/>
-            </w:tcMar>
-            <w:vAlign w:val="center"/>
-            <w:hideMark/>
-          </w:tcPr>
-          <w:p>
-            <w:pPr>
-              <w:rPr>
-                <w:b/>
-                <w:bCs/>
-              </w:rPr>
-            </w:pPr>
-            <w:r>
-              <w:rPr>
-                <w:b/>
-                <w:bCs/>
-              </w:rPr>
-              <w:t>UART2 (Hardware Serial)</w:t>
-            </w:r>
-          </w:p>
-        </w:tc>
-      </w:tr>
-      <w:tr>
-        <w:trPr>
-          <w:tblCellSpacing w:w="15" w:type="dxa"/>
-        </w:trPr>
-        <w:tc>
-          <w:tcPr>
-            <w:tcW w:w="0" w:type="auto"/>
-            <w:gridSpan w:val="2"/>
-            <w:tcBorders>
-              <w:top w:val="single" w:sz="6" w:space="0" w:color="auto"/>
-              <w:left w:val="single" w:sz="6" w:space="0" w:color="auto"/>
-              <w:bottom w:val="single" w:sz="6" w:space="0" w:color="auto"/>
-              <w:right w:val="single" w:sz="6" w:space="0" w:color="auto"/>
-            </w:tcBorders>
-            <w:tcMar>
-              <w:top w:w="120" w:type="dxa"/>
-              <w:left w:w="180" w:type="dxa"/>
-              <w:bottom w:w="120" w:type="dxa"/>
-              <w:right w:w="180" w:type="dxa"/>
-            </w:tcMar>
-            <w:vAlign w:val="center"/>
-            <w:hideMark/>
-          </w:tcPr>
-          <w:p>
-            <w:pPr>
-              <w:rPr>
-                <w:b/>
-                <w:bCs/>
-              </w:rPr>
-            </w:pPr>
-            <w:r>
-              <w:rPr>
-                <w:b/>
-                <w:bCs/>
-              </w:rPr>
-              <w:t>OLED &amp; ToF</w:t>
-            </w:r>
-          </w:p>
-        </w:tc>
-        <w:tc>
-          <w:tcPr>
-            <w:tcW w:w="0" w:type="auto"/>
-            <w:tcBorders>
-              <w:top w:val="single" w:sz="6" w:space="0" w:color="auto"/>
-              <w:left w:val="single" w:sz="6" w:space="0" w:color="auto"/>
-              <w:bottom w:val="single" w:sz="6" w:space="0" w:color="auto"/>
-              <w:right w:val="single" w:sz="6" w:space="0" w:color="auto"/>
-            </w:tcBorders>
-            <w:tcMar>
-              <w:top w:w="120" w:type="dxa"/>
-              <w:left w:w="180" w:type="dxa"/>
-              <w:bottom w:w="120" w:type="dxa"/>
-              <w:right w:w="180" w:type="dxa"/>
-            </w:tcMar>
-            <w:vAlign w:val="center"/>
-            <w:hideMark/>
-          </w:tcPr>
-          <w:p>
-            <w:pPr>
-              <w:rPr>
-                <w:b/>
-                <w:bCs/>
-              </w:rPr>
-            </w:pPr>
-            <w:r>
-              <w:rPr>
-                <w:b/>
-                <w:bCs/>
-              </w:rPr>
-              <w:t>SDA -&gt; 21, SCL -&gt; 22</w:t>
-            </w:r>
-          </w:p>
-        </w:tc>
-        <w:tc>
-          <w:tcPr>
-            <w:tcW w:w="0" w:type="auto"/>
-            <w:gridSpan w:val="3"/>
-            <w:tcBorders>
-              <w:top w:val="single" w:sz="6" w:space="0" w:color="auto"/>
-              <w:left w:val="single" w:sz="6" w:space="0" w:color="auto"/>
-              <w:bottom w:val="single" w:sz="6" w:space="0" w:color="auto"/>
-              <w:right w:val="single" w:sz="6" w:space="0" w:color="auto"/>
-            </w:tcBorders>
-            <w:tcMar>
-              <w:top w:w="120" w:type="dxa"/>
-              <w:left w:w="180" w:type="dxa"/>
-              <w:bottom w:w="120" w:type="dxa"/>
-              <w:right w:w="180" w:type="dxa"/>
-            </w:tcMar>
-            <w:vAlign w:val="center"/>
-            <w:hideMark/>
-          </w:tcPr>
-          <w:p>
-            <w:pPr>
-              <w:rPr>
-                <w:b/>
-                <w:bCs/>
-              </w:rPr>
-            </w:pPr>
-            <w:r>
-              <w:rPr>
-                <w:b/>
-                <w:bCs/>
-              </w:rPr>
-              <w:t>I2C (Chung Bus)</w:t>
-            </w:r>
-          </w:p>
-        </w:tc>
-      </w:tr>
-      <w:tr>
-        <w:trPr>
-          <w:tblCellSpacing w:w="15" w:type="dxa"/>
-        </w:trPr>
-        <w:tc>
-          <w:tcPr>
-            <w:tcW w:w="0" w:type="auto"/>
-            <w:gridSpan w:val="2"/>
-            <w:tcBorders>
-              <w:top w:val="single" w:sz="6" w:space="0" w:color="auto"/>
-              <w:left w:val="single" w:sz="6" w:space="0" w:color="auto"/>
-              <w:bottom w:val="single" w:sz="6" w:space="0" w:color="auto"/>
-              <w:right w:val="single" w:sz="6" w:space="0" w:color="auto"/>
-            </w:tcBorders>
-            <w:tcMar>
-              <w:top w:w="120" w:type="dxa"/>
-              <w:left w:w="180" w:type="dxa"/>
-              <w:bottom w:w="120" w:type="dxa"/>
-              <w:right w:w="180" w:type="dxa"/>
-            </w:tcMar>
-            <w:vAlign w:val="center"/>
-            <w:hideMark/>
-          </w:tcPr>
-          <w:p>
-            <w:pPr>
-              <w:rPr>
-                <w:b/>
-                <w:bCs/>
-              </w:rPr>
-            </w:pPr>
-            <w:r>
-              <w:rPr>
-                <w:b/>
-                <w:bCs/>
-              </w:rPr>
-              <w:lastRenderedPageBreak/>
-              <w:t>Siêu âm Trái</w:t>
-            </w:r>
-          </w:p>
-        </w:tc>
-        <w:tc>
-          <w:tcPr>
-            <w:tcW w:w="0" w:type="auto"/>
-            <w:tcBorders>
-              <w:top w:val="single" w:sz="6" w:space="0" w:color="auto"/>
-              <w:left w:val="single" w:sz="6" w:space="0" w:color="auto"/>
-              <w:bottom w:val="single" w:sz="6" w:space="0" w:color="auto"/>
-              <w:right w:val="single" w:sz="6" w:space="0" w:color="auto"/>
-            </w:tcBorders>
-            <w:tcMar>
-              <w:top w:w="120" w:type="dxa"/>
-              <w:left w:w="180" w:type="dxa"/>
-              <w:bottom w:w="120" w:type="dxa"/>
-              <w:right w:w="180" w:type="dxa"/>
-            </w:tcMar>
-            <w:vAlign w:val="center"/>
-            <w:hideMark/>
-          </w:tcPr>
-          <w:p>
-            <w:pPr>
-              <w:rPr>
-                <w:b/>
-                <w:bCs/>
-              </w:rPr>
-            </w:pPr>
-            <w:r>
-              <w:rPr>
-                <w:b/>
-                <w:bCs/>
-              </w:rPr>
-              <w:t>Trig -&gt; 25, Echo -&gt; 26</w:t>
-            </w:r>
-          </w:p>
-        </w:tc>
-        <w:tc>
-          <w:tcPr>
-            <w:tcW w:w="0" w:type="auto"/>
-            <w:gridSpan w:val="3"/>
-            <w:tcBorders>
-              <w:top w:val="single" w:sz="6" w:space="0" w:color="auto"/>
-              <w:left w:val="single" w:sz="6" w:space="0" w:color="auto"/>
-              <w:bottom w:val="single" w:sz="6" w:space="0" w:color="auto"/>
-              <w:right w:val="single" w:sz="6" w:space="0" w:color="auto"/>
-            </w:tcBorders>
-            <w:tcMar>
-              <w:top w:w="120" w:type="dxa"/>
-              <w:left w:w="180" w:type="dxa"/>
-              <w:bottom w:w="120" w:type="dxa"/>
-              <w:right w:w="180" w:type="dxa"/>
-            </w:tcMar>
-            <w:vAlign w:val="center"/>
-            <w:hideMark/>
-          </w:tcPr>
-          <w:p>
-            <w:pPr>
-              <w:rPr>
-                <w:b/>
-                <w:bCs/>
-              </w:rPr>
-            </w:pPr>
-            <w:r>
-              <w:rPr>
-                <w:b/>
-                <w:bCs/>
-              </w:rPr>
-              <w:t>Digital (Chuyển từ Slave lên)</w:t>
-            </w:r>
-          </w:p>
-        </w:tc>
-      </w:tr>
-      <w:tr>
-        <w:trPr>
-          <w:tblCellSpacing w:w="15" w:type="dxa"/>
-        </w:trPr>
-        <w:tc>
-          <w:tcPr>
-            <w:tcW w:w="0" w:type="auto"/>
-            <w:gridSpan w:val="2"/>
-            <w:tcBorders>
-              <w:top w:val="single" w:sz="6" w:space="0" w:color="auto"/>
-              <w:left w:val="single" w:sz="6" w:space="0" w:color="auto"/>
-              <w:bottom w:val="single" w:sz="6" w:space="0" w:color="auto"/>
-              <w:right w:val="single" w:sz="6" w:space="0" w:color="auto"/>
-            </w:tcBorders>
-            <w:tcMar>
-              <w:top w:w="120" w:type="dxa"/>
-              <w:left w:w="180" w:type="dxa"/>
-              <w:bottom w:w="120" w:type="dxa"/>
-              <w:right w:w="180" w:type="dxa"/>
-            </w:tcMar>
-            <w:vAlign w:val="center"/>
-            <w:hideMark/>
-          </w:tcPr>
-          <w:p>
-            <w:pPr>
-              <w:rPr>
-                <w:b/>
-                <w:bCs/>
-              </w:rPr>
-            </w:pPr>
-            <w:r>
-              <w:rPr>
-                <w:b/>
-                <w:bCs/>
-              </w:rPr>
-              <w:t>Siêu âm Phải</w:t>
-            </w:r>
-          </w:p>
-        </w:tc>
-        <w:tc>
-          <w:tcPr>
-            <w:tcW w:w="0" w:type="auto"/>
-            <w:tcBorders>
-              <w:top w:val="single" w:sz="6" w:space="0" w:color="auto"/>
-              <w:left w:val="single" w:sz="6" w:space="0" w:color="auto"/>
-              <w:bottom w:val="single" w:sz="6" w:space="0" w:color="auto"/>
-              <w:right w:val="single" w:sz="6" w:space="0" w:color="auto"/>
-            </w:tcBorders>
-            <w:tcMar>
-              <w:top w:w="120" w:type="dxa"/>
-              <w:left w:w="180" w:type="dxa"/>
-              <w:bottom w:w="120" w:type="dxa"/>
-              <w:right w:w="180" w:type="dxa"/>
-            </w:tcMar>
-            <w:vAlign w:val="center"/>
-            <w:hideMark/>
-          </w:tcPr>
-          <w:p>
-            <w:pPr>
-              <w:rPr>
-                <w:b/>
-                <w:bCs/>
-              </w:rPr>
-            </w:pPr>
-            <w:r>
-              <w:rPr>
-                <w:b/>
-                <w:bCs/>
-              </w:rPr>
-              <w:t>Trig -&gt; 32, Echo -&gt; 33</w:t>
-            </w:r>
-          </w:p>
-        </w:tc>
-        <w:tc>
-          <w:tcPr>
-            <w:tcW w:w="0" w:type="auto"/>
-            <w:gridSpan w:val="3"/>
-            <w:tcBorders>
-              <w:top w:val="single" w:sz="6" w:space="0" w:color="auto"/>
-              <w:left w:val="single" w:sz="6" w:space="0" w:color="auto"/>
-              <w:bottom w:val="single" w:sz="6" w:space="0" w:color="auto"/>
-              <w:right w:val="single" w:sz="6" w:space="0" w:color="auto"/>
-            </w:tcBorders>
-            <w:tcMar>
-              <w:top w:w="120" w:type="dxa"/>
-              <w:left w:w="180" w:type="dxa"/>
-              <w:bottom w:w="120" w:type="dxa"/>
-              <w:right w:w="180" w:type="dxa"/>
-            </w:tcMar>
-            <w:vAlign w:val="center"/>
-            <w:hideMark/>
-          </w:tcPr>
-          <w:p>
-            <w:pPr>
-              <w:rPr>
-                <w:b/>
-                <w:bCs/>
-              </w:rPr>
-            </w:pPr>
-            <w:r>
-              <w:rPr>
-                <w:b/>
-                <w:bCs/>
-              </w:rPr>
-              <w:t>Digital (Chuyển từ Slave lên)</w:t>
-            </w:r>
-          </w:p>
-        </w:tc>
-      </w:tr>
-      <w:tr>
-        <w:trPr>
-          <w:tblCellSpacing w:w="15" w:type="dxa"/>
-        </w:trPr>
-        <w:tc>
-          <w:tcPr>
-            <w:tcW w:w="0" w:type="auto"/>
-            <w:gridSpan w:val="2"/>
-            <w:tcBorders>
-              <w:top w:val="single" w:sz="6" w:space="0" w:color="auto"/>
-              <w:left w:val="single" w:sz="6" w:space="0" w:color="auto"/>
-              <w:bottom w:val="single" w:sz="6" w:space="0" w:color="auto"/>
-              <w:right w:val="single" w:sz="6" w:space="0" w:color="auto"/>
-            </w:tcBorders>
-            <w:tcMar>
-              <w:top w:w="120" w:type="dxa"/>
-              <w:left w:w="180" w:type="dxa"/>
-              <w:bottom w:w="120" w:type="dxa"/>
-              <w:right w:w="180" w:type="dxa"/>
-            </w:tcMar>
-            <w:vAlign w:val="center"/>
-            <w:hideMark/>
-          </w:tcPr>
-          <w:p>
-            <w:pPr>
-              <w:rPr>
-                <w:b/>
-                <w:bCs/>
-              </w:rPr>
-            </w:pPr>
-            <w:r>
-              <w:rPr>
-                <w:b/>
-                <w:bCs/>
-              </w:rPr>
-              <w:t>Servo X (Pan)</w:t>
-            </w:r>
-          </w:p>
-        </w:tc>
-        <w:tc>
-          <w:tcPr>
-            <w:tcW w:w="0" w:type="auto"/>
-            <w:tcBorders>
-              <w:top w:val="single" w:sz="6" w:space="0" w:color="auto"/>
-              <w:left w:val="single" w:sz="6" w:space="0" w:color="auto"/>
-              <w:bottom w:val="single" w:sz="6" w:space="0" w:color="auto"/>
-              <w:right w:val="single" w:sz="6" w:space="0" w:color="auto"/>
-            </w:tcBorders>
-            <w:tcMar>
-              <w:top w:w="120" w:type="dxa"/>
-              <w:left w:w="180" w:type="dxa"/>
-              <w:bottom w:w="120" w:type="dxa"/>
-              <w:right w:w="180" w:type="dxa"/>
-            </w:tcMar>
-            <w:vAlign w:val="center"/>
-            <w:hideMark/>
-          </w:tcPr>
-          <w:p>
-            <w:pPr>
-              <w:rPr>
-                <w:b/>
-                <w:bCs/>
-              </w:rPr>
-            </w:pPr>
-            <w:r>
-              <w:rPr>
-                <w:b/>
-                <w:bCs/>
-              </w:rPr>
-              <w:t>GPIO 13</w:t>
-            </w:r>
-            <w:r>
-              <w:rPr>
-                <w:b/>
-                <w:bCs/>
-              </w:rPr>
-              <w:br/>
-            </w:r>
-          </w:p>
-        </w:tc>
-        <w:tc>
-          <w:tcPr>
-            <w:tcW w:w="0" w:type="auto"/>
-            <w:gridSpan w:val="3"/>
-            <w:tcBorders>
-              <w:top w:val="single" w:sz="6" w:space="0" w:color="auto"/>
-              <w:left w:val="single" w:sz="6" w:space="0" w:color="auto"/>
-              <w:bottom w:val="single" w:sz="6" w:space="0" w:color="auto"/>
-              <w:right w:val="single" w:sz="6" w:space="0" w:color="auto"/>
-            </w:tcBorders>
-            <w:tcMar>
-              <w:top w:w="120" w:type="dxa"/>
-              <w:left w:w="180" w:type="dxa"/>
-              <w:bottom w:w="120" w:type="dxa"/>
-              <w:right w:w="180" w:type="dxa"/>
-            </w:tcMar>
-            <w:vAlign w:val="center"/>
-            <w:hideMark/>
-          </w:tcPr>
-          <w:p>
-            <w:pPr>
-              <w:rPr>
-                <w:b/>
-                <w:bCs/>
-              </w:rPr>
-            </w:pPr>
-            <w:r>
-              <w:rPr>
-                <w:b/>
-                <w:bCs/>
-              </w:rPr>
-              <w:t>PWM (Khóa 90° hoặc xoay theo mục tiêu)</w:t>
-            </w:r>
-          </w:p>
-        </w:tc>
-      </w:tr>
-      <w:tr>
-        <w:trPr>
-          <w:tblCellSpacing w:w="15" w:type="dxa"/>
-        </w:trPr>
-        <w:tc>
-          <w:tcPr>
-            <w:tcW w:w="0" w:type="auto"/>
-            <w:gridSpan w:val="2"/>
-            <w:tcBorders>
-              <w:top w:val="single" w:sz="6" w:space="0" w:color="auto"/>
-              <w:left w:val="single" w:sz="6" w:space="0" w:color="auto"/>
-              <w:bottom w:val="single" w:sz="6" w:space="0" w:color="auto"/>
-              <w:right w:val="single" w:sz="6" w:space="0" w:color="auto"/>
-            </w:tcBorders>
-            <w:tcMar>
-              <w:top w:w="120" w:type="dxa"/>
-              <w:left w:w="180" w:type="dxa"/>
-              <w:bottom w:w="120" w:type="dxa"/>
-              <w:right w:w="180" w:type="dxa"/>
-            </w:tcMar>
-            <w:vAlign w:val="center"/>
-            <w:hideMark/>
-          </w:tcPr>
-          <w:p>
-            <w:pPr>
-              <w:rPr>
-                <w:b/>
-                <w:bCs/>
-              </w:rPr>
-            </w:pPr>
-            <w:r>
-              <w:rPr>
-                <w:b/>
-                <w:bCs/>
-              </w:rPr>
-              <w:t>Servo Y (Tilt)</w:t>
-            </w:r>
-          </w:p>
-        </w:tc>
-        <w:tc>
-          <w:tcPr>
-            <w:tcW w:w="0" w:type="auto"/>
-            <w:tcBorders>
-              <w:top w:val="single" w:sz="6" w:space="0" w:color="auto"/>
-              <w:left w:val="single" w:sz="6" w:space="0" w:color="auto"/>
-              <w:bottom w:val="single" w:sz="6" w:space="0" w:color="auto"/>
-              <w:right w:val="single" w:sz="6" w:space="0" w:color="auto"/>
-            </w:tcBorders>
-            <w:tcMar>
-              <w:top w:w="120" w:type="dxa"/>
-              <w:left w:w="180" w:type="dxa"/>
-              <w:bottom w:w="120" w:type="dxa"/>
-              <w:right w:w="180" w:type="dxa"/>
-            </w:tcMar>
-            <w:vAlign w:val="center"/>
-            <w:hideMark/>
-          </w:tcPr>
-          <w:p>
-            <w:pPr>
-              <w:rPr>
-                <w:b/>
-                <w:bCs/>
-              </w:rPr>
-            </w:pPr>
-            <w:r>
-              <w:rPr>
-                <w:b/>
-                <w:bCs/>
-              </w:rPr>
-              <w:t>GPIO 12</w:t>
-            </w:r>
-          </w:p>
-        </w:tc>
-        <w:tc>
-          <w:tcPr>
-            <w:tcW w:w="0" w:type="auto"/>
-            <w:gridSpan w:val="3"/>
-            <w:tcBorders>
-              <w:top w:val="single" w:sz="6" w:space="0" w:color="auto"/>
-              <w:left w:val="single" w:sz="6" w:space="0" w:color="auto"/>
-              <w:bottom w:val="single" w:sz="6" w:space="0" w:color="auto"/>
-              <w:right w:val="single" w:sz="6" w:space="0" w:color="auto"/>
-            </w:tcBorders>
-            <w:tcMar>
-              <w:top w:w="120" w:type="dxa"/>
-              <w:left w:w="180" w:type="dxa"/>
-              <w:bottom w:w="120" w:type="dxa"/>
-              <w:right w:w="180" w:type="dxa"/>
-            </w:tcMar>
-            <w:vAlign w:val="center"/>
-            <w:hideMark/>
-          </w:tcPr>
-          <w:p>
-            <w:pPr>
-              <w:rPr>
-                <w:b/>
-                <w:bCs/>
-              </w:rPr>
-            </w:pPr>
-            <w:r>
-              <w:rPr>
-                <w:b/>
-                <w:bCs/>
-              </w:rPr>
-              <w:t>PWM (Gập 45° khi Recovery)</w:t>
-            </w:r>
-          </w:p>
-        </w:tc>
-      </w:tr>
-      <w:tr>
-        <w:trPr>
-          <w:tblCellSpacing w:w="15" w:type="dxa"/>
-        </w:trPr>
-        <w:tc>
-          <w:tcPr>
-            <w:tcW w:w="0" w:type="auto"/>
-            <w:gridSpan w:val="2"/>
-            <w:tcBorders>
-              <w:top w:val="single" w:sz="6" w:space="0" w:color="auto"/>
-              <w:left w:val="single" w:sz="6" w:space="0" w:color="auto"/>
-              <w:bottom w:val="single" w:sz="6" w:space="0" w:color="auto"/>
-              <w:right w:val="single" w:sz="6" w:space="0" w:color="auto"/>
-            </w:tcBorders>
-            <w:tcMar>
-              <w:top w:w="120" w:type="dxa"/>
-              <w:left w:w="180" w:type="dxa"/>
-              <w:bottom w:w="120" w:type="dxa"/>
-              <w:right w:w="180" w:type="dxa"/>
-            </w:tcMar>
-            <w:vAlign w:val="center"/>
-            <w:hideMark/>
-          </w:tcPr>
-          <w:p>
-            <w:pPr>
-              <w:rPr>
-                <w:b/>
-                <w:bCs/>
-              </w:rPr>
-            </w:pPr>
-            <w:r>
-              <w:rPr>
-                <w:b/>
-                <w:bCs/>
-              </w:rPr>
-              <w:t>Buzzer</w:t>
-            </w:r>
-          </w:p>
-        </w:tc>
-        <w:tc>
-          <w:tcPr>
-            <w:tcW w:w="0" w:type="auto"/>
-            <w:tcBorders>
-              <w:top w:val="single" w:sz="6" w:space="0" w:color="auto"/>
-              <w:left w:val="single" w:sz="6" w:space="0" w:color="auto"/>
-              <w:bottom w:val="single" w:sz="6" w:space="0" w:color="auto"/>
-              <w:right w:val="single" w:sz="6" w:space="0" w:color="auto"/>
-            </w:tcBorders>
-            <w:tcMar>
-              <w:top w:w="120" w:type="dxa"/>
-              <w:left w:w="180" w:type="dxa"/>
-              <w:bottom w:w="120" w:type="dxa"/>
-              <w:right w:w="180" w:type="dxa"/>
-            </w:tcMar>
-            <w:vAlign w:val="center"/>
-            <w:hideMark/>
-          </w:tcPr>
-          <w:p>
-            <w:pPr>
-              <w:rPr>
-                <w:b/>
-                <w:bCs/>
-              </w:rPr>
-            </w:pPr>
-            <w:r>
-              <w:rPr>
-                <w:b/>
-                <w:bCs/>
-              </w:rPr>
-              <w:t>GPIO 14</w:t>
-            </w:r>
-          </w:p>
-        </w:tc>
-        <w:tc>
-          <w:tcPr>
-            <w:tcW w:w="0" w:type="auto"/>
-            <w:gridSpan w:val="3"/>
-            <w:tcBorders>
-              <w:top w:val="single" w:sz="6" w:space="0" w:color="auto"/>
-              <w:left w:val="single" w:sz="6" w:space="0" w:color="auto"/>
-              <w:bottom w:val="single" w:sz="6" w:space="0" w:color="auto"/>
-              <w:right w:val="single" w:sz="6" w:space="0" w:color="auto"/>
-            </w:tcBorders>
-            <w:tcMar>
-              <w:top w:w="120" w:type="dxa"/>
-              <w:left w:w="180" w:type="dxa"/>
-              <w:bottom w:w="120" w:type="dxa"/>
-              <w:right w:w="180" w:type="dxa"/>
-            </w:tcMar>
-            <w:vAlign w:val="center"/>
-            <w:hideMark/>
-          </w:tcPr>
-          <w:p>
-            <w:pPr>
-              <w:rPr>
-                <w:b/>
-                <w:bCs/>
-              </w:rPr>
-            </w:pPr>
-            <w:r>
-              <w:rPr>
-                <w:b/>
-                <w:bCs/>
-              </w:rPr>
-              <w:t>Digital Out (Báo hiệu)</w:t>
-            </w:r>
-          </w:p>
-        </w:tc>
-      </w:tr>
-      <w:tr>
-        <w:trPr>
-          <w:tblCellSpacing w:w="15" w:type="dxa"/>
-        </w:trPr>
-        <w:tc>
-          <w:tcPr>
-            <w:tcW w:w="0" w:type="auto"/>
-            <w:gridSpan w:val="2"/>
-            <w:tcBorders>
-              <w:top w:val="single" w:sz="6" w:space="0" w:color="auto"/>
-              <w:left w:val="single" w:sz="6" w:space="0" w:color="auto"/>
-              <w:bottom w:val="single" w:sz="6" w:space="0" w:color="auto"/>
-              <w:right w:val="single" w:sz="6" w:space="0" w:color="auto"/>
-            </w:tcBorders>
-            <w:tcMar>
-              <w:top w:w="120" w:type="dxa"/>
-              <w:left w:w="180" w:type="dxa"/>
-              <w:bottom w:w="120" w:type="dxa"/>
-              <w:right w:w="180" w:type="dxa"/>
-            </w:tcMar>
-            <w:vAlign w:val="center"/>
-            <w:hideMark/>
-          </w:tcPr>
-          <w:p>
-            <w:pPr>
-              <w:rPr>
-                <w:b/>
-                <w:bCs/>
-              </w:rPr>
-            </w:pPr>
-            <w:r>
-              <w:rPr>
-                <w:b/>
-                <w:bCs/>
-              </w:rPr>
-              <w:t>Switch (Nút)</w:t>
-            </w:r>
-          </w:p>
-        </w:tc>
-        <w:tc>
-          <w:tcPr>
-            <w:tcW w:w="0" w:type="auto"/>
-            <w:tcBorders>
-              <w:top w:val="single" w:sz="6" w:space="0" w:color="auto"/>
-              <w:left w:val="single" w:sz="6" w:space="0" w:color="auto"/>
-              <w:bottom w:val="single" w:sz="6" w:space="0" w:color="auto"/>
-              <w:right w:val="single" w:sz="6" w:space="0" w:color="auto"/>
-            </w:tcBorders>
-            <w:tcMar>
-              <w:top w:w="120" w:type="dxa"/>
-              <w:left w:w="180" w:type="dxa"/>
-              <w:bottom w:w="120" w:type="dxa"/>
-              <w:right w:w="180" w:type="dxa"/>
-            </w:tcMar>
-            <w:vAlign w:val="center"/>
-            <w:hideMark/>
-          </w:tcPr>
-          <w:p>
-            <w:pPr>
-              <w:rPr>
-                <w:b/>
-                <w:bCs/>
-              </w:rPr>
-            </w:pPr>
-            <w:r>
-              <w:rPr>
-                <w:b/>
-                <w:bCs/>
-              </w:rPr>
-              <w:t>GPIO 27</w:t>
-            </w:r>
-          </w:p>
-        </w:tc>
-        <w:tc>
-          <w:tcPr>
-            <w:tcW w:w="0" w:type="auto"/>
-            <w:gridSpan w:val="3"/>
-            <w:tcBorders>
-              <w:top w:val="single" w:sz="6" w:space="0" w:color="auto"/>
-              <w:left w:val="single" w:sz="6" w:space="0" w:color="auto"/>
-              <w:bottom w:val="single" w:sz="6" w:space="0" w:color="auto"/>
-              <w:right w:val="single" w:sz="6" w:space="0" w:color="auto"/>
-            </w:tcBorders>
-            <w:tcMar>
-              <w:top w:w="120" w:type="dxa"/>
-              <w:left w:w="180" w:type="dxa"/>
-              <w:bottom w:w="120" w:type="dxa"/>
-              <w:right w:w="180" w:type="dxa"/>
-            </w:tcMar>
-            <w:vAlign w:val="center"/>
-            <w:hideMark/>
-          </w:tcPr>
-          <w:p>
-            <w:pPr>
-              <w:rPr>
-                <w:b/>
-                <w:bCs/>
-              </w:rPr>
-            </w:pPr>
-            <w:r>
-              <w:rPr>
-                <w:b/>
-                <w:bCs/>
-              </w:rPr>
-              <w:t>Nút nhấn chọn/chuyển chế độ</w:t>
-            </w:r>
-          </w:p>
-        </w:tc>
-      </w:tr>
-      <w:tr>
-        <w:tblPrEx>
-          <w:tblCellMar>
-            <w:top w:w="15" w:type="dxa"/>
-            <w:left w:w="15" w:type="dxa"/>
-            <w:bottom w:w="15" w:type="dxa"/>
-            <w:right w:w="15" w:type="dxa"/>
-          </w:tblCellMar>
-        </w:tblPrEx>
-        <w:trPr>
-          <w:tblHeader/>
-          <w:tblCellSpacing w:w="15" w:type="dxa"/>
-        </w:trPr>
-        <w:tc>
-          <w:tcPr>
-            <w:tcW w:w="0" w:type="auto"/>
-            <w:tcBorders>
-              <w:top w:val="single" w:sz="6" w:space="0" w:color="auto"/>
-              <w:left w:val="single" w:sz="6" w:space="0" w:color="auto"/>
-              <w:bottom w:val="single" w:sz="6" w:space="0" w:color="auto"/>
-              <w:right w:val="single" w:sz="6" w:space="0" w:color="auto"/>
-            </w:tcBorders>
-            <w:vAlign w:val="center"/>
-            <w:hideMark/>
-          </w:tcPr>
-          <w:p>
-            <w:r>
-              <w:rPr>
-                <w:b/>
-                <w:bCs/>
-              </w:rPr>
-              <w:t>Linh kiện</w:t>
-            </w:r>
-          </w:p>
-        </w:tc>
-        <w:tc>
-          <w:tcPr>
-            <w:tcW w:w="0" w:type="auto"/>
-            <w:gridSpan w:val="3"/>
-            <w:tcBorders>
-              <w:top w:val="single" w:sz="6" w:space="0" w:color="auto"/>
-              <w:left w:val="single" w:sz="6" w:space="0" w:color="auto"/>
-              <w:bottom w:val="single" w:sz="6" w:space="0" w:color="auto"/>
-              <w:right w:val="single" w:sz="6" w:space="0" w:color="auto"/>
-            </w:tcBorders>
-            <w:vAlign w:val="center"/>
-            <w:hideMark/>
-          </w:tcPr>
-          <w:p>
-            <w:r>
-              <w:rPr>
-                <w:b/>
-                <w:bCs/>
-              </w:rPr>
-              <w:t>Chân trên ESP32 Master</w:t>
-            </w:r>
-          </w:p>
-        </w:tc>
-        <w:tc>
-          <w:tcPr>
-            <w:tcW w:w="0" w:type="auto"/>
-            <w:tcBorders>
-              <w:top w:val="single" w:sz="6" w:space="0" w:color="auto"/>
-              <w:left w:val="single" w:sz="6" w:space="0" w:color="auto"/>
-              <w:bottom w:val="single" w:sz="6" w:space="0" w:color="auto"/>
-              <w:right w:val="single" w:sz="6" w:space="0" w:color="auto"/>
-            </w:tcBorders>
-            <w:vAlign w:val="center"/>
-            <w:hideMark/>
-          </w:tcPr>
-          <w:p>
-            <w:r>
-              <w:rPr>
-                <w:b/>
-                <w:bCs/>
-              </w:rPr>
-              <w:t>Loại giao tiếp</w:t>
-            </w:r>
-          </w:p>
-        </w:tc>
-        <w:tc>
-          <w:tcPr>
-            <w:tcW w:w="0" w:type="auto"/>
-            <w:tcBorders>
-              <w:top w:val="single" w:sz="6" w:space="0" w:color="auto"/>
-              <w:left w:val="single" w:sz="6" w:space="0" w:color="auto"/>
-              <w:bottom w:val="single" w:sz="6" w:space="0" w:color="auto"/>
-              <w:right w:val="single" w:sz="6" w:space="0" w:color="auto"/>
-            </w:tcBorders>
-            <w:vAlign w:val="center"/>
-            <w:hideMark/>
-          </w:tcPr>
-          <w:p>
-            <w:r>
-              <w:rPr>
-                <w:b/>
-                <w:bCs/>
-              </w:rPr>
-              <w:t>Ghi chú</w:t>
-            </w:r>
-          </w:p>
-        </w:tc>
-      </w:tr>
-      <w:tr>
-        <w:tblPrEx>
-          <w:tblCellMar>
-            <w:top w:w="15" w:type="dxa"/>
-            <w:left w:w="15" w:type="dxa"/>
-            <w:bottom w:w="15" w:type="dxa"/>
-            <w:right w:w="15" w:type="dxa"/>
-          </w:tblCellMar>
-        </w:tblPrEx>
-        <w:trPr>
-          <w:tblCellSpacing w:w="15" w:type="dxa"/>
-        </w:trPr>
-        <w:tc>
-          <w:tcPr>
-            <w:tcW w:w="0" w:type="auto"/>
-            <w:tcBorders>
-              <w:top w:val="single" w:sz="6" w:space="0" w:color="auto"/>
-              <w:left w:val="single" w:sz="6" w:space="0" w:color="auto"/>
-              <w:bottom w:val="single" w:sz="6" w:space="0" w:color="auto"/>
-              <w:right w:val="single" w:sz="6" w:space="0" w:color="auto"/>
-            </w:tcBorders>
-            <w:vAlign w:val="center"/>
-            <w:hideMark/>
-          </w:tcPr>
-          <w:p>
-            <w:r>
-              <w:rPr>
-                <w:b/>
-                <w:bCs/>
-              </w:rPr>
-              <w:t>Huskylens</w:t>
-            </w:r>
-          </w:p>
-        </w:tc>
-        <w:tc>
-          <w:tcPr>
-            <w:tcW w:w="0" w:type="auto"/>
-            <w:gridSpan w:val="3"/>
-            <w:tcBorders>
-              <w:top w:val="single" w:sz="6" w:space="0" w:color="auto"/>
-              <w:left w:val="single" w:sz="6" w:space="0" w:color="auto"/>
-              <w:bottom w:val="single" w:sz="6" w:space="0" w:color="auto"/>
-              <w:right w:val="single" w:sz="6" w:space="0" w:color="auto"/>
-            </w:tcBorders>
-            <w:vAlign w:val="center"/>
-            <w:hideMark/>
-          </w:tcPr>
-          <w:p>
-            <w:r>
-              <w:t xml:space="preserve">TX -&gt; </w:t>
-            </w:r>
-            <w:r>
-              <w:rPr>
-                <w:b/>
-                <w:bCs/>
-              </w:rPr>
-              <w:t>GPIO 16</w:t>
-            </w:r>
-            <w:r>
-              <w:t xml:space="preserve"> (RX2), RX -&gt; </w:t>
-            </w:r>
-            <w:r>
-              <w:rPr>
-                <w:b/>
-                <w:bCs/>
-              </w:rPr>
-              <w:t>GPIO 17</w:t>
-            </w:r>
-            <w:r>
-              <w:t xml:space="preserve"> (TX2)</w:t>
-            </w:r>
-          </w:p>
-        </w:tc>
-        <w:tc>
-          <w:tcPr>
-            <w:tcW w:w="0" w:type="auto"/>
-            <w:tcBorders>
-              <w:top w:val="single" w:sz="6" w:space="0" w:color="auto"/>
-              <w:left w:val="single" w:sz="6" w:space="0" w:color="auto"/>
-              <w:bottom w:val="single" w:sz="6" w:space="0" w:color="auto"/>
-              <w:right w:val="single" w:sz="6" w:space="0" w:color="auto"/>
-            </w:tcBorders>
-            <w:vAlign w:val="center"/>
-            <w:hideMark/>
-          </w:tcPr>
-          <w:p>
-            <w:r>
-              <w:t>UART2</w:t>
-            </w:r>
-          </w:p>
-        </w:tc>
-        <w:tc>
-          <w:tcPr>
-            <w:tcW w:w="0" w:type="auto"/>
-            <w:tcBorders>
-              <w:top w:val="single" w:sz="6" w:space="0" w:color="auto"/>
-              <w:left w:val="single" w:sz="6" w:space="0" w:color="auto"/>
-              <w:bottom w:val="single" w:sz="6" w:space="0" w:color="auto"/>
-              <w:right w:val="single" w:sz="6" w:space="0" w:color="auto"/>
-            </w:tcBorders>
-            <w:vAlign w:val="center"/>
-            <w:hideMark/>
-          </w:tcPr>
-          <w:p>
-            <w:r>
-              <w:t>Hardware Serial 2</w:t>
-            </w:r>
-          </w:p>
-        </w:tc>
-      </w:tr>
-      <w:tr>
-        <w:tblPrEx>
-          <w:tblCellMar>
-            <w:top w:w="15" w:type="dxa"/>
-            <w:left w:w="15" w:type="dxa"/>
-            <w:bottom w:w="15" w:type="dxa"/>
-            <w:right w:w="15" w:type="dxa"/>
-          </w:tblCellMar>
-        </w:tblPrEx>
-        <w:trPr>
-          <w:tblCellSpacing w:w="15" w:type="dxa"/>
-        </w:trPr>
-        <w:tc>
-          <w:tcPr>
-            <w:tcW w:w="0" w:type="auto"/>
-            <w:tcBorders>
-              <w:top w:val="single" w:sz="6" w:space="0" w:color="auto"/>
-              <w:left w:val="single" w:sz="6" w:space="0" w:color="auto"/>
-              <w:bottom w:val="single" w:sz="6" w:space="0" w:color="auto"/>
-              <w:right w:val="single" w:sz="6" w:space="0" w:color="auto"/>
-            </w:tcBorders>
-            <w:vAlign w:val="center"/>
-            <w:hideMark/>
-          </w:tcPr>
-          <w:p>
-            <w:r>
-              <w:rPr>
-                <w:b/>
-                <w:bCs/>
-              </w:rPr>
-              <w:t>OLED 0.96"</w:t>
-            </w:r>
-          </w:p>
-        </w:tc>
-        <w:tc>
-          <w:tcPr>
-            <w:tcW w:w="0" w:type="auto"/>
-            <w:gridSpan w:val="3"/>
-            <w:tcBorders>
-              <w:top w:val="single" w:sz="6" w:space="0" w:color="auto"/>
-              <w:left w:val="single" w:sz="6" w:space="0" w:color="auto"/>
-              <w:bottom w:val="single" w:sz="6" w:space="0" w:color="auto"/>
-              <w:right w:val="single" w:sz="6" w:space="0" w:color="auto"/>
-            </w:tcBorders>
-            <w:vAlign w:val="center"/>
-            <w:hideMark/>
-          </w:tcPr>
-          <w:p>
-            <w:r>
-              <w:t xml:space="preserve">SDA -&gt; </w:t>
-            </w:r>
-            <w:r>
-              <w:rPr>
-                <w:b/>
-                <w:bCs/>
-              </w:rPr>
-              <w:t>GPIO 21</w:t>
-            </w:r>
-            <w:r>
-              <w:t xml:space="preserve">, SCL -&gt; </w:t>
-            </w:r>
-            <w:r>
-              <w:rPr>
-                <w:b/>
-                <w:bCs/>
-              </w:rPr>
-              <w:t>GPIO 22</w:t>
-            </w:r>
-          </w:p>
-        </w:tc>
-        <w:tc>
-          <w:tcPr>
-            <w:tcW w:w="0" w:type="auto"/>
-            <w:tcBorders>
-              <w:top w:val="single" w:sz="6" w:space="0" w:color="auto"/>
-              <w:left w:val="single" w:sz="6" w:space="0" w:color="auto"/>
-              <w:bottom w:val="single" w:sz="6" w:space="0" w:color="auto"/>
-              <w:right w:val="single" w:sz="6" w:space="0" w:color="auto"/>
-            </w:tcBorders>
-            <w:vAlign w:val="center"/>
-            <w:hideMark/>
-          </w:tcPr>
-          <w:p>
-            <w:r>
-              <w:t>I2C</w:t>
-            </w:r>
-          </w:p>
-        </w:tc>
-        <w:tc>
-          <w:tcPr>
-            <w:tcW w:w="0" w:type="auto"/>
-            <w:tcBorders>
-              <w:top w:val="single" w:sz="6" w:space="0" w:color="auto"/>
-              <w:left w:val="single" w:sz="6" w:space="0" w:color="auto"/>
-              <w:bottom w:val="single" w:sz="6" w:space="0" w:color="auto"/>
-              <w:right w:val="single" w:sz="6" w:space="0" w:color="auto"/>
-            </w:tcBorders>
-            <w:vAlign w:val="center"/>
-            <w:hideMark/>
-          </w:tcPr>
-          <w:p>
-            <w:r>
-              <w:t>Chung bus với ToF</w:t>
-            </w:r>
-          </w:p>
-        </w:tc>
-      </w:tr>
-      <w:tr>
-        <w:tblPrEx>
-          <w:tblCellMar>
-            <w:top w:w="15" w:type="dxa"/>
-            <w:left w:w="15" w:type="dxa"/>
-            <w:bottom w:w="15" w:type="dxa"/>
-            <w:right w:w="15" w:type="dxa"/>
-          </w:tblCellMar>
-        </w:tblPrEx>
-        <w:trPr>
-          <w:tblCellSpacing w:w="15" w:type="dxa"/>
-        </w:trPr>
-        <w:tc>
-          <w:tcPr>
-            <w:tcW w:w="0" w:type="auto"/>
-            <w:tcBorders>
-              <w:top w:val="single" w:sz="6" w:space="0" w:color="auto"/>
-              <w:left w:val="single" w:sz="6" w:space="0" w:color="auto"/>
-              <w:bottom w:val="single" w:sz="6" w:space="0" w:color="auto"/>
-              <w:right w:val="single" w:sz="6" w:space="0" w:color="auto"/>
-            </w:tcBorders>
-            <w:vAlign w:val="center"/>
-            <w:hideMark/>
-          </w:tcPr>
-          <w:p>
-            <w:r>
-              <w:rPr>
-                <w:b/>
-                <w:bCs/>
-              </w:rPr>
-              <w:t>Cảm biến ToF</w:t>
-            </w:r>
-          </w:p>
-        </w:tc>
-        <w:tc>
-          <w:tcPr>
-            <w:tcW w:w="0" w:type="auto"/>
-            <w:gridSpan w:val="3"/>
-            <w:tcBorders>
-              <w:top w:val="single" w:sz="6" w:space="0" w:color="auto"/>
-              <w:left w:val="single" w:sz="6" w:space="0" w:color="auto"/>
-              <w:bottom w:val="single" w:sz="6" w:space="0" w:color="auto"/>
-              <w:right w:val="single" w:sz="6" w:space="0" w:color="auto"/>
-            </w:tcBorders>
-            <w:vAlign w:val="center"/>
-            <w:hideMark/>
-          </w:tcPr>
-          <w:p>
-            <w:r>
-              <w:t xml:space="preserve">SDA -&gt; </w:t>
-            </w:r>
-            <w:r>
-              <w:rPr>
-                <w:b/>
-                <w:bCs/>
-              </w:rPr>
-              <w:t>GPIO 21</w:t>
-            </w:r>
-            <w:r>
-              <w:t xml:space="preserve">, SCL -&gt; </w:t>
-            </w:r>
-            <w:r>
-              <w:rPr>
-                <w:b/>
-                <w:bCs/>
-              </w:rPr>
-              <w:t>GPIO 22</w:t>
-            </w:r>
-          </w:p>
-        </w:tc>
-        <w:tc>
-          <w:tcPr>
-            <w:tcW w:w="0" w:type="auto"/>
-            <w:tcBorders>
-              <w:top w:val="single" w:sz="6" w:space="0" w:color="auto"/>
-              <w:left w:val="single" w:sz="6" w:space="0" w:color="auto"/>
-              <w:bottom w:val="single" w:sz="6" w:space="0" w:color="auto"/>
-              <w:right w:val="single" w:sz="6" w:space="0" w:color="auto"/>
-            </w:tcBorders>
-            <w:vAlign w:val="center"/>
-            <w:hideMark/>
-          </w:tcPr>
-          <w:p>
-            <w:r>
-              <w:t>I2C</w:t>
-            </w:r>
-          </w:p>
-        </w:tc>
-        <w:tc>
-          <w:tcPr>
-            <w:tcW w:w="0" w:type="auto"/>
-            <w:tcBorders>
-              <w:top w:val="single" w:sz="6" w:space="0" w:color="auto"/>
-              <w:left w:val="single" w:sz="6" w:space="0" w:color="auto"/>
-              <w:bottom w:val="single" w:sz="6" w:space="0" w:color="auto"/>
-              <w:right w:val="single" w:sz="6" w:space="0" w:color="auto"/>
-            </w:tcBorders>
-            <w:vAlign w:val="center"/>
-            <w:hideMark/>
-          </w:tcPr>
-          <w:p>
-            <w:r>
-              <w:t>Địa chỉ I2C mặc định khác OLED</w:t>
-            </w:r>
-          </w:p>
-        </w:tc>
-      </w:tr>
-      <w:tr>
-        <w:tblPrEx>
-          <w:tblCellMar>
-            <w:top w:w="15" w:type="dxa"/>
-            <w:left w:w="15" w:type="dxa"/>
-            <w:bottom w:w="15" w:type="dxa"/>
-            <w:right w:w="15" w:type="dxa"/>
-          </w:tblCellMar>
-        </w:tblPrEx>
-        <w:trPr>
-          <w:tblCellSpacing w:w="15" w:type="dxa"/>
-        </w:trPr>
-        <w:tc>
-          <w:tcPr>
-            <w:tcW w:w="0" w:type="auto"/>
-            <w:tcBorders>
-              <w:top w:val="single" w:sz="6" w:space="0" w:color="auto"/>
-              <w:left w:val="single" w:sz="6" w:space="0" w:color="auto"/>
-              <w:bottom w:val="single" w:sz="6" w:space="0" w:color="auto"/>
-              <w:right w:val="single" w:sz="6" w:space="0" w:color="auto"/>
-            </w:tcBorders>
-            <w:vAlign w:val="center"/>
-            <w:hideMark/>
-          </w:tcPr>
-          <w:p>
-            <w:r>
-              <w:rPr>
-                <w:b/>
-                <w:bCs/>
-              </w:rPr>
-              <w:t>Servo X (Ngang)</w:t>
-            </w:r>
-          </w:p>
-        </w:tc>
-        <w:tc>
-          <w:tcPr>
-            <w:tcW w:w="0" w:type="auto"/>
-            <w:gridSpan w:val="3"/>
-            <w:tcBorders>
-              <w:top w:val="single" w:sz="6" w:space="0" w:color="auto"/>
-              <w:left w:val="single" w:sz="6" w:space="0" w:color="auto"/>
-              <w:bottom w:val="single" w:sz="6" w:space="0" w:color="auto"/>
-              <w:right w:val="single" w:sz="6" w:space="0" w:color="auto"/>
-            </w:tcBorders>
-            <w:vAlign w:val="center"/>
-            <w:hideMark/>
-          </w:tcPr>
-          <w:p>
-            <w:r>
-              <w:rPr>
-                <w:b/>
-                <w:bCs/>
-              </w:rPr>
-              <w:t>GPIO 13</w:t>
-            </w:r>
-          </w:p>
-        </w:tc>
-        <w:tc>
-          <w:tcPr>
-            <w:tcW w:w="0" w:type="auto"/>
-            <w:tcBorders>
-              <w:top w:val="single" w:sz="6" w:space="0" w:color="auto"/>
-              <w:left w:val="single" w:sz="6" w:space="0" w:color="auto"/>
-              <w:bottom w:val="single" w:sz="6" w:space="0" w:color="auto"/>
-              <w:right w:val="single" w:sz="6" w:space="0" w:color="auto"/>
-            </w:tcBorders>
-            <w:vAlign w:val="center"/>
-            <w:hideMark/>
-          </w:tcPr>
-          <w:p>
-            <w:r>
-              <w:t>PWM</w:t>
-            </w:r>
-          </w:p>
-        </w:tc>
-        <w:tc>
-          <w:tcPr>
-            <w:tcW w:w="0" w:type="auto"/>
-            <w:tcBorders>
-              <w:top w:val="single" w:sz="6" w:space="0" w:color="auto"/>
-              <w:left w:val="single" w:sz="6" w:space="0" w:color="auto"/>
-              <w:bottom w:val="single" w:sz="6" w:space="0" w:color="auto"/>
-              <w:right w:val="single" w:sz="6" w:space="0" w:color="auto"/>
-            </w:tcBorders>
-            <w:vAlign w:val="center"/>
-            <w:hideMark/>
-          </w:tcPr>
-          <w:p>
-            <w:r>
-              <w:t>Điều khiển xoay trái/phải</w:t>
-            </w:r>
-          </w:p>
-        </w:tc>
-      </w:tr>
-      <w:tr>
-        <w:tblPrEx>
-          <w:tblCellMar>
-            <w:top w:w="15" w:type="dxa"/>
-            <w:left w:w="15" w:type="dxa"/>
-            <w:bottom w:w="15" w:type="dxa"/>
-            <w:right w:w="15" w:type="dxa"/>
-          </w:tblCellMar>
-        </w:tblPrEx>
-        <w:trPr>
-          <w:tblCellSpacing w:w="15" w:type="dxa"/>
-        </w:trPr>
-        <w:tc>
-          <w:tcPr>
-            <w:tcW w:w="0" w:type="auto"/>
-            <w:tcBorders>
-              <w:top w:val="single" w:sz="6" w:space="0" w:color="auto"/>
-              <w:left w:val="single" w:sz="6" w:space="0" w:color="auto"/>
-              <w:bottom w:val="single" w:sz="6" w:space="0" w:color="auto"/>
-              <w:right w:val="single" w:sz="6" w:space="0" w:color="auto"/>
-            </w:tcBorders>
-            <w:vAlign w:val="center"/>
-            <w:hideMark/>
-          </w:tcPr>
-          <w:p>
-            <w:r>
-              <w:rPr>
-                <w:b/>
-                <w:bCs/>
-              </w:rPr>
-              <w:t>Servo Y (Dọc)</w:t>
-            </w:r>
-          </w:p>
-        </w:tc>
-        <w:tc>
-          <w:tcPr>
-            <w:tcW w:w="0" w:type="auto"/>
-            <w:gridSpan w:val="3"/>
-            <w:tcBorders>
-              <w:top w:val="single" w:sz="6" w:space="0" w:color="auto"/>
-              <w:left w:val="single" w:sz="6" w:space="0" w:color="auto"/>
-              <w:bottom w:val="single" w:sz="6" w:space="0" w:color="auto"/>
-              <w:right w:val="single" w:sz="6" w:space="0" w:color="auto"/>
-            </w:tcBorders>
-            <w:vAlign w:val="center"/>
-            <w:hideMark/>
-          </w:tcPr>
-          <w:p>
-            <w:r>
-              <w:rPr>
-                <w:b/>
-                <w:bCs/>
-              </w:rPr>
-              <w:t>GPIO 12</w:t>
-            </w:r>
-          </w:p>
-        </w:tc>
-        <w:tc>
-          <w:tcPr>
-            <w:tcW w:w="0" w:type="auto"/>
-            <w:tcBorders>
-              <w:top w:val="single" w:sz="6" w:space="0" w:color="auto"/>
-              <w:left w:val="single" w:sz="6" w:space="0" w:color="auto"/>
-              <w:bottom w:val="single" w:sz="6" w:space="0" w:color="auto"/>
-              <w:right w:val="single" w:sz="6" w:space="0" w:color="auto"/>
-            </w:tcBorders>
-            <w:vAlign w:val="center"/>
-            <w:hideMark/>
-          </w:tcPr>
-          <w:p>
-            <w:r>
-              <w:t>PWM</w:t>
-            </w:r>
-          </w:p>
-        </w:tc>
-        <w:tc>
-          <w:tcPr>
-            <w:tcW w:w="0" w:type="auto"/>
-            <w:tcBorders>
-              <w:top w:val="single" w:sz="6" w:space="0" w:color="auto"/>
-              <w:left w:val="single" w:sz="6" w:space="0" w:color="auto"/>
-              <w:bottom w:val="single" w:sz="6" w:space="0" w:color="auto"/>
-              <w:right w:val="single" w:sz="6" w:space="0" w:color="auto"/>
-            </w:tcBorders>
-            <w:vAlign w:val="center"/>
-            <w:hideMark/>
-          </w:tcPr>
-          <w:p>
-            <w:r>
-              <w:t>Điều khiển gật lên/xuống</w:t>
-            </w:r>
-          </w:p>
-        </w:tc>
-      </w:tr>
-      <w:tr>
-        <w:tblPrEx>
-          <w:tblCellMar>
-            <w:top w:w="15" w:type="dxa"/>
-            <w:left w:w="15" w:type="dxa"/>
-            <w:bottom w:w="15" w:type="dxa"/>
-            <w:right w:w="15" w:type="dxa"/>
-          </w:tblCellMar>
-        </w:tblPrEx>
-        <w:trPr>
-          <w:tblCellSpacing w:w="15" w:type="dxa"/>
-        </w:trPr>
-        <w:tc>
-          <w:tcPr>
-            <w:tcW w:w="0" w:type="auto"/>
-            <w:tcBorders>
-              <w:top w:val="single" w:sz="6" w:space="0" w:color="auto"/>
-              <w:left w:val="single" w:sz="6" w:space="0" w:color="auto"/>
-              <w:bottom w:val="single" w:sz="6" w:space="0" w:color="auto"/>
-              <w:right w:val="single" w:sz="6" w:space="0" w:color="auto"/>
-            </w:tcBorders>
-            <w:vAlign w:val="center"/>
-            <w:hideMark/>
-          </w:tcPr>
-          <w:p>
-            <w:r>
-              <w:rPr>
-                <w:b/>
-                <w:bCs/>
-              </w:rPr>
-              <w:t>Buzzer (Còi)</w:t>
-            </w:r>
-          </w:p>
-        </w:tc>
-        <w:tc>
-          <w:tcPr>
-            <w:tcW w:w="0" w:type="auto"/>
-            <w:gridSpan w:val="3"/>
-            <w:tcBorders>
-              <w:top w:val="single" w:sz="6" w:space="0" w:color="auto"/>
-              <w:left w:val="single" w:sz="6" w:space="0" w:color="auto"/>
-              <w:bottom w:val="single" w:sz="6" w:space="0" w:color="auto"/>
-              <w:right w:val="single" w:sz="6" w:space="0" w:color="auto"/>
-            </w:tcBorders>
-            <w:vAlign w:val="center"/>
-            <w:hideMark/>
-          </w:tcPr>
-          <w:p>
-            <w:r>
-              <w:rPr>
-                <w:b/>
-                <w:bCs/>
-              </w:rPr>
-              <w:t>GPIO 14</w:t>
-            </w:r>
-          </w:p>
-        </w:tc>
-        <w:tc>
-          <w:tcPr>
-            <w:tcW w:w="0" w:type="auto"/>
-            <w:tcBorders>
-              <w:top w:val="single" w:sz="6" w:space="0" w:color="auto"/>
-              <w:left w:val="single" w:sz="6" w:space="0" w:color="auto"/>
-              <w:bottom w:val="single" w:sz="6" w:space="0" w:color="auto"/>
-              <w:right w:val="single" w:sz="6" w:space="0" w:color="auto"/>
-            </w:tcBorders>
-            <w:vAlign w:val="center"/>
-            <w:hideMark/>
-          </w:tcPr>
-          <w:p>
-            <w:r>
-              <w:t>Digital Out</w:t>
-            </w:r>
-          </w:p>
-        </w:tc>
-        <w:tc>
-          <w:tcPr>
-            <w:tcW w:w="0" w:type="auto"/>
-            <w:tcBorders>
-              <w:top w:val="single" w:sz="6" w:space="0" w:color="auto"/>
-              <w:left w:val="single" w:sz="6" w:space="0" w:color="auto"/>
-              <w:bottom w:val="single" w:sz="6" w:space="0" w:color="auto"/>
-              <w:right w:val="single" w:sz="6" w:space="0" w:color="auto"/>
-            </w:tcBorders>
-            <w:vAlign w:val="center"/>
-            <w:hideMark/>
-          </w:tcPr>
-          <w:p>
-            <w:r>
-              <w:t>Thông báo khi nhận diện xong</w:t>
-            </w:r>
-          </w:p>
-        </w:tc>
-      </w:tr>
-    </w:tbl>
-    <w:p>
-      <w:r>
-        <w:br/>
-      </w:r>
-      <w:r>
-        <w:rPr>
-          <w:b/>
-          <w:bCs/>
-        </w:rPr>
-        <w:t>Servo X Gimbal (GPIO 34)</w:t>
-      </w:r>
-      <w:r>
-        <w:pict w14:anchorId="5430162A">
-          <v:rect id="_x0000_i1026" style="width:0;height:1.5pt" o:hralign="center" o:hrstd="t" o:hr="t" fillcolor="#a0a0a0" stroked="f"/>
-        </w:pict>
-      </w:r>
-    </w:p>
-    <w:p>
-      <w:pPr>
-        <w:rPr>
-          <w:b/>
-          <w:bCs/>
-        </w:rPr>
-      </w:pPr>
-      <w:r>
-        <w:rPr>
-          <w:b/>
-          <w:bCs/>
-        </w:rPr>
-        <w:lastRenderedPageBreak/>
-        <w:t>2. Sơ đồ chân ESP32 Slave (Chấp hành &amp; An toàn)</w:t>
-      </w:r>
-    </w:p>
-    <w:p>
-      <w:r>
-        <w:t>Khối này chịu trách nhiệm di chuyển, đọc thẻ RFID và các cảm biến an toàn va chạm.</w:t>
-      </w:r>
-    </w:p>
-    <w:tbl>
-      <w:tblPr>
-        <w:tblW w:w="0" w:type="auto"/>
-        <w:tblCellSpacing w:w="15" w:type="dxa"/>
-        <w:tblCellMar>
-          <w:left w:w="0" w:type="dxa"/>
-          <w:right w:w="0" w:type="dxa"/>
-        </w:tblCellMar>
-        <w:tblLook w:val="04A0" w:firstRow="1" w:lastRow="0" w:firstColumn="1" w:lastColumn="0" w:noHBand="0" w:noVBand="1"/>
-      </w:tblPr>
-      <w:tblGrid>
-        <w:gridCol w:w="1924"/>
-        <w:gridCol w:w="3444"/>
-        <w:gridCol w:w="3642"/>
-      </w:tblGrid>
-      <w:tr>
-        <w:trPr>
-          <w:tblHeader/>
-          <w:tblCellSpacing w:w="15" w:type="dxa"/>
-        </w:trPr>
-        <w:tc>
-          <w:tcPr>
-            <w:tcW w:w="0" w:type="auto"/>
-            <w:tcBorders>
-              <w:top w:val="single" w:sz="6" w:space="0" w:color="auto"/>
-              <w:left w:val="single" w:sz="6" w:space="0" w:color="auto"/>
-              <w:bottom w:val="single" w:sz="6" w:space="0" w:color="auto"/>
-              <w:right w:val="single" w:sz="6" w:space="0" w:color="auto"/>
-            </w:tcBorders>
-            <w:tcMar>
-              <w:top w:w="120" w:type="dxa"/>
-              <w:left w:w="180" w:type="dxa"/>
-              <w:bottom w:w="120" w:type="dxa"/>
-              <w:right w:w="180" w:type="dxa"/>
-            </w:tcMar>
-            <w:vAlign w:val="center"/>
-            <w:hideMark/>
-          </w:tcPr>
-          <w:p>
-            <w:r>
-              <w:rPr>
-                <w:b/>
-                <w:bCs/>
-              </w:rPr>
-              <w:t>Linh kiện</w:t>
-            </w:r>
-          </w:p>
-        </w:tc>
-        <w:tc>
-          <w:tcPr>
-            <w:tcW w:w="0" w:type="auto"/>
-            <w:tcBorders>
-              <w:top w:val="single" w:sz="6" w:space="0" w:color="auto"/>
-              <w:left w:val="single" w:sz="6" w:space="0" w:color="auto"/>
-              <w:bottom w:val="single" w:sz="6" w:space="0" w:color="auto"/>
-              <w:right w:val="single" w:sz="6" w:space="0" w:color="auto"/>
-            </w:tcBorders>
-            <w:tcMar>
-              <w:top w:w="120" w:type="dxa"/>
-              <w:left w:w="180" w:type="dxa"/>
-              <w:bottom w:w="120" w:type="dxa"/>
-              <w:right w:w="180" w:type="dxa"/>
-            </w:tcMar>
-            <w:vAlign w:val="center"/>
-            <w:hideMark/>
-          </w:tcPr>
-          <w:p>
-            <w:r>
-              <w:rPr>
-                <w:b/>
-                <w:bCs/>
-              </w:rPr>
-              <w:t>Chân trên Slave ESP32</w:t>
-            </w:r>
-          </w:p>
-        </w:tc>
-        <w:tc>
-          <w:tcPr>
-            <w:tcW w:w="0" w:type="auto"/>
-            <w:tcBorders>
-              <w:top w:val="single" w:sz="6" w:space="0" w:color="auto"/>
-              <w:left w:val="single" w:sz="6" w:space="0" w:color="auto"/>
-              <w:bottom w:val="single" w:sz="6" w:space="0" w:color="auto"/>
-              <w:right w:val="single" w:sz="6" w:space="0" w:color="auto"/>
-            </w:tcBorders>
-            <w:tcMar>
-              <w:top w:w="120" w:type="dxa"/>
-              <w:left w:w="180" w:type="dxa"/>
-              <w:bottom w:w="120" w:type="dxa"/>
-              <w:right w:w="180" w:type="dxa"/>
-            </w:tcMar>
-            <w:vAlign w:val="center"/>
-            <w:hideMark/>
-          </w:tcPr>
-          <w:p>
-            <w:r>
-              <w:rPr>
-                <w:b/>
-                <w:bCs/>
-              </w:rPr>
-              <w:t>Ghi chú / Giao tiếp</w:t>
-            </w:r>
-          </w:p>
-        </w:tc>
-      </w:tr>
-      <w:tr>
-        <w:trPr>
-          <w:tblCellSpacing w:w="15" w:type="dxa"/>
-        </w:trPr>
-        <w:tc>
-          <w:tcPr>
-            <w:tcW w:w="0" w:type="auto"/>
-            <w:tcBorders>
-              <w:top w:val="single" w:sz="6" w:space="0" w:color="auto"/>
-              <w:left w:val="single" w:sz="6" w:space="0" w:color="auto"/>
-              <w:bottom w:val="single" w:sz="6" w:space="0" w:color="auto"/>
-              <w:right w:val="single" w:sz="6" w:space="0" w:color="auto"/>
-            </w:tcBorders>
-            <w:tcMar>
-              <w:top w:w="120" w:type="dxa"/>
-              <w:left w:w="180" w:type="dxa"/>
-              <w:bottom w:w="120" w:type="dxa"/>
-              <w:right w:w="180" w:type="dxa"/>
-            </w:tcMar>
-            <w:vAlign w:val="center"/>
-            <w:hideMark/>
-          </w:tcPr>
-          <w:p>
-            <w:r>
-              <w:rPr>
-                <w:b/>
-                <w:bCs/>
-              </w:rPr>
-              <w:t>PN532 (RFID)</w:t>
-            </w:r>
-          </w:p>
-        </w:tc>
-        <w:tc>
-          <w:tcPr>
-            <w:tcW w:w="0" w:type="auto"/>
-            <w:tcBorders>
-              <w:top w:val="single" w:sz="6" w:space="0" w:color="auto"/>
-              <w:left w:val="single" w:sz="6" w:space="0" w:color="auto"/>
-              <w:bottom w:val="single" w:sz="6" w:space="0" w:color="auto"/>
-              <w:right w:val="single" w:sz="6" w:space="0" w:color="auto"/>
-            </w:tcBorders>
-            <w:tcMar>
-              <w:top w:w="120" w:type="dxa"/>
-              <w:left w:w="180" w:type="dxa"/>
-              <w:bottom w:w="120" w:type="dxa"/>
-              <w:right w:w="180" w:type="dxa"/>
-            </w:tcMar>
-            <w:vAlign w:val="center"/>
-            <w:hideMark/>
-          </w:tcPr>
-          <w:p>
-            <w:r>
-              <w:t>SCK: 18, MISO: 19, MOSI: 23, CS: 5</w:t>
-            </w:r>
-          </w:p>
-        </w:tc>
-        <w:tc>
-          <w:tcPr>
-            <w:tcW w:w="0" w:type="auto"/>
-            <w:tcBorders>
-              <w:top w:val="single" w:sz="6" w:space="0" w:color="auto"/>
-              <w:left w:val="single" w:sz="6" w:space="0" w:color="auto"/>
-              <w:bottom w:val="single" w:sz="6" w:space="0" w:color="auto"/>
-              <w:right w:val="single" w:sz="6" w:space="0" w:color="auto"/>
-            </w:tcBorders>
-            <w:tcMar>
-              <w:top w:w="120" w:type="dxa"/>
-              <w:left w:w="180" w:type="dxa"/>
-              <w:bottom w:w="120" w:type="dxa"/>
-              <w:right w:w="180" w:type="dxa"/>
-            </w:tcMar>
-            <w:vAlign w:val="center"/>
-            <w:hideMark/>
-          </w:tcPr>
-          <w:p>
-            <w:r>
-              <w:t>Giao tiếp VSPI (Tốc độ cao)</w:t>
-            </w:r>
-          </w:p>
-        </w:tc>
-      </w:tr>
-      <w:tr>
-        <w:trPr>
-          <w:tblCellSpacing w:w="15" w:type="dxa"/>
-        </w:trPr>
-        <w:tc>
-          <w:tcPr>
-            <w:tcW w:w="0" w:type="auto"/>
-            <w:tcBorders>
-              <w:top w:val="single" w:sz="6" w:space="0" w:color="auto"/>
-              <w:left w:val="single" w:sz="6" w:space="0" w:color="auto"/>
-              <w:bottom w:val="single" w:sz="6" w:space="0" w:color="auto"/>
-              <w:right w:val="single" w:sz="6" w:space="0" w:color="auto"/>
-            </w:tcBorders>
-            <w:tcMar>
-              <w:top w:w="120" w:type="dxa"/>
-              <w:left w:w="180" w:type="dxa"/>
-              <w:bottom w:w="120" w:type="dxa"/>
-              <w:right w:w="180" w:type="dxa"/>
-            </w:tcMar>
-            <w:vAlign w:val="center"/>
-            <w:hideMark/>
-          </w:tcPr>
-          <w:p>
-            <w:r>
-              <w:rPr>
-                <w:b/>
-                <w:bCs/>
-              </w:rPr>
-              <w:t>Line (5 mắt)</w:t>
-            </w:r>
-          </w:p>
-        </w:tc>
-        <w:tc>
-          <w:tcPr>
-            <w:tcW w:w="0" w:type="auto"/>
-            <w:tcBorders>
-              <w:top w:val="single" w:sz="6" w:space="0" w:color="auto"/>
-              <w:left w:val="single" w:sz="6" w:space="0" w:color="auto"/>
-              <w:bottom w:val="single" w:sz="6" w:space="0" w:color="auto"/>
-              <w:right w:val="single" w:sz="6" w:space="0" w:color="auto"/>
-            </w:tcBorders>
-            <w:tcMar>
-              <w:top w:w="120" w:type="dxa"/>
-              <w:left w:w="180" w:type="dxa"/>
-              <w:bottom w:w="120" w:type="dxa"/>
-              <w:right w:w="180" w:type="dxa"/>
-            </w:tcMar>
-            <w:vAlign w:val="center"/>
-            <w:hideMark/>
-          </w:tcPr>
-          <w:p>
-            <w:r>
-              <w:t>34, 35, 36 (VP), 39 (VN), 32</w:t>
-            </w:r>
-          </w:p>
-        </w:tc>
-        <w:tc>
-          <w:tcPr>
-            <w:tcW w:w="0" w:type="auto"/>
-            <w:tcBorders>
-              <w:top w:val="single" w:sz="6" w:space="0" w:color="auto"/>
-              <w:left w:val="single" w:sz="6" w:space="0" w:color="auto"/>
-              <w:bottom w:val="single" w:sz="6" w:space="0" w:color="auto"/>
-              <w:right w:val="single" w:sz="6" w:space="0" w:color="auto"/>
-            </w:tcBorders>
-            <w:tcMar>
-              <w:top w:w="120" w:type="dxa"/>
-              <w:left w:w="180" w:type="dxa"/>
-              <w:bottom w:w="120" w:type="dxa"/>
-              <w:right w:w="180" w:type="dxa"/>
-            </w:tcMar>
-            <w:vAlign w:val="center"/>
-            <w:hideMark/>
-          </w:tcPr>
-          <w:p>
-            <w:r>
-              <w:t>Digital Input (Ưu tiên chân Input-Only)</w:t>
-            </w:r>
-          </w:p>
-        </w:tc>
-      </w:tr>
-      <w:tr>
-        <w:trPr>
-          <w:tblCellSpacing w:w="15" w:type="dxa"/>
-        </w:trPr>
-        <w:tc>
-          <w:tcPr>
-            <w:tcW w:w="0" w:type="auto"/>
-            <w:tcBorders>
-              <w:top w:val="single" w:sz="6" w:space="0" w:color="auto"/>
-              <w:left w:val="single" w:sz="6" w:space="0" w:color="auto"/>
-              <w:bottom w:val="single" w:sz="6" w:space="0" w:color="auto"/>
-              <w:right w:val="single" w:sz="6" w:space="0" w:color="auto"/>
-            </w:tcBorders>
-            <w:tcMar>
-              <w:top w:w="120" w:type="dxa"/>
-              <w:left w:w="180" w:type="dxa"/>
-              <w:bottom w:w="120" w:type="dxa"/>
-              <w:right w:w="180" w:type="dxa"/>
-            </w:tcMar>
-            <w:vAlign w:val="center"/>
-            <w:hideMark/>
-          </w:tcPr>
-          <w:p>
-            <w:r>
-              <w:rPr>
-                <w:b/>
-                <w:bCs/>
-              </w:rPr>
-              <w:t>L298N #1 (Trái)</w:t>
-            </w:r>
-          </w:p>
-        </w:tc>
-        <w:tc>
-          <w:tcPr>
-            <w:tcW w:w="0" w:type="auto"/>
-            <w:tcBorders>
-              <w:top w:val="single" w:sz="6" w:space="0" w:color="auto"/>
-              <w:left w:val="single" w:sz="6" w:space="0" w:color="auto"/>
-              <w:bottom w:val="single" w:sz="6" w:space="0" w:color="auto"/>
-              <w:right w:val="single" w:sz="6" w:space="0" w:color="auto"/>
-            </w:tcBorders>
-            <w:tcMar>
-              <w:top w:w="120" w:type="dxa"/>
-              <w:left w:w="180" w:type="dxa"/>
-              <w:bottom w:w="120" w:type="dxa"/>
-              <w:right w:w="180" w:type="dxa"/>
-            </w:tcMar>
-            <w:vAlign w:val="center"/>
-            <w:hideMark/>
-          </w:tcPr>
-          <w:p>
-            <w:r>
-              <w:t xml:space="preserve">ENA: 13, IN1: 12, IN2: 14 </w:t>
-            </w:r>
-          </w:p>
-          <w:p>
-            <w:r>
-              <w:br/>
-            </w:r>
-          </w:p>
-          <w:p>
-            <w:r>
-              <w:t>IN3: 27, IN4: 26, ENB: 25</w:t>
-            </w:r>
-          </w:p>
-        </w:tc>
-        <w:tc>
-          <w:tcPr>
-            <w:tcW w:w="0" w:type="auto"/>
-            <w:tcBorders>
-              <w:top w:val="single" w:sz="6" w:space="0" w:color="auto"/>
-              <w:left w:val="single" w:sz="6" w:space="0" w:color="auto"/>
-              <w:bottom w:val="single" w:sz="6" w:space="0" w:color="auto"/>
-              <w:right w:val="single" w:sz="6" w:space="0" w:color="auto"/>
-            </w:tcBorders>
-            <w:tcMar>
-              <w:top w:w="120" w:type="dxa"/>
-              <w:left w:w="180" w:type="dxa"/>
-              <w:bottom w:w="120" w:type="dxa"/>
-              <w:right w:w="180" w:type="dxa"/>
-            </w:tcMar>
-            <w:vAlign w:val="center"/>
-            <w:hideMark/>
-          </w:tcPr>
-          <w:p>
-            <w:r>
-              <w:t xml:space="preserve">Bánh Trước Trái (FL) &amp; Sau Trái (BL) </w:t>
-            </w:r>
-          </w:p>
-          <w:p>
-            <w:r>
-              <w:br/>
-            </w:r>
-          </w:p>
-          <w:p>
-            <w:r>
-              <w:rPr>
-                <w:i/>
-                <w:iCs/>
-              </w:rPr>
-              <w:t>(Điều khiển độc lập chiều &amp; tốc độ)</w:t>
-            </w:r>
-          </w:p>
-        </w:tc>
-      </w:tr>
-      <w:tr>
-        <w:trPr>
-          <w:tblCellSpacing w:w="15" w:type="dxa"/>
-        </w:trPr>
-        <w:tc>
-          <w:tcPr>
-            <w:tcW w:w="0" w:type="auto"/>
-            <w:tcBorders>
-              <w:top w:val="single" w:sz="6" w:space="0" w:color="auto"/>
-              <w:left w:val="single" w:sz="6" w:space="0" w:color="auto"/>
-              <w:bottom w:val="single" w:sz="6" w:space="0" w:color="auto"/>
-              <w:right w:val="single" w:sz="6" w:space="0" w:color="auto"/>
-            </w:tcBorders>
-            <w:tcMar>
-              <w:top w:w="120" w:type="dxa"/>
-              <w:left w:w="180" w:type="dxa"/>
-              <w:bottom w:w="120" w:type="dxa"/>
-              <w:right w:w="180" w:type="dxa"/>
-            </w:tcMar>
-            <w:vAlign w:val="center"/>
-            <w:hideMark/>
-          </w:tcPr>
-          <w:p>
-            <w:r>
-              <w:rPr>
-                <w:b/>
-                <w:bCs/>
-              </w:rPr>
-              <w:t>L298N #2 (Phải)</w:t>
-            </w:r>
-          </w:p>
-        </w:tc>
-        <w:tc>
-          <w:tcPr>
-            <w:tcW w:w="0" w:type="auto"/>
-            <w:tcBorders>
-              <w:top w:val="single" w:sz="6" w:space="0" w:color="auto"/>
-              <w:left w:val="single" w:sz="6" w:space="0" w:color="auto"/>
-              <w:bottom w:val="single" w:sz="6" w:space="0" w:color="auto"/>
-              <w:right w:val="single" w:sz="6" w:space="0" w:color="auto"/>
-            </w:tcBorders>
-            <w:tcMar>
-              <w:top w:w="120" w:type="dxa"/>
-              <w:left w:w="180" w:type="dxa"/>
-              <w:bottom w:w="120" w:type="dxa"/>
-              <w:right w:w="180" w:type="dxa"/>
-            </w:tcMar>
-            <w:vAlign w:val="center"/>
-            <w:hideMark/>
-          </w:tcPr>
-          <w:p>
-            <w:r>
-              <w:t xml:space="preserve">ENA: 33, IN1: 4, IN2: 16 </w:t>
-            </w:r>
-          </w:p>
-          <w:p>
-            <w:r>
-              <w:br/>
-            </w:r>
-          </w:p>
-          <w:p>
-            <w:r>
-              <w:t>IN3: 17, IN4: 22, ENB: 21</w:t>
-            </w:r>
-          </w:p>
-        </w:tc>
-        <w:tc>
-          <w:tcPr>
-            <w:tcW w:w="0" w:type="auto"/>
-            <w:tcBorders>
-              <w:top w:val="single" w:sz="6" w:space="0" w:color="auto"/>
-              <w:left w:val="single" w:sz="6" w:space="0" w:color="auto"/>
-              <w:bottom w:val="single" w:sz="6" w:space="0" w:color="auto"/>
-              <w:right w:val="single" w:sz="6" w:space="0" w:color="auto"/>
-            </w:tcBorders>
-            <w:tcMar>
-              <w:top w:w="120" w:type="dxa"/>
-              <w:left w:w="180" w:type="dxa"/>
-              <w:bottom w:w="120" w:type="dxa"/>
-              <w:right w:w="180" w:type="dxa"/>
-            </w:tcMar>
-            <w:vAlign w:val="center"/>
-            <w:hideMark/>
-          </w:tcPr>
-          <w:p>
-            <w:r>
-              <w:t xml:space="preserve">Bánh Trước Phải (FR) &amp; Sau Phải (BR) </w:t>
-            </w:r>
-          </w:p>
-          <w:p>
-            <w:r>
-              <w:br/>
-            </w:r>
-          </w:p>
-          <w:p>
-            <w:r>
-              <w:rPr>
-                <w:i/>
-                <w:iCs/>
-              </w:rPr>
-              <w:t>(Tránh các chân Boot 0, 2, 15)</w:t>
-            </w:r>
-          </w:p>
-        </w:tc>
-      </w:tr>
-    </w:tbl>
-    <w:p/>
-    <w:p>
-      <w:r>
-        <w:t>III. CÁC CHẾ ĐỘ VẬN HÀNH CHI TIẾT</w:t>
-      </w:r>
-    </w:p>
-    <w:p>
-      <w:r>
-        <w:t>CHẾ ĐỘ 1: TỰ HÀNH GIAO HÀNG (Autonomous Mode)</w:t>
-      </w:r>
-    </w:p>
-    <w:p>
-      <w:r>
-        <w:t>vạch line phải luôn luôn ở giữa xe</w:t>
-      </w:r>
-    </w:p>
-    <w:p>
-      <w:r>
-        <w:t>Đây là chế độ làm việc cốt lõi của robot dựa trên lộ trình JSON từ Web.</w:t>
-      </w:r>
-    </w:p>
-    <w:p/>
-    <w:p>
-      <w:r>
-        <w:t>Quản lý phần cứng:</w:t>
-      </w:r>
-    </w:p>
-    <w:p/>
-    <w:p>
-      <w:r>
-        <w:t>TẮT: Siêu âm 2 bên, Camera HuskyLens, Servo Y (Nghỉ ngơi để tiết kiệm CPU).</w:t>
-      </w:r>
-    </w:p>
-    <w:p/>
-    <w:p>
-      <w:r>
-        <w:t>BẬT: Dò Line 5 mắt (Nano xử lý), Thẻ từ PN532 (ESP32 xử lý), ToF (Né vật cản).</w:t>
-      </w:r>
-    </w:p>
-    <w:p/>
-    <w:p>
-      <w:r>
-        <w:t>Kịch bản 1 chuyến đi:</w:t>
-      </w:r>
-    </w:p>
-    <w:p/>
-    <w:p>
-      <w:r>
-        <w:t>Chờ lệnh: Đỗ tại trạm MED, OLED hiện IDLE.</w:t>
-      </w:r>
-    </w:p>
-    <w:p/>
-    <w:p>
-      <w:r>
-        <w:t>Nhận lệnh: Web gửi JSON (ví dụ đi R1M1), OLED đổi sang tên bệnh nhân.</w:t>
-      </w:r>
-    </w:p>
-    <w:p/>
-    <w:p>
-      <w:r>
-        <w:t>Xuất phát: Y tá bỏ đồ lên xe -&gt; Bấm SW 1 lần + Quét trúng thẻ MED -&gt; Xe khởi hành (ST_OUTBOUND).</w:t>
-      </w:r>
-    </w:p>
-    <w:p/>
-    <w:p>
-      <w:r>
-        <w:t>Di chuyển</w:t>
-      </w:r>
-      <w:r>
-        <w:t xml:space="preserve">: </w:t>
-      </w:r>
-      <w:r>
-        <w:t>Slave đọc UID rồi gửi qua ESP-Now cho Master. Master sẽ đối chiếu với JSON để ra lệnh "Rẽ trái/phải" cho Slave.</w:t>
-      </w:r>
-      <w:r>
-        <w:t xml:space="preserve"> </w:t>
-      </w:r>
-      <w:r>
-        <w:t>ESP32 lo đọc thẻ RFID dưới sàn để rẽ tại ngã tư và báo cáo tiến độ lên Web. ToF quét vật cản, nếu có người cản sẽ phanh gấp và kêu còi.</w:t>
-      </w:r>
-    </w:p>
-    <w:p/>
-    <w:p>
-      <w:r>
-        <w:t xml:space="preserve">Tới đích: Cán thẻ R1M1 -&gt; Phanh lại -&gt; Thân xe tự xoay 180 </w:t>
-      </w:r>
-      <w:r>
-        <w:t xml:space="preserve">độ, </w:t>
-      </w:r>
-      <w:r>
-        <w:t>sau khi xoay 180 độ tại điểm đích, cảm biến Line (5 mắt) cần có một khoảng trễ (delay) hoặc thuật toán kiểm tra để đảm bảo nó đã "bám" lại đúng vạch trước khi chạy ST_BACK.</w:t>
-      </w:r>
-      <w:r>
-        <w:t xml:space="preserve"> (chuẩn bị tư thế về) -&gt; OLED báo WAIT AT DEST, còi kêu.</w:t>
-      </w:r>
-    </w:p>
-    <w:p/>
-    <w:p>
-      <w:r>
-        <w:t>Trở về: Bác sĩ nhận đồ xong -&gt; Bấm SW 1 lần -&gt; Xe chuyển trạng thái ST_BACK, tự chạy bám line về lại trạm MED.</w:t>
-      </w:r>
-    </w:p>
-    <w:p/>
-    <w:p>
-      <w:r>
-        <w:t>Kết thúc: Về đến MED -&gt; Cán thẻ -&gt; Xoay 180 độ hướng mặt ra ngoài -&gt; Xóa lộ trình -&gt; Về lại IDLE.</w:t>
-      </w:r>
-    </w:p>
-    <w:p/>
-    <w:p>
-      <w:r>
-        <w:t>CHẾ ĐỘ 2: BÁM ĐUÔI THÔNG MINH (Follow Person Mode)</w:t>
-      </w:r>
-    </w:p>
-    <w:p>
-      <w:r>
-        <w:t>Kích hoạt bằng cách Bấm đúp SW khi đang rảnh. Robot bám theo bác sĩ để chuyển đồ lưu động.</w:t>
-      </w:r>
-    </w:p>
-    <w:p/>
-    <w:p>
-      <w:r>
-        <w:lastRenderedPageBreak/>
-        <w:t>Quản lý phần cứng:</w:t>
-      </w:r>
-    </w:p>
-    <w:p/>
-    <w:p>
-      <w:r>
-        <w:t>TẮT: Dò Line 5 mắt, Thẻ từ PN532.</w:t>
-      </w:r>
-    </w:p>
-    <w:p/>
-    <w:p>
-      <w:r>
-        <w:t>BẬT: Camera HuskyLens, Servo Y (Tilt), 2 Cảm biến Siêu âm, ToF.</w:t>
-      </w:r>
-    </w:p>
-    <w:p/>
-    <w:p>
-      <w:r>
-        <w:t>Cách thức vận hành:</w:t>
-      </w:r>
-      <w:r>
-        <w:br/>
-        <w:t xml:space="preserve">nếu bị lệch tâm so với camera thì sử dụng trượt. chỉ khi servo X quay tìm được người ở hướng nào thì xe sẽ quay về hướng đó, </w:t>
-      </w:r>
-      <w:r>
-        <w:t xml:space="preserve">camera vẫn phải chỉ thẳng vào mục tiêu, và xoay thân xe cho đến khi về góc mặc định 90 độ. </w:t>
-      </w:r>
-    </w:p>
-    <w:p>
-      <w:r>
-        <w:t>ở trạng thái bình thường nếu thấy mục tiêu thì sẽ khóa cứng góc 90 độ để đi theo. Chỉ khi mất dấu thì mới mở khóa servo X</w:t>
-      </w:r>
-    </w:p>
-    <w:p>
-      <w:r>
-        <w:t>Bám sát (Tracking): HuskyLens khóa AprilTag/Hình dáng người. Servo Y liên tục gập lên/xuống giữ người ở tâm dọc. ESP32 gửi tọa độ X cho Nano để 4 bánh Mecanum trượt ngang và tiến lùi giữ người ở tâm ngang. ToF đo khoảng cách để xe tự động lùi lại nếu người đi giật lùi.</w:t>
-      </w:r>
-    </w:p>
-    <w:p/>
-    <w:p>
-      <w:r>
-        <w:t xml:space="preserve">Mất dấu &amp; Tìm kiếm: Áp dụng thuật toán "Nhớ trạng thái tường" (đã mô tả ở Phần I). Khi cần quay camera, 4 bánh Mecanum sẽ tự động xoay toàn bộ thân </w:t>
-      </w:r>
-      <w:r>
-        <w:t>xe</w:t>
-      </w:r>
-    </w:p>
-    <w:p/>
-    <w:p>
-      <w:r>
-        <w:t>Tái đồng bộ: Ngay khi xoay xe mà Camera quét thấy mục tiêu, xe dừng xoay, khóa mục tiêu và tiếp tục bám theo quỹ đạo của người.</w:t>
-      </w:r>
-    </w:p>
-    <w:p/>
-    <w:p>
-      <w:r>
-        <w:t>CHẾ ĐỘ 3: PHỤC HỒI &amp; QUAY VỀ (Recovery Mode)</w:t>
-      </w:r>
-    </w:p>
-    <w:p>
-      <w:r>
-        <w:t>Khi đang đi theo bác sĩ ở nơi không có vạch kẻ đường, bác sĩ Bấm đúp SW lần nữa để trả xe về chế độ Tự hành. Robot sẽ thực hiện quy trình 3 bước khép kín:</w:t>
-      </w:r>
-    </w:p>
-    <w:p/>
-    <w:p>
-      <w:r>
-        <w:t>Bước 1: Visual Docking (Tìm Line bằng mắt AI)</w:t>
-      </w:r>
-    </w:p>
-    <w:p/>
-    <w:p>
-      <w:r>
-        <w:t>HuskyLens đổi thuật toán sang nhận diện đường Line (ALGORITHM_LINE_TRACKING).</w:t>
-      </w:r>
-    </w:p>
-    <w:p/>
-    <w:p>
-      <w:r>
-        <w:t>Servo Y tự động gập xuống 45 độ hướng sát xuống mặt sàn.</w:t>
-      </w:r>
-    </w:p>
-    <w:p/>
-    <w:p>
-      <w:r>
-        <w:t>ESP32 dùng dữ liệu góc nghiêng từ camera để điều khiển bánh Mecanum trượt ngang, xoay nhẹ, đưa xe tiến lại gần vạch đen.</w:t>
-      </w:r>
-    </w:p>
-    <w:p/>
-    <w:p>
-      <w:r>
-        <w:t>Nó sẽ điều khiển cho đến khi mảng 5 mắt dò Line dưới bụng xe (do Nano quản lý) đọc được tín hiệu vạch đen và xe nằm thẳng chính giữa vạch.</w:t>
-      </w:r>
-    </w:p>
-    <w:p/>
-    <w:p>
-      <w:r>
-        <w:t>Bước 2: Blind Run (Chạy mù tìm mốc)</w:t>
-      </w:r>
-    </w:p>
-    <w:p/>
-    <w:p>
-      <w:r>
-        <w:t>Khi xe đã khớp chuẩn vào Line: Servo Y ngóc thẳng lên nghỉ ngơi.</w:t>
-      </w:r>
-    </w:p>
-    <w:p/>
-    <w:p>
-      <w:r>
-        <w:t>ESP32 TẮT Camera HuskyLens và 2 Siêu âm. BẬT mạch quét thẻ PN532.</w:t>
-      </w:r>
-    </w:p>
-    <w:p>
-      <w:r>
-        <w:t>Khi HuskyLens (Master) thấy Line và điều khiển xe trượt ngang để khớp Line, Master cần gửi một tín hiệu "Sync" cho Slave để Slave biết khi nào 5 mắt hồng ngoại đã chạm vạch và chuyển sang chế độ PID Line truyền thống.</w:t>
-      </w:r>
-    </w:p>
-    <w:p>
-      <w:r>
-        <w:t>Bước 3: Call Home (Xin đường về)</w:t>
-      </w:r>
-    </w:p>
-    <w:p/>
-    <w:p>
-      <w:r>
-        <w:t>Xe cứ chạy bám line cho đến khi cán qua</w:t>
-      </w:r>
-      <w:r>
-        <w:t xml:space="preserve"> 2</w:t>
-      </w:r>
-      <w:r>
-        <w:t xml:space="preserve"> thẻ Checkpoint RFID </w:t>
-      </w:r>
-      <w:r>
-        <w:t xml:space="preserve">được lưu tạm thời, sau khi xác định được hướng đi thì dựa vào hướng đi để web cho lệnh quay 180 độ hay không </w:t>
-      </w:r>
-    </w:p>
-    <w:p/>
-    <w:p>
-      <w:r>
-        <w:t>Hàm RFID quét được J4 -&gt; Lập tức phanh xe lại.</w:t>
-      </w:r>
-    </w:p>
-    <w:p/>
-    <w:p>
-      <w:r>
-        <w:t>ESP32 gửi vị trí J4 lên Web qua MQTT: "Tôi đang ở J4, xin đường về MED".</w:t>
-      </w:r>
-    </w:p>
-    <w:p/>
-    <w:p>
-      <w:r>
-        <w:t>Web tính toán lại lộ trình từ J4 về MED rồi bắn xuống xe.</w:t>
-      </w:r>
-    </w:p>
-    <w:p/>
-    <w:p>
-      <w:r>
-        <w:t>Robot nhận JSON, xóa lộ trình cũ, nạp lộ trình mới và chính thức vào chế độ ST_BACK (thuộc Chế độ 1) để rẽ đúng hướng và chạy thẳng về .</w:t>
-      </w:r>
-      <w:r>
-        <w:br/>
-      </w:r>
-    </w:p>
-    <w:tbl>
-      <w:tblPr>
-        <w:tblW w:w="0" w:type="auto"/>
-        <w:tblCellSpacing w:w="15" w:type="dxa"/>
-        <w:tblCellMar>
-          <w:left w:w="0" w:type="dxa"/>
-          <w:right w:w="0" w:type="dxa"/>
-        </w:tblCellMar>
-        <w:tblLook w:val="04A0" w:firstRow="1" w:lastRow="0" w:firstColumn="1" w:lastColumn="0" w:noHBand="0" w:noVBand="1"/>
-      </w:tblPr>
-      <w:tblGrid>
-        <w:gridCol w:w="2262"/>
-        <w:gridCol w:w="2341"/>
-        <w:gridCol w:w="3449"/>
-      </w:tblGrid>
-      <w:tr>
-        <w:trPr>
-          <w:tblHeader/>
-          <w:tblCellSpacing w:w="15" w:type="dxa"/>
-        </w:trPr>
-        <w:tc>
-          <w:tcPr>
-            <w:tcW w:w="0" w:type="auto"/>
-            <w:tcBorders>
-              <w:top w:val="single" w:sz="6" w:space="0" w:color="auto"/>
-              <w:left w:val="single" w:sz="6" w:space="0" w:color="auto"/>
-              <w:bottom w:val="single" w:sz="6" w:space="0" w:color="auto"/>
-              <w:right w:val="single" w:sz="6" w:space="0" w:color="auto"/>
-            </w:tcBorders>
-            <w:tcMar>
-              <w:top w:w="120" w:type="dxa"/>
-              <w:left w:w="180" w:type="dxa"/>
-              <w:bottom w:w="120" w:type="dxa"/>
-              <w:right w:w="180" w:type="dxa"/>
-            </w:tcMar>
-            <w:vAlign w:val="center"/>
-            <w:hideMark/>
-          </w:tcPr>
-          <w:p>
-            <w:r>
-              <w:rPr>
-                <w:b/>
-                <w:bCs/>
-              </w:rPr>
-              <w:lastRenderedPageBreak/>
-              <w:t>Trạng thái</w:t>
-            </w:r>
-          </w:p>
-        </w:tc>
-        <w:tc>
-          <w:tcPr>
-            <w:tcW w:w="0" w:type="auto"/>
-            <w:tcBorders>
-              <w:top w:val="single" w:sz="6" w:space="0" w:color="auto"/>
-              <w:left w:val="single" w:sz="6" w:space="0" w:color="auto"/>
-              <w:bottom w:val="single" w:sz="6" w:space="0" w:color="auto"/>
-              <w:right w:val="single" w:sz="6" w:space="0" w:color="auto"/>
-            </w:tcBorders>
-            <w:tcMar>
-              <w:top w:w="120" w:type="dxa"/>
-              <w:left w:w="180" w:type="dxa"/>
-              <w:bottom w:w="120" w:type="dxa"/>
-              <w:right w:w="180" w:type="dxa"/>
-            </w:tcMar>
-            <w:vAlign w:val="center"/>
-            <w:hideMark/>
-          </w:tcPr>
-          <w:p>
-            <w:r>
-              <w:rPr>
-                <w:b/>
-                <w:bCs/>
-              </w:rPr>
-              <w:t>Nội dung Header</w:t>
-            </w:r>
-          </w:p>
-        </w:tc>
-        <w:tc>
-          <w:tcPr>
-            <w:tcW w:w="0" w:type="auto"/>
-            <w:tcBorders>
-              <w:top w:val="single" w:sz="6" w:space="0" w:color="auto"/>
-              <w:left w:val="single" w:sz="6" w:space="0" w:color="auto"/>
-              <w:bottom w:val="single" w:sz="6" w:space="0" w:color="auto"/>
-              <w:right w:val="single" w:sz="6" w:space="0" w:color="auto"/>
-            </w:tcBorders>
-            <w:tcMar>
-              <w:top w:w="120" w:type="dxa"/>
-              <w:left w:w="180" w:type="dxa"/>
-              <w:bottom w:w="120" w:type="dxa"/>
-              <w:right w:w="180" w:type="dxa"/>
-            </w:tcMar>
-            <w:vAlign w:val="center"/>
-            <w:hideMark/>
-          </w:tcPr>
-          <w:p>
-            <w:r>
-              <w:rPr>
-                <w:b/>
-                <w:bCs/>
-              </w:rPr>
-              <w:t>Nội dung Body (Dòng 2, 3)</w:t>
-            </w:r>
-          </w:p>
-        </w:tc>
-      </w:tr>
-      <w:tr>
-        <w:trPr>
-          <w:tblCellSpacing w:w="15" w:type="dxa"/>
-        </w:trPr>
-        <w:tc>
-          <w:tcPr>
-            <w:tcW w:w="0" w:type="auto"/>
-            <w:tcBorders>
-              <w:top w:val="single" w:sz="6" w:space="0" w:color="auto"/>
-              <w:left w:val="single" w:sz="6" w:space="0" w:color="auto"/>
-              <w:bottom w:val="single" w:sz="6" w:space="0" w:color="auto"/>
-              <w:right w:val="single" w:sz="6" w:space="0" w:color="auto"/>
-            </w:tcBorders>
-            <w:tcMar>
-              <w:top w:w="120" w:type="dxa"/>
-              <w:left w:w="180" w:type="dxa"/>
-              <w:bottom w:w="120" w:type="dxa"/>
-              <w:right w:w="180" w:type="dxa"/>
-            </w:tcMar>
-            <w:vAlign w:val="center"/>
-            <w:hideMark/>
-          </w:tcPr>
-          <w:p>
-            <w:r>
-              <w:rPr>
-                <w:b/>
-                <w:bCs/>
-              </w:rPr>
-              <w:t>IDLE</w:t>
-            </w:r>
-          </w:p>
-        </w:tc>
-        <w:tc>
-          <w:tcPr>
-            <w:tcW w:w="0" w:type="auto"/>
-            <w:tcBorders>
-              <w:top w:val="single" w:sz="6" w:space="0" w:color="auto"/>
-              <w:left w:val="single" w:sz="6" w:space="0" w:color="auto"/>
-              <w:bottom w:val="single" w:sz="6" w:space="0" w:color="auto"/>
-              <w:right w:val="single" w:sz="6" w:space="0" w:color="auto"/>
-            </w:tcBorders>
-            <w:tcMar>
-              <w:top w:w="120" w:type="dxa"/>
-              <w:left w:w="180" w:type="dxa"/>
-              <w:bottom w:w="120" w:type="dxa"/>
-              <w:right w:w="180" w:type="dxa"/>
-            </w:tcMar>
-            <w:vAlign w:val="center"/>
-            <w:hideMark/>
-          </w:tcPr>
-          <w:p>
-            <w:r>
-              <w:t>--- STANDBY ---</w:t>
-            </w:r>
-          </w:p>
-        </w:tc>
-        <w:tc>
-          <w:tcPr>
-            <w:tcW w:w="0" w:type="auto"/>
-            <w:tcBorders>
-              <w:top w:val="single" w:sz="6" w:space="0" w:color="auto"/>
-              <w:left w:val="single" w:sz="6" w:space="0" w:color="auto"/>
-              <w:bottom w:val="single" w:sz="6" w:space="0" w:color="auto"/>
-              <w:right w:val="single" w:sz="6" w:space="0" w:color="auto"/>
-            </w:tcBorders>
-            <w:tcMar>
-              <w:top w:w="120" w:type="dxa"/>
-              <w:left w:w="180" w:type="dxa"/>
-              <w:bottom w:w="120" w:type="dxa"/>
-              <w:right w:w="180" w:type="dxa"/>
-            </w:tcMar>
-            <w:vAlign w:val="center"/>
-            <w:hideMark/>
-          </w:tcPr>
-          <w:p>
-            <w:r>
-              <w:t>Waiting for Order...</w:t>
-            </w:r>
-          </w:p>
-        </w:tc>
-      </w:tr>
-      <w:tr>
-        <w:trPr>
-          <w:tblCellSpacing w:w="15" w:type="dxa"/>
-        </w:trPr>
-        <w:tc>
-          <w:tcPr>
-            <w:tcW w:w="0" w:type="auto"/>
-            <w:tcBorders>
-              <w:top w:val="single" w:sz="6" w:space="0" w:color="auto"/>
-              <w:left w:val="single" w:sz="6" w:space="0" w:color="auto"/>
-              <w:bottom w:val="single" w:sz="6" w:space="0" w:color="auto"/>
-              <w:right w:val="single" w:sz="6" w:space="0" w:color="auto"/>
-            </w:tcBorders>
-            <w:tcMar>
-              <w:top w:w="120" w:type="dxa"/>
-              <w:left w:w="180" w:type="dxa"/>
-              <w:bottom w:w="120" w:type="dxa"/>
-              <w:right w:w="180" w:type="dxa"/>
-            </w:tcMar>
-            <w:vAlign w:val="center"/>
-            <w:hideMark/>
-          </w:tcPr>
-          <w:p>
-            <w:r>
-              <w:rPr>
-                <w:b/>
-                <w:bCs/>
-              </w:rPr>
-              <w:t>ST_OUTBOUND</w:t>
-            </w:r>
-          </w:p>
-        </w:tc>
-        <w:tc>
-          <w:tcPr>
-            <w:tcW w:w="0" w:type="auto"/>
-            <w:tcBorders>
-              <w:top w:val="single" w:sz="6" w:space="0" w:color="auto"/>
-              <w:left w:val="single" w:sz="6" w:space="0" w:color="auto"/>
-              <w:bottom w:val="single" w:sz="6" w:space="0" w:color="auto"/>
-              <w:right w:val="single" w:sz="6" w:space="0" w:color="auto"/>
-            </w:tcBorders>
-            <w:tcMar>
-              <w:top w:w="120" w:type="dxa"/>
-              <w:left w:w="180" w:type="dxa"/>
-              <w:bottom w:w="120" w:type="dxa"/>
-              <w:right w:w="180" w:type="dxa"/>
-            </w:tcMar>
-            <w:vAlign w:val="center"/>
-            <w:hideMark/>
-          </w:tcPr>
-          <w:p>
-            <w:r>
-              <w:t>DELIVERING...</w:t>
-            </w:r>
-          </w:p>
-        </w:tc>
-        <w:tc>
-          <w:tcPr>
-            <w:tcW w:w="0" w:type="auto"/>
-            <w:tcBorders>
-              <w:top w:val="single" w:sz="6" w:space="0" w:color="auto"/>
-              <w:left w:val="single" w:sz="6" w:space="0" w:color="auto"/>
-              <w:bottom w:val="single" w:sz="6" w:space="0" w:color="auto"/>
-              <w:right w:val="single" w:sz="6" w:space="0" w:color="auto"/>
-            </w:tcBorders>
-            <w:tcMar>
-              <w:top w:w="120" w:type="dxa"/>
-              <w:left w:w="180" w:type="dxa"/>
-              <w:bottom w:w="120" w:type="dxa"/>
-              <w:right w:w="180" w:type="dxa"/>
-            </w:tcMar>
-            <w:vAlign w:val="center"/>
-            <w:hideMark/>
-          </w:tcPr>
-          <w:p>
-            <w:r>
-              <w:t xml:space="preserve">To: [Patient Name] </w:t>
-            </w:r>
-          </w:p>
-          <w:p>
-            <w:r>
-              <w:br/>
-            </w:r>
-          </w:p>
-          <w:p>
-            <w:r>
-              <w:t>Next: [RFID_ID]</w:t>
-            </w:r>
-          </w:p>
-        </w:tc>
-      </w:tr>
-      <w:tr>
-        <w:trPr>
-          <w:tblCellSpacing w:w="15" w:type="dxa"/>
-        </w:trPr>
-        <w:tc>
-          <w:tcPr>
-            <w:tcW w:w="0" w:type="auto"/>
-            <w:tcBorders>
-              <w:top w:val="single" w:sz="6" w:space="0" w:color="auto"/>
-              <w:left w:val="single" w:sz="6" w:space="0" w:color="auto"/>
-              <w:bottom w:val="single" w:sz="6" w:space="0" w:color="auto"/>
-              <w:right w:val="single" w:sz="6" w:space="0" w:color="auto"/>
-            </w:tcBorders>
-            <w:tcMar>
-              <w:top w:w="120" w:type="dxa"/>
-              <w:left w:w="180" w:type="dxa"/>
-              <w:bottom w:w="120" w:type="dxa"/>
-              <w:right w:w="180" w:type="dxa"/>
-            </w:tcMar>
-            <w:vAlign w:val="center"/>
-            <w:hideMark/>
-          </w:tcPr>
-          <w:p>
-            <w:r>
-              <w:rPr>
-                <w:b/>
-                <w:bCs/>
-              </w:rPr>
-              <w:t>OBSTACLE</w:t>
-            </w:r>
-          </w:p>
-        </w:tc>
-        <w:tc>
-          <w:tcPr>
-            <w:tcW w:w="0" w:type="auto"/>
-            <w:tcBorders>
-              <w:top w:val="single" w:sz="6" w:space="0" w:color="auto"/>
-              <w:left w:val="single" w:sz="6" w:space="0" w:color="auto"/>
-              <w:bottom w:val="single" w:sz="6" w:space="0" w:color="auto"/>
-              <w:right w:val="single" w:sz="6" w:space="0" w:color="auto"/>
-            </w:tcBorders>
-            <w:tcMar>
-              <w:top w:w="120" w:type="dxa"/>
-              <w:left w:w="180" w:type="dxa"/>
-              <w:bottom w:w="120" w:type="dxa"/>
-              <w:right w:w="180" w:type="dxa"/>
-            </w:tcMar>
-            <w:vAlign w:val="center"/>
-            <w:hideMark/>
-          </w:tcPr>
-          <w:p>
-            <w:r>
-              <w:t>!! WARNING !!</w:t>
-            </w:r>
-          </w:p>
-        </w:tc>
-        <w:tc>
-          <w:tcPr>
-            <w:tcW w:w="0" w:type="auto"/>
-            <w:tcBorders>
-              <w:top w:val="single" w:sz="6" w:space="0" w:color="auto"/>
-              <w:left w:val="single" w:sz="6" w:space="0" w:color="auto"/>
-              <w:bottom w:val="single" w:sz="6" w:space="0" w:color="auto"/>
-              <w:right w:val="single" w:sz="6" w:space="0" w:color="auto"/>
-            </w:tcBorders>
-            <w:tcMar>
-              <w:top w:w="120" w:type="dxa"/>
-              <w:left w:w="180" w:type="dxa"/>
-              <w:bottom w:w="120" w:type="dxa"/>
-              <w:right w:w="180" w:type="dxa"/>
-            </w:tcMar>
-            <w:vAlign w:val="center"/>
-            <w:hideMark/>
-          </w:tcPr>
-          <w:p>
-            <w:r>
-              <w:t xml:space="preserve">Object Detected! </w:t>
-            </w:r>
-          </w:p>
-          <w:p>
-            <w:r>
-              <w:br/>
-            </w:r>
-          </w:p>
-          <w:p>
-            <w:r>
-              <w:t>Braking...</w:t>
-            </w:r>
-          </w:p>
-        </w:tc>
-      </w:tr>
-      <w:tr>
-        <w:trPr>
-          <w:tblCellSpacing w:w="15" w:type="dxa"/>
-        </w:trPr>
-        <w:tc>
-          <w:tcPr>
-            <w:tcW w:w="0" w:type="auto"/>
-            <w:tcBorders>
-              <w:top w:val="single" w:sz="6" w:space="0" w:color="auto"/>
-              <w:left w:val="single" w:sz="6" w:space="0" w:color="auto"/>
-              <w:bottom w:val="single" w:sz="6" w:space="0" w:color="auto"/>
-              <w:right w:val="single" w:sz="6" w:space="0" w:color="auto"/>
-            </w:tcBorders>
-            <w:tcMar>
-              <w:top w:w="120" w:type="dxa"/>
-              <w:left w:w="180" w:type="dxa"/>
-              <w:bottom w:w="120" w:type="dxa"/>
-              <w:right w:w="180" w:type="dxa"/>
-            </w:tcMar>
-            <w:vAlign w:val="center"/>
-            <w:hideMark/>
-          </w:tcPr>
-          <w:p>
-            <w:r>
-              <w:rPr>
-                <w:b/>
-                <w:bCs/>
-              </w:rPr>
-              <w:t>WAIT AT DEST</w:t>
-            </w:r>
-          </w:p>
-        </w:tc>
-        <w:tc>
-          <w:tcPr>
-            <w:tcW w:w="0" w:type="auto"/>
-            <w:tcBorders>
-              <w:top w:val="single" w:sz="6" w:space="0" w:color="auto"/>
-              <w:left w:val="single" w:sz="6" w:space="0" w:color="auto"/>
-              <w:bottom w:val="single" w:sz="6" w:space="0" w:color="auto"/>
-              <w:right w:val="single" w:sz="6" w:space="0" w:color="auto"/>
-            </w:tcBorders>
-            <w:tcMar>
-              <w:top w:w="120" w:type="dxa"/>
-              <w:left w:w="180" w:type="dxa"/>
-              <w:bottom w:w="120" w:type="dxa"/>
-              <w:right w:w="180" w:type="dxa"/>
-            </w:tcMar>
-            <w:vAlign w:val="center"/>
-            <w:hideMark/>
-          </w:tcPr>
-          <w:p>
-            <w:r>
-              <w:t xml:space="preserve">ARRIVED! </w:t>
-            </w:r>
-          </w:p>
-        </w:tc>
-        <w:tc>
-          <w:tcPr>
-            <w:tcW w:w="0" w:type="auto"/>
-            <w:tcBorders>
-              <w:top w:val="single" w:sz="6" w:space="0" w:color="auto"/>
-              <w:left w:val="single" w:sz="6" w:space="0" w:color="auto"/>
-              <w:bottom w:val="single" w:sz="6" w:space="0" w:color="auto"/>
-              <w:right w:val="single" w:sz="6" w:space="0" w:color="auto"/>
-            </w:tcBorders>
-            <w:tcMar>
-              <w:top w:w="120" w:type="dxa"/>
-              <w:left w:w="180" w:type="dxa"/>
-              <w:bottom w:w="120" w:type="dxa"/>
-              <w:right w:w="180" w:type="dxa"/>
-            </w:tcMar>
-            <w:vAlign w:val="center"/>
-            <w:hideMark/>
-          </w:tcPr>
-          <w:p>
-            <w:r>
-              <w:t xml:space="preserve">Please take items </w:t>
-            </w:r>
-          </w:p>
-          <w:p>
-            <w:r>
-              <w:br/>
-            </w:r>
-          </w:p>
-          <w:p>
-            <w:r>
-              <w:t>Press SW to Return</w:t>
-            </w:r>
-          </w:p>
-        </w:tc>
-      </w:tr>
-      <w:tr>
-        <w:trPr>
-          <w:tblCellSpacing w:w="15" w:type="dxa"/>
-        </w:trPr>
-        <w:tc>
-          <w:tcPr>
-            <w:tcW w:w="0" w:type="auto"/>
-            <w:tcBorders>
-              <w:top w:val="single" w:sz="6" w:space="0" w:color="auto"/>
-              <w:left w:val="single" w:sz="6" w:space="0" w:color="auto"/>
-              <w:bottom w:val="single" w:sz="6" w:space="0" w:color="auto"/>
-              <w:right w:val="single" w:sz="6" w:space="0" w:color="auto"/>
-            </w:tcBorders>
-            <w:tcMar>
-              <w:top w:w="120" w:type="dxa"/>
-              <w:left w:w="180" w:type="dxa"/>
-              <w:bottom w:w="120" w:type="dxa"/>
-              <w:right w:w="180" w:type="dxa"/>
-            </w:tcMar>
-            <w:vAlign w:val="center"/>
-            <w:hideMark/>
-          </w:tcPr>
-          <w:p>
-            <w:r>
-              <w:rPr>
-                <w:b/>
-                <w:bCs/>
-              </w:rPr>
-              <w:t>FOLLOW MODE</w:t>
-            </w:r>
-          </w:p>
-        </w:tc>
-        <w:tc>
-          <w:tcPr>
-            <w:tcW w:w="0" w:type="auto"/>
-            <w:tcBorders>
-              <w:top w:val="single" w:sz="6" w:space="0" w:color="auto"/>
-              <w:left w:val="single" w:sz="6" w:space="0" w:color="auto"/>
-              <w:bottom w:val="single" w:sz="6" w:space="0" w:color="auto"/>
-              <w:right w:val="single" w:sz="6" w:space="0" w:color="auto"/>
-            </w:tcBorders>
-            <w:tcMar>
-              <w:top w:w="120" w:type="dxa"/>
-              <w:left w:w="180" w:type="dxa"/>
-              <w:bottom w:w="120" w:type="dxa"/>
-              <w:right w:w="180" w:type="dxa"/>
-            </w:tcMar>
-            <w:vAlign w:val="center"/>
-            <w:hideMark/>
-          </w:tcPr>
-          <w:p>
-            <w:r>
-              <w:t>FOLLOWING...</w:t>
-            </w:r>
-          </w:p>
-        </w:tc>
-        <w:tc>
-          <w:tcPr>
-            <w:tcW w:w="0" w:type="auto"/>
-            <w:tcBorders>
-              <w:top w:val="single" w:sz="6" w:space="0" w:color="auto"/>
-              <w:left w:val="single" w:sz="6" w:space="0" w:color="auto"/>
-              <w:bottom w:val="single" w:sz="6" w:space="0" w:color="auto"/>
-              <w:right w:val="single" w:sz="6" w:space="0" w:color="auto"/>
-            </w:tcBorders>
-            <w:tcMar>
-              <w:top w:w="120" w:type="dxa"/>
-              <w:left w:w="180" w:type="dxa"/>
-              <w:bottom w:w="120" w:type="dxa"/>
-              <w:right w:w="180" w:type="dxa"/>
-            </w:tcMar>
-            <w:vAlign w:val="center"/>
-            <w:hideMark/>
-          </w:tcPr>
-          <w:p>
-            <w:r>
-              <w:t xml:space="preserve">Target: [Face/Body] </w:t>
-            </w:r>
-          </w:p>
-          <w:p>
-            <w:r>
-              <w:br/>
-            </w:r>
-          </w:p>
-          <w:p>
-            <w:r>
-              <w:t>Dist: [ToF value] cm</w:t>
-            </w:r>
-          </w:p>
-        </w:tc>
-      </w:tr>
-      <w:tr>
-        <w:trPr>
-          <w:tblCellSpacing w:w="15" w:type="dxa"/>
-        </w:trPr>
-        <w:tc>
-          <w:tcPr>
-            <w:tcW w:w="0" w:type="auto"/>
-            <w:tcBorders>
-              <w:top w:val="single" w:sz="6" w:space="0" w:color="auto"/>
-              <w:left w:val="single" w:sz="6" w:space="0" w:color="auto"/>
-              <w:bottom w:val="single" w:sz="6" w:space="0" w:color="auto"/>
-              <w:right w:val="single" w:sz="6" w:space="0" w:color="auto"/>
-            </w:tcBorders>
-            <w:tcMar>
-              <w:top w:w="120" w:type="dxa"/>
-              <w:left w:w="180" w:type="dxa"/>
-              <w:bottom w:w="120" w:type="dxa"/>
-              <w:right w:w="180" w:type="dxa"/>
-            </w:tcMar>
-            <w:vAlign w:val="center"/>
-            <w:hideMark/>
-          </w:tcPr>
-          <w:p>
-            <w:r>
-              <w:rPr>
-                <w:b/>
-                <w:bCs/>
-              </w:rPr>
-              <w:t>RECOVERY</w:t>
-            </w:r>
-          </w:p>
-        </w:tc>
-        <w:tc>
-          <w:tcPr>
-            <w:tcW w:w="0" w:type="auto"/>
-            <w:tcBorders>
-              <w:top w:val="single" w:sz="6" w:space="0" w:color="auto"/>
-              <w:left w:val="single" w:sz="6" w:space="0" w:color="auto"/>
-              <w:bottom w:val="single" w:sz="6" w:space="0" w:color="auto"/>
-              <w:right w:val="single" w:sz="6" w:space="0" w:color="auto"/>
-            </w:tcBorders>
-            <w:tcMar>
-              <w:top w:w="120" w:type="dxa"/>
-              <w:left w:w="180" w:type="dxa"/>
-              <w:bottom w:w="120" w:type="dxa"/>
-              <w:right w:w="180" w:type="dxa"/>
-            </w:tcMar>
-            <w:vAlign w:val="center"/>
-            <w:hideMark/>
-          </w:tcPr>
-          <w:p>
-            <w:r>
-              <w:t>RECOVERING...</w:t>
-            </w:r>
-          </w:p>
-        </w:tc>
-        <w:tc>
-          <w:tcPr>
-            <w:tcW w:w="0" w:type="auto"/>
-            <w:tcBorders>
-              <w:top w:val="single" w:sz="6" w:space="0" w:color="auto"/>
-              <w:left w:val="single" w:sz="6" w:space="0" w:color="auto"/>
-              <w:bottom w:val="single" w:sz="6" w:space="0" w:color="auto"/>
-              <w:right w:val="single" w:sz="6" w:space="0" w:color="auto"/>
-            </w:tcBorders>
-            <w:tcMar>
-              <w:top w:w="120" w:type="dxa"/>
-              <w:left w:w="180" w:type="dxa"/>
-              <w:bottom w:w="120" w:type="dxa"/>
-              <w:right w:w="180" w:type="dxa"/>
-            </w:tcMar>
-            <w:vAlign w:val="center"/>
-            <w:hideMark/>
-          </w:tcPr>
-          <w:p>
-            <w:r>
-              <w:t xml:space="preserve">Searching Line... </w:t>
-            </w:r>
-          </w:p>
-          <w:p>
-            <w:r>
-              <w:br/>
-            </w:r>
-          </w:p>
-          <w:p>
-            <w:r>
-              <w:t>Step: [1/2/3]</w:t>
-            </w:r>
-          </w:p>
-        </w:tc>
-      </w:tr>
-    </w:tbl>
-    <w:p>
-      <w:pPr>
-        <w:rPr>
-          <w:b/>
-          <w:bCs/>
-        </w:rPr>
-      </w:pPr>
-      <w:r>
-        <w:rPr>
-          <w:b/>
-          <w:bCs/>
-        </w:rPr>
-        <w:t>III. Sơ đồ luồng dữ liệu giữa 2 ESP</w:t>
-      </w:r>
-    </w:p>
-    <w:p>
-      <w:r>
-        <w:t>Để hệ thống chạy đúng yêu cầu, luồng giao tiếp ESP-Now cần được phân cấp như sau:</w:t>
-      </w:r>
-    </w:p>
-    <w:p>
-      <w:pPr>
-        <w:numPr>
-          <w:ilvl w:val="0"/>
-          <w:numId w:val="15"/>
-        </w:numPr>
-      </w:pPr>
-      <w:r>
-        <w:rPr>
-          <w:b/>
-          <w:bCs/>
-        </w:rPr>
-        <w:t>Master -&gt; Slave:</w:t>
-      </w:r>
-      <w:r>
-        <w:t xml:space="preserve"> Gửi Velocity (vX, vY, vR) và Command (Mode_ID).</w:t>
-      </w:r>
-    </w:p>
-    <w:p>
-      <w:pPr>
-        <w:numPr>
-          <w:ilvl w:val="0"/>
-          <w:numId w:val="15"/>
-        </w:numPr>
-      </w:pPr>
-      <w:r>
-        <w:rPr>
-          <w:b/>
-          <w:bCs/>
-        </w:rPr>
-        <w:lastRenderedPageBreak/>
-        <w:t>Slave -&gt; Master:</w:t>
-      </w:r>
-      <w:r>
-        <w:t xml:space="preserve"> Gửi RFID_UID, Line_Status (In/Out), và Encoder_Data (nếu có).</w:t>
-      </w:r>
-    </w:p>
-    <w:p>
-      <w:pPr>
-        <w:pStyle w:val="ListParagraph"/>
-        <w:numPr>
-          <w:ilvl w:val="0"/>
-          <w:numId w:val="15"/>
-        </w:numPr>
-        <w:spacing w:after="100" w:afterAutospacing="1" w:line="240" w:lineRule="auto"/>
-        <w:rPr>
-          <w:rFonts w:ascii="Arial" w:eastAsia="Times New Roman" w:hAnsi="Arial" w:cs="Arial"/>
-          <w:kern w:val="0"/>
-          <w:lang w:eastAsia="vi-VN"/>
-          <w14:ligatures w14:val="none"/>
-        </w:rPr>
-      </w:pPr>
-      <w:r>
-        <w:rPr>
-          <w:rFonts w:ascii="Arial" w:eastAsia="Times New Roman" w:hAnsi="Arial" w:cs="Arial"/>
-          <w:b/>
-          <w:bCs/>
-          <w:kern w:val="0"/>
-          <w:lang w:eastAsia="vi-VN"/>
-          <w14:ligatures w14:val="none"/>
-        </w:rPr>
-        <w:t>Công thức điều khiển trượt ngang (Strafe) cho Master:</w:t>
-      </w:r>
-    </w:p>
-    <w:p>
-      <w:pPr>
-        <w:pStyle w:val="ListParagraph"/>
-        <w:numPr>
-          <w:ilvl w:val="0"/>
-          <w:numId w:val="15"/>
-        </w:numPr>
-        <w:spacing w:after="100" w:afterAutospacing="1" w:line="240" w:lineRule="auto"/>
-        <w:rPr>
-          <w:rFonts w:ascii="Arial" w:eastAsia="Times New Roman" w:hAnsi="Arial" w:cs="Arial"/>
-          <w:kern w:val="0"/>
-          <w:lang w:eastAsia="vi-VN"/>
-          <w14:ligatures w14:val="none"/>
-        </w:rPr>
-      </w:pPr>
-      <w:r>
-        <w:rPr>
-          <w:rFonts w:ascii="Arial" w:eastAsia="Times New Roman" w:hAnsi="Arial" w:cs="Arial"/>
-          <w:kern w:val="0"/>
-          <w:lang w:eastAsia="vi-VN"/>
-          <w14:ligatures w14:val="none"/>
-        </w:rPr>
-        <w:t>Khi HuskyLens trả về tọa độ $x_{target}$ (tâm vật thể), sai số $e = x_{center} - x_{target}$. Tốc độ trượt ngang $V_y$ sẽ là:</w:t>
-      </w:r>
-    </w:p>
-    <w:p>
-      <w:pPr>
-        <w:pStyle w:val="ListParagraph"/>
-        <w:numPr>
-          <w:ilvl w:val="0"/>
-          <w:numId w:val="15"/>
-        </w:numPr>
-        <w:spacing w:after="0" w:line="240" w:lineRule="auto"/>
-        <w:rPr>
-          <w:rFonts w:ascii="Arial" w:eastAsia="Times New Roman" w:hAnsi="Arial" w:cs="Arial"/>
-          <w:kern w:val="0"/>
-          <w:lang w:eastAsia="vi-VN"/>
-          <w14:ligatures w14:val="none"/>
-        </w:rPr>
-      </w:pPr>
-      <w:r>
-        <w:rPr>
-          <w:rFonts w:ascii="Arial" w:eastAsia="Times New Roman" w:hAnsi="Arial" w:cs="Arial"/>
-          <w:kern w:val="0"/>
-          <w:lang w:eastAsia="vi-VN"/>
-          <w14:ligatures w14:val="none"/>
-        </w:rPr>
-        <w:t>$$V_y = K_p \cdot e + K_d \cdot \frac{de}{dt}$$</w:t>
-      </w:r>
-    </w:p>
-    <w:p>
-      <w:pPr>
-        <w:pStyle w:val="ListParagraph"/>
-        <w:numPr>
-          <w:ilvl w:val="0"/>
-          <w:numId w:val="15"/>
-        </w:numPr>
-        <w:spacing w:after="100" w:afterAutospacing="1" w:line="240" w:lineRule="auto"/>
-        <w:rPr>
-          <w:rFonts w:ascii="Arial" w:eastAsia="Times New Roman" w:hAnsi="Arial" w:cs="Arial"/>
-          <w:kern w:val="0"/>
-          <w:lang w:eastAsia="vi-VN"/>
-          <w14:ligatures w14:val="none"/>
-        </w:rPr>
-      </w:pPr>
-      <w:r>
-        <w:rPr>
-          <w:rFonts w:ascii="Arial" w:eastAsia="Times New Roman" w:hAnsi="Arial" w:cs="Arial"/>
-          <w:i/>
-          <w:iCs/>
-          <w:kern w:val="0"/>
-          <w:lang w:eastAsia="vi-VN"/>
-          <w14:ligatures w14:val="none"/>
-        </w:rPr>
-        <w:t>(Bạn chỉ cần gửi giá trị $V_y$ này xuống Slave qua ESP-Now).</w:t>
       </w:r>
     </w:p>
     <w:p/>
@@ -6569,6 +3196,7 @@
   <w:style w:type="character" w:default="1" w:styleId="DefaultParagraphFont">
     <w:name w:val="Default Paragraph Font"/>
     <w:uiPriority w:val="1"/>
+    <w:semiHidden/>
     <w:unhideWhenUsed/>
   </w:style>
   <w:style w:type="table" w:default="1" w:styleId="TableNormal">
